--- a/Documento de AnteProyecto.docx
+++ b/Documento de AnteProyecto.docx
@@ -714,6 +714,7 @@
     <w:p>
       <w:pPr>
         <w:spacing w:after="80" w:line="360" w:lineRule="auto"/>
+        <w:jc w:val="center"/>
         <w:rPr>
           <w:rFonts w:ascii="Times New Roman" w:eastAsia="Calibri" w:hAnsi="Times New Roman" w:cs="Times New Roman"/>
           <w:sz w:val="19"/>
@@ -730,21 +731,18 @@
           <w:szCs w:val="19"/>
         </w:rPr>
       </w:pPr>
-    </w:p>
-    <w:p>
-      <w:pPr>
-        <w:spacing w:after="80" w:line="360" w:lineRule="auto"/>
+      <w:r>
         <w:rPr>
           <w:rFonts w:ascii="Times New Roman" w:eastAsia="Calibri" w:hAnsi="Times New Roman" w:cs="Times New Roman"/>
           <w:sz w:val="19"/>
           <w:szCs w:val="19"/>
         </w:rPr>
-      </w:pPr>
+        <w:t xml:space="preserve">Nota: por el peso del proyecto este se ha alojado en un archivo comprimido 7z en drive. </w:t>
+      </w:r>
     </w:p>
     <w:p>
       <w:pPr>
         <w:spacing w:after="80" w:line="360" w:lineRule="auto"/>
-        <w:jc w:val="center"/>
         <w:rPr>
           <w:rFonts w:ascii="Times New Roman" w:eastAsia="Calibri" w:hAnsi="Times New Roman" w:cs="Times New Roman"/>
           <w:sz w:val="19"/>
@@ -757,8 +755,68 @@
         <w:spacing w:after="80" w:line="360" w:lineRule="auto"/>
         <w:rPr>
           <w:rFonts w:ascii="Times New Roman" w:eastAsia="Calibri" w:hAnsi="Times New Roman" w:cs="Times New Roman"/>
+          <w:sz w:val="19"/>
+          <w:szCs w:val="19"/>
+          <w:lang w:val="en-US"/>
+        </w:rPr>
+      </w:pPr>
+      <w:r>
+        <w:rPr>
+          <w:rFonts w:ascii="Times New Roman" w:eastAsia="Calibri" w:hAnsi="Times New Roman" w:cs="Times New Roman"/>
+          <w:sz w:val="19"/>
+          <w:szCs w:val="19"/>
+          <w:lang w:val="en-US"/>
+        </w:rPr>
+        <w:t>URL:</w:t>
+      </w:r>
+      <w:r>
+        <w:rPr>
+          <w:lang w:val="en-US"/>
+        </w:rPr>
+        <w:t xml:space="preserve"> </w:t>
+      </w:r>
+      <w:hyperlink r:id="rId9" w:history="1">
+        <w:r>
+          <w:rPr>
+            <w:rStyle w:val="Hipervnculo"/>
+            <w:rFonts w:ascii="Times New Roman" w:eastAsia="Calibri" w:hAnsi="Times New Roman" w:cs="Times New Roman"/>
+            <w:sz w:val="19"/>
+            <w:szCs w:val="19"/>
+            <w:lang w:val="en-US"/>
+          </w:rPr>
+          <w:t>https://drive.google.com/file/d/18SX2iV7DoZhi5IHDXG0Q6RVhX0rqwyzr/view?usp=sharing</w:t>
+        </w:r>
+      </w:hyperlink>
+      <w:r>
+        <w:rPr>
+          <w:rFonts w:ascii="Times New Roman" w:eastAsia="Calibri" w:hAnsi="Times New Roman" w:cs="Times New Roman"/>
+          <w:sz w:val="19"/>
+          <w:szCs w:val="19"/>
+          <w:lang w:val="en-US"/>
+        </w:rPr>
+        <w:t xml:space="preserve"> </w:t>
+      </w:r>
+    </w:p>
+    <w:p>
+      <w:pPr>
+        <w:spacing w:after="80" w:line="360" w:lineRule="auto"/>
+        <w:jc w:val="center"/>
+        <w:rPr>
+          <w:rFonts w:ascii="Times New Roman" w:eastAsia="Calibri" w:hAnsi="Times New Roman" w:cs="Times New Roman"/>
+          <w:sz w:val="19"/>
+          <w:szCs w:val="19"/>
+          <w:lang w:val="en-US"/>
+        </w:rPr>
+      </w:pPr>
+    </w:p>
+    <w:p>
+      <w:pPr>
+        <w:spacing w:after="80" w:line="360" w:lineRule="auto"/>
+        <w:rPr>
+          <w:rFonts w:ascii="Times New Roman" w:eastAsia="Calibri" w:hAnsi="Times New Roman" w:cs="Times New Roman"/>
           <w:sz w:val="18"/>
           <w:szCs w:val="18"/>
+          <w:lang w:val="en-US"/>
         </w:rPr>
       </w:pPr>
     </w:p>
@@ -1827,7 +1885,7 @@
           <w:lang w:val="es-SV"/>
         </w:rPr>
         <w:sectPr>
-          <w:footerReference w:type="default" r:id="rId9"/>
+          <w:footerReference w:type="default" r:id="rId10"/>
           <w:endnotePr>
             <w:numFmt w:val="decimal"/>
           </w:endnotePr>
@@ -3339,7 +3397,7 @@
                     <pic:cNvPicPr/>
                   </pic:nvPicPr>
                   <pic:blipFill>
-                    <a:blip r:embed="rId10" cstate="print">
+                    <a:blip r:embed="rId11" cstate="print">
                       <a:extLst>
                         <a:ext uri="{28A0092B-C50C-407E-A947-70E740481C1C}">
                           <a14:useLocalDpi xmlns:a14="http://schemas.microsoft.com/office/drawing/2010/main" val="0"/>
@@ -3611,13 +3669,23 @@
           <w:bCs/>
         </w:rPr>
       </w:pPr>
+      <w:proofErr w:type="gramStart"/>
       <w:r>
         <w:rPr>
           <w:rFonts w:ascii="Times New Roman" w:hAnsi="Times New Roman" w:cs="Times New Roman"/>
           <w:b/>
           <w:bCs/>
         </w:rPr>
-        <w:t xml:space="preserve">Transformación : </w:t>
+        <w:t>Transformación :</w:t>
+      </w:r>
+      <w:proofErr w:type="gramEnd"/>
+      <w:r>
+        <w:rPr>
+          <w:rFonts w:ascii="Times New Roman" w:hAnsi="Times New Roman" w:cs="Times New Roman"/>
+          <w:b/>
+          <w:bCs/>
+        </w:rPr>
+        <w:t xml:space="preserve"> </w:t>
       </w:r>
       <w:r>
         <w:rPr>
@@ -3730,6 +3798,7 @@
       <w:r>
         <w:rPr>
           <w:rFonts w:ascii="Times New Roman" w:hAnsi="Times New Roman" w:cs="Times New Roman"/>
+          <w:noProof/>
           <w:lang w:val="es-SV"/>
         </w:rPr>
         <w:drawing>
@@ -3748,7 +3817,7 @@
                     <pic:cNvPicPr/>
                   </pic:nvPicPr>
                   <pic:blipFill>
-                    <a:blip r:embed="rId11"/>
+                    <a:blip r:embed="rId12"/>
                     <a:stretch>
                       <a:fillRect/>
                     </a:stretch>
@@ -3803,6 +3872,7 @@
       <w:r>
         <w:rPr>
           <w:rFonts w:ascii="Times New Roman" w:hAnsi="Times New Roman" w:cs="Times New Roman"/>
+          <w:noProof/>
           <w:lang w:val="es-SV"/>
         </w:rPr>
         <w:drawing>
@@ -3821,7 +3891,7 @@
                     <pic:cNvPicPr/>
                   </pic:nvPicPr>
                   <pic:blipFill>
-                    <a:blip r:embed="rId12"/>
+                    <a:blip r:embed="rId13"/>
                     <a:stretch>
                       <a:fillRect/>
                     </a:stretch>
@@ -3885,6 +3955,7 @@
       <w:r>
         <w:rPr>
           <w:rFonts w:ascii="Times New Roman" w:hAnsi="Times New Roman" w:cs="Times New Roman"/>
+          <w:noProof/>
           <w:lang w:val="es-SV"/>
         </w:rPr>
         <w:drawing>
@@ -3903,7 +3974,7 @@
                     <pic:cNvPicPr/>
                   </pic:nvPicPr>
                   <pic:blipFill>
-                    <a:blip r:embed="rId13"/>
+                    <a:blip r:embed="rId14"/>
                     <a:stretch>
                       <a:fillRect/>
                     </a:stretch>
@@ -3951,6 +4022,7 @@
       <w:r>
         <w:rPr>
           <w:rFonts w:ascii="Times New Roman" w:hAnsi="Times New Roman" w:cs="Times New Roman"/>
+          <w:noProof/>
           <w:lang w:val="es-SV"/>
         </w:rPr>
         <w:drawing>
@@ -3969,7 +4041,7 @@
                     <pic:cNvPicPr/>
                   </pic:nvPicPr>
                   <pic:blipFill>
-                    <a:blip r:embed="rId14"/>
+                    <a:blip r:embed="rId15"/>
                     <a:stretch>
                       <a:fillRect/>
                     </a:stretch>
@@ -4033,6 +4105,7 @@
       <w:r>
         <w:rPr>
           <w:rFonts w:ascii="Times New Roman" w:hAnsi="Times New Roman" w:cs="Times New Roman"/>
+          <w:noProof/>
           <w:lang w:val="es-SV"/>
         </w:rPr>
         <w:drawing>
@@ -4051,7 +4124,7 @@
                     <pic:cNvPicPr/>
                   </pic:nvPicPr>
                   <pic:blipFill>
-                    <a:blip r:embed="rId15"/>
+                    <a:blip r:embed="rId16"/>
                     <a:stretch>
                       <a:fillRect/>
                     </a:stretch>
@@ -4099,6 +4172,7 @@
       <w:r>
         <w:rPr>
           <w:rFonts w:ascii="Times New Roman" w:hAnsi="Times New Roman" w:cs="Times New Roman"/>
+          <w:noProof/>
           <w:lang w:val="es-SV"/>
         </w:rPr>
         <w:drawing>
@@ -4117,7 +4191,7 @@
                     <pic:cNvPicPr/>
                   </pic:nvPicPr>
                   <pic:blipFill>
-                    <a:blip r:embed="rId16"/>
+                    <a:blip r:embed="rId17"/>
                     <a:stretch>
                       <a:fillRect/>
                     </a:stretch>
@@ -4181,6 +4255,7 @@
       <w:r>
         <w:rPr>
           <w:rFonts w:ascii="Times New Roman" w:hAnsi="Times New Roman" w:cs="Times New Roman"/>
+          <w:noProof/>
           <w:lang w:val="es-SV"/>
         </w:rPr>
         <w:drawing>
@@ -4199,7 +4274,7 @@
                     <pic:cNvPicPr/>
                   </pic:nvPicPr>
                   <pic:blipFill>
-                    <a:blip r:embed="rId17"/>
+                    <a:blip r:embed="rId18"/>
                     <a:stretch>
                       <a:fillRect/>
                     </a:stretch>
@@ -4254,6 +4329,7 @@
       <w:r>
         <w:rPr>
           <w:rFonts w:ascii="Times New Roman" w:hAnsi="Times New Roman" w:cs="Times New Roman"/>
+          <w:noProof/>
           <w:lang w:val="es-SV"/>
         </w:rPr>
         <w:drawing>
@@ -4272,7 +4348,7 @@
                     <pic:cNvPicPr/>
                   </pic:nvPicPr>
                   <pic:blipFill>
-                    <a:blip r:embed="rId18"/>
+                    <a:blip r:embed="rId19"/>
                     <a:stretch>
                       <a:fillRect/>
                     </a:stretch>
@@ -4338,6 +4414,7 @@
       <w:r>
         <w:rPr>
           <w:rFonts w:ascii="Times New Roman" w:hAnsi="Times New Roman" w:cs="Times New Roman"/>
+          <w:noProof/>
           <w:lang w:val="es-SV"/>
         </w:rPr>
         <w:drawing>
@@ -4356,7 +4433,7 @@
                     <pic:cNvPicPr/>
                   </pic:nvPicPr>
                   <pic:blipFill>
-                    <a:blip r:embed="rId19"/>
+                    <a:blip r:embed="rId20"/>
                     <a:stretch>
                       <a:fillRect/>
                     </a:stretch>
@@ -4420,6 +4497,7 @@
       <w:r>
         <w:rPr>
           <w:rFonts w:ascii="Times New Roman" w:hAnsi="Times New Roman" w:cs="Times New Roman"/>
+          <w:noProof/>
           <w:lang w:val="es-SV"/>
         </w:rPr>
         <w:drawing>
@@ -4438,7 +4516,7 @@
                     <pic:cNvPicPr/>
                   </pic:nvPicPr>
                   <pic:blipFill>
-                    <a:blip r:embed="rId20"/>
+                    <a:blip r:embed="rId21"/>
                     <a:stretch>
                       <a:fillRect/>
                     </a:stretch>
@@ -4486,6 +4564,7 @@
       <w:r>
         <w:rPr>
           <w:rFonts w:ascii="Times New Roman" w:hAnsi="Times New Roman" w:cs="Times New Roman"/>
+          <w:noProof/>
           <w:lang w:val="es-SV"/>
         </w:rPr>
         <w:drawing>
@@ -4504,7 +4583,7 @@
                     <pic:cNvPicPr/>
                   </pic:nvPicPr>
                   <pic:blipFill>
-                    <a:blip r:embed="rId21"/>
+                    <a:blip r:embed="rId22"/>
                     <a:stretch>
                       <a:fillRect/>
                     </a:stretch>
@@ -4589,7 +4668,7 @@
                     </pic:cNvPicPr>
                   </pic:nvPicPr>
                   <pic:blipFill>
-                    <a:blip r:embed="rId22">
+                    <a:blip r:embed="rId23">
                       <a:extLst>
                         <a:ext uri="{28A0092B-C50C-407E-A947-70E740481C1C}">
                           <a14:useLocalDpi xmlns:a14="http://schemas.microsoft.com/office/drawing/2010/main" val="0"/>
@@ -4741,7 +4820,7 @@
             </w:rPr>
             <w:t xml:space="preserve">Olist Store. (s.f.). Brazilian E-Commerce Public Dataset by Olist [Conjunto de datos]. Kaggle. Obtenido de </w:t>
           </w:r>
-          <w:hyperlink r:id="rId23" w:history="1">
+          <w:hyperlink r:id="rId24" w:history="1">
             <w:r>
               <w:rPr>
                 <w:rStyle w:val="Hipervnculo"/>
@@ -4799,8 +4878,8 @@
       </w:pPr>
     </w:p>
     <w:sectPr>
-      <w:headerReference w:type="default" r:id="rId24"/>
-      <w:footerReference w:type="default" r:id="rId25"/>
+      <w:headerReference w:type="default" r:id="rId25"/>
+      <w:footerReference w:type="default" r:id="rId26"/>
       <w:endnotePr>
         <w:numFmt w:val="decimal"/>
       </w:endnotePr>

--- a/Documento de AnteProyecto.docx
+++ b/Documento de AnteProyecto.docx
@@ -729,6 +729,7 @@
           <w:rFonts w:ascii="Times New Roman" w:eastAsia="Calibri" w:hAnsi="Times New Roman" w:cs="Times New Roman"/>
           <w:sz w:val="19"/>
           <w:szCs w:val="19"/>
+          <w:u w:val="single"/>
         </w:rPr>
       </w:pPr>
       <w:r>
@@ -737,7 +738,15 @@
           <w:sz w:val="19"/>
           <w:szCs w:val="19"/>
         </w:rPr>
-        <w:t xml:space="preserve">Nota: por el peso del proyecto este se ha alojado en un archivo comprimido 7z en drive. </w:t>
+        <w:t xml:space="preserve">Nota: por el peso del proyecto este se ha alojado en </w:t>
+      </w:r>
+      <w:r>
+        <w:rPr>
+          <w:rFonts w:ascii="Times New Roman" w:eastAsia="Calibri" w:hAnsi="Times New Roman" w:cs="Times New Roman"/>
+          <w:sz w:val="19"/>
+          <w:szCs w:val="19"/>
+        </w:rPr>
+        <w:t>github</w:t>
       </w:r>
     </w:p>
     <w:p>
@@ -2325,47 +2334,7 @@
           <w:szCs w:val="22"/>
           <w:lang w:val="es-ES"/>
         </w:rPr>
-        <w:t xml:space="preserve">Utilizaremos los datos públicos de </w:t>
-      </w:r>
-      <w:proofErr w:type="spellStart"/>
-      <w:r>
-        <w:rPr>
-          <w:rFonts w:ascii="Times New Roman" w:hAnsi="Times New Roman" w:cs="Times New Roman"/>
-          <w:sz w:val="22"/>
-          <w:szCs w:val="22"/>
-          <w:lang w:val="es-ES"/>
-        </w:rPr>
-        <w:t>Olist</w:t>
-      </w:r>
-      <w:proofErr w:type="spellEnd"/>
-      <w:r>
-        <w:rPr>
-          <w:rFonts w:ascii="Times New Roman" w:hAnsi="Times New Roman" w:cs="Times New Roman"/>
-          <w:sz w:val="22"/>
-          <w:szCs w:val="22"/>
-          <w:lang w:val="es-ES"/>
-        </w:rPr>
-        <w:t xml:space="preserve"> disponibles en </w:t>
-      </w:r>
-      <w:proofErr w:type="spellStart"/>
-      <w:r>
-        <w:rPr>
-          <w:rFonts w:ascii="Times New Roman" w:hAnsi="Times New Roman" w:cs="Times New Roman"/>
-          <w:sz w:val="22"/>
-          <w:szCs w:val="22"/>
-          <w:lang w:val="es-ES"/>
-        </w:rPr>
-        <w:t>Kaggle</w:t>
-      </w:r>
-      <w:proofErr w:type="spellEnd"/>
-      <w:r>
-        <w:rPr>
-          <w:rFonts w:ascii="Times New Roman" w:hAnsi="Times New Roman" w:cs="Times New Roman"/>
-          <w:sz w:val="22"/>
-          <w:szCs w:val="22"/>
-          <w:lang w:val="es-ES"/>
-        </w:rPr>
-        <w:t>. Esta información está organizada en archivos CSV que cubren diferentes aspectos del negocio:</w:t>
+        <w:t>Utilizaremos los datos públicos de Olist disponibles en Kaggle. Esta información está organizada en archivos CSV que cubren diferentes aspectos del negocio:</w:t>
       </w:r>
     </w:p>
     <w:p>
@@ -2970,7 +2939,6 @@
           <w:lang w:val="es-ES"/>
         </w:rPr>
       </w:pPr>
-      <w:proofErr w:type="spellStart"/>
       <w:r>
         <w:rPr>
           <w:rFonts w:ascii="Times New Roman" w:hAnsi="Times New Roman" w:cs="Times New Roman"/>
@@ -2980,30 +2948,17 @@
           <w:szCs w:val="22"/>
           <w:lang w:val="es-ES"/>
         </w:rPr>
-        <w:t>Fact_Ventas_y_Logistica</w:t>
-      </w:r>
-      <w:proofErr w:type="spellEnd"/>
-      <w:r>
-        <w:rPr>
-          <w:rFonts w:ascii="Times New Roman" w:hAnsi="Times New Roman" w:cs="Times New Roman"/>
-          <w:b/>
-          <w:bCs/>
+        <w:t>Fact_Ventas_y_Logistica:</w:t>
+      </w:r>
+      <w:r>
+        <w:rPr>
+          <w:rFonts w:ascii="Times New Roman" w:hAnsi="Times New Roman" w:cs="Times New Roman"/>
           <w:sz w:val="22"/>
           <w:szCs w:val="22"/>
           <w:lang w:val="es-ES"/>
         </w:rPr>
-        <w:t>:</w:t>
-      </w:r>
-      <w:r>
-        <w:rPr>
-          <w:rFonts w:ascii="Times New Roman" w:hAnsi="Times New Roman" w:cs="Times New Roman"/>
-          <w:sz w:val="22"/>
-          <w:szCs w:val="22"/>
-          <w:lang w:val="es-ES"/>
-        </w:rPr>
         <w:t xml:space="preserve"> Almacena la granularidad por línea de detalle de orden. Contiene las llaves foráneas y métricas calculadas como: </w:t>
       </w:r>
-      <w:proofErr w:type="spellStart"/>
       <w:r>
         <w:rPr>
           <w:rFonts w:ascii="Times New Roman" w:hAnsi="Times New Roman" w:cs="Times New Roman"/>
@@ -3015,7 +2970,6 @@
         </w:rPr>
         <w:t>Precio_Producto</w:t>
       </w:r>
-      <w:proofErr w:type="spellEnd"/>
       <w:r>
         <w:rPr>
           <w:rFonts w:ascii="Times New Roman" w:hAnsi="Times New Roman" w:cs="Times New Roman"/>
@@ -3025,7 +2979,6 @@
         </w:rPr>
         <w:t xml:space="preserve">, </w:t>
       </w:r>
-      <w:proofErr w:type="spellStart"/>
       <w:r>
         <w:rPr>
           <w:rFonts w:ascii="Times New Roman" w:hAnsi="Times New Roman" w:cs="Times New Roman"/>
@@ -3037,7 +2990,6 @@
         </w:rPr>
         <w:t>Valor_Flete</w:t>
       </w:r>
-      <w:proofErr w:type="spellEnd"/>
       <w:r>
         <w:rPr>
           <w:rFonts w:ascii="Times New Roman" w:hAnsi="Times New Roman" w:cs="Times New Roman"/>
@@ -3047,7 +2999,6 @@
         </w:rPr>
         <w:t xml:space="preserve">, </w:t>
       </w:r>
-      <w:proofErr w:type="spellStart"/>
       <w:r>
         <w:rPr>
           <w:rFonts w:ascii="Times New Roman" w:hAnsi="Times New Roman" w:cs="Times New Roman"/>
@@ -3059,7 +3010,6 @@
         </w:rPr>
         <w:t>Monto_Total_Linea</w:t>
       </w:r>
-      <w:proofErr w:type="spellEnd"/>
       <w:r>
         <w:rPr>
           <w:rFonts w:ascii="Times New Roman" w:hAnsi="Times New Roman" w:cs="Times New Roman"/>
@@ -3069,7 +3019,6 @@
         </w:rPr>
         <w:t xml:space="preserve">, </w:t>
       </w:r>
-      <w:proofErr w:type="spellStart"/>
       <w:r>
         <w:rPr>
           <w:rFonts w:ascii="Times New Roman" w:hAnsi="Times New Roman" w:cs="Times New Roman"/>
@@ -3081,7 +3030,6 @@
         </w:rPr>
         <w:t>Dias_Despacho_Vendedor</w:t>
       </w:r>
-      <w:proofErr w:type="spellEnd"/>
       <w:r>
         <w:rPr>
           <w:rFonts w:ascii="Times New Roman" w:hAnsi="Times New Roman" w:cs="Times New Roman"/>
@@ -3091,7 +3039,6 @@
         </w:rPr>
         <w:t xml:space="preserve">, </w:t>
       </w:r>
-      <w:proofErr w:type="spellStart"/>
       <w:r>
         <w:rPr>
           <w:rFonts w:ascii="Times New Roman" w:hAnsi="Times New Roman" w:cs="Times New Roman"/>
@@ -3103,7 +3050,6 @@
         </w:rPr>
         <w:t>Dias_Total_Entrega</w:t>
       </w:r>
-      <w:proofErr w:type="spellEnd"/>
       <w:r>
         <w:rPr>
           <w:rFonts w:ascii="Times New Roman" w:hAnsi="Times New Roman" w:cs="Times New Roman"/>
@@ -3113,7 +3059,6 @@
         </w:rPr>
         <w:t xml:space="preserve"> y el indicador </w:t>
       </w:r>
-      <w:proofErr w:type="spellStart"/>
       <w:r>
         <w:rPr>
           <w:rFonts w:ascii="Times New Roman" w:hAnsi="Times New Roman" w:cs="Times New Roman"/>
@@ -3125,7 +3070,6 @@
         </w:rPr>
         <w:t>Es_Entrega_Tardia</w:t>
       </w:r>
-      <w:proofErr w:type="spellEnd"/>
       <w:r>
         <w:rPr>
           <w:rFonts w:ascii="Times New Roman" w:hAnsi="Times New Roman" w:cs="Times New Roman"/>
@@ -3189,7 +3133,6 @@
           <w:lang w:val="es-ES"/>
         </w:rPr>
       </w:pPr>
-      <w:proofErr w:type="spellStart"/>
       <w:r>
         <w:rPr>
           <w:rFonts w:ascii="Times New Roman" w:hAnsi="Times New Roman" w:cs="Times New Roman"/>
@@ -3199,19 +3142,7 @@
           <w:szCs w:val="22"/>
           <w:lang w:val="es-ES"/>
         </w:rPr>
-        <w:t>Dim_Cliente</w:t>
-      </w:r>
-      <w:proofErr w:type="spellEnd"/>
-      <w:r>
-        <w:rPr>
-          <w:rFonts w:ascii="Times New Roman" w:hAnsi="Times New Roman" w:cs="Times New Roman"/>
-          <w:b/>
-          <w:bCs/>
-          <w:sz w:val="22"/>
-          <w:szCs w:val="22"/>
-          <w:lang w:val="es-ES"/>
-        </w:rPr>
-        <w:t>:</w:t>
+        <w:t>Dim_Cliente:</w:t>
       </w:r>
       <w:r>
         <w:rPr>
@@ -3236,7 +3167,6 @@
           <w:lang w:val="es-ES"/>
         </w:rPr>
       </w:pPr>
-      <w:proofErr w:type="spellStart"/>
       <w:r>
         <w:rPr>
           <w:rFonts w:ascii="Times New Roman" w:hAnsi="Times New Roman" w:cs="Times New Roman"/>
@@ -3246,19 +3176,7 @@
           <w:szCs w:val="22"/>
           <w:lang w:val="es-ES"/>
         </w:rPr>
-        <w:t>Dim_Vendedor</w:t>
-      </w:r>
-      <w:proofErr w:type="spellEnd"/>
-      <w:r>
-        <w:rPr>
-          <w:rFonts w:ascii="Times New Roman" w:hAnsi="Times New Roman" w:cs="Times New Roman"/>
-          <w:b/>
-          <w:bCs/>
-          <w:sz w:val="22"/>
-          <w:szCs w:val="22"/>
-          <w:lang w:val="es-ES"/>
-        </w:rPr>
-        <w:t>:</w:t>
+        <w:t>Dim_Vendedor:</w:t>
       </w:r>
       <w:r>
         <w:rPr>
@@ -3283,7 +3201,6 @@
           <w:lang w:val="es-ES"/>
         </w:rPr>
       </w:pPr>
-      <w:proofErr w:type="spellStart"/>
       <w:r>
         <w:rPr>
           <w:rFonts w:ascii="Times New Roman" w:hAnsi="Times New Roman" w:cs="Times New Roman"/>
@@ -3293,19 +3210,7 @@
           <w:szCs w:val="22"/>
           <w:lang w:val="es-ES"/>
         </w:rPr>
-        <w:t>Dim_Producto</w:t>
-      </w:r>
-      <w:proofErr w:type="spellEnd"/>
-      <w:r>
-        <w:rPr>
-          <w:rFonts w:ascii="Times New Roman" w:hAnsi="Times New Roman" w:cs="Times New Roman"/>
-          <w:b/>
-          <w:bCs/>
-          <w:sz w:val="22"/>
-          <w:szCs w:val="22"/>
-          <w:lang w:val="es-ES"/>
-        </w:rPr>
-        <w:t>:</w:t>
+        <w:t>Dim_Producto:</w:t>
       </w:r>
       <w:r>
         <w:rPr>
@@ -3330,7 +3235,6 @@
           <w:lang w:val="es-ES"/>
         </w:rPr>
       </w:pPr>
-      <w:proofErr w:type="spellStart"/>
       <w:r>
         <w:rPr>
           <w:rFonts w:ascii="Times New Roman" w:hAnsi="Times New Roman" w:cs="Times New Roman"/>
@@ -3340,19 +3244,7 @@
           <w:szCs w:val="22"/>
           <w:lang w:val="es-ES"/>
         </w:rPr>
-        <w:t>Dim_Tiempo</w:t>
-      </w:r>
-      <w:proofErr w:type="spellEnd"/>
-      <w:r>
-        <w:rPr>
-          <w:rFonts w:ascii="Times New Roman" w:hAnsi="Times New Roman" w:cs="Times New Roman"/>
-          <w:b/>
-          <w:bCs/>
-          <w:sz w:val="22"/>
-          <w:szCs w:val="22"/>
-          <w:lang w:val="es-ES"/>
-        </w:rPr>
-        <w:t>:</w:t>
+        <w:t>Dim_Tiempo:</w:t>
       </w:r>
       <w:r>
         <w:rPr>
@@ -3498,19 +3390,8 @@
           <w:szCs w:val="22"/>
           <w:lang w:val="es-SV"/>
         </w:rPr>
-        <w:t xml:space="preserve">Fuente: </w:t>
-      </w:r>
-      <w:proofErr w:type="spellStart"/>
-      <w:r>
-        <w:rPr>
-          <w:rFonts w:ascii="Times New Roman" w:hAnsi="Times New Roman" w:cs="Times New Roman"/>
-          <w:sz w:val="22"/>
-          <w:szCs w:val="22"/>
-          <w:lang w:val="es-SV"/>
-        </w:rPr>
-        <w:t>Olist</w:t>
-      </w:r>
-      <w:proofErr w:type="spellEnd"/>
+        <w:t>Fuente: Olist</w:t>
+      </w:r>
       <w:r>
         <w:rPr>
           <w:rFonts w:ascii="Times New Roman" w:hAnsi="Times New Roman" w:cs="Times New Roman"/>
@@ -3669,23 +3550,13 @@
           <w:bCs/>
         </w:rPr>
       </w:pPr>
-      <w:proofErr w:type="gramStart"/>
       <w:r>
         <w:rPr>
           <w:rFonts w:ascii="Times New Roman" w:hAnsi="Times New Roman" w:cs="Times New Roman"/>
           <w:b/>
           <w:bCs/>
         </w:rPr>
-        <w:t>Transformación :</w:t>
-      </w:r>
-      <w:proofErr w:type="gramEnd"/>
-      <w:r>
-        <w:rPr>
-          <w:rFonts w:ascii="Times New Roman" w:hAnsi="Times New Roman" w:cs="Times New Roman"/>
-          <w:b/>
-          <w:bCs/>
-        </w:rPr>
-        <w:t xml:space="preserve"> </w:t>
+        <w:t xml:space="preserve">Transformación : </w:t>
       </w:r>
       <w:r>
         <w:rPr>
@@ -4391,17 +4262,8 @@
           <w:rFonts w:ascii="Times New Roman" w:hAnsi="Times New Roman" w:cs="Times New Roman"/>
           <w:lang w:val="es-SV"/>
         </w:rPr>
-        <w:t xml:space="preserve">Análisis de datos de </w:t>
-      </w:r>
-      <w:proofErr w:type="spellStart"/>
-      <w:r>
-        <w:rPr>
-          <w:rFonts w:ascii="Times New Roman" w:hAnsi="Times New Roman" w:cs="Times New Roman"/>
-          <w:lang w:val="es-SV"/>
-        </w:rPr>
-        <w:t>item</w:t>
-      </w:r>
-      <w:proofErr w:type="spellEnd"/>
+        <w:t>Análisis de datos de item</w:t>
+      </w:r>
     </w:p>
     <w:p>
       <w:pPr>

--- a/Documento de AnteProyecto.docx
+++ b/Documento de AnteProyecto.docx
@@ -784,39 +784,12 @@
         </w:rPr>
         <w:t xml:space="preserve"> </w:t>
       </w:r>
-      <w:hyperlink r:id="rId9" w:history="1">
-        <w:r>
-          <w:rPr>
-            <w:rStyle w:val="Hipervnculo"/>
-            <w:rFonts w:ascii="Times New Roman" w:eastAsia="Calibri" w:hAnsi="Times New Roman" w:cs="Times New Roman"/>
-            <w:sz w:val="19"/>
-            <w:szCs w:val="19"/>
-            <w:lang w:val="en-US"/>
-          </w:rPr>
-          <w:t>https://drive.google.com/file/d/18SX2iV7DoZhi5IHDXG0Q6RVhX0rqwyzr/view?usp=sharing</w:t>
-        </w:r>
-      </w:hyperlink>
-      <w:r>
-        <w:rPr>
-          <w:rFonts w:ascii="Times New Roman" w:eastAsia="Calibri" w:hAnsi="Times New Roman" w:cs="Times New Roman"/>
-          <w:sz w:val="19"/>
-          <w:szCs w:val="19"/>
+      <w:r>
+        <w:rPr>
           <w:lang w:val="en-US"/>
         </w:rPr>
-        <w:t xml:space="preserve"> </w:t>
-      </w:r>
-    </w:p>
-    <w:p>
-      <w:pPr>
-        <w:spacing w:after="80" w:line="360" w:lineRule="auto"/>
-        <w:jc w:val="center"/>
-        <w:rPr>
-          <w:rFonts w:ascii="Times New Roman" w:eastAsia="Calibri" w:hAnsi="Times New Roman" w:cs="Times New Roman"/>
-          <w:sz w:val="19"/>
-          <w:szCs w:val="19"/>
-          <w:lang w:val="en-US"/>
-        </w:rPr>
-      </w:pPr>
+        <w:t>https://github.com/EAcosta10/DMD104_G01T_2026</w:t>
+      </w:r>
     </w:p>
     <w:p>
       <w:pPr>
@@ -1894,7 +1867,7 @@
           <w:lang w:val="es-SV"/>
         </w:rPr>
         <w:sectPr>
-          <w:footerReference w:type="default" r:id="rId10"/>
+          <w:footerReference w:type="default" r:id="rId9"/>
           <w:endnotePr>
             <w:numFmt w:val="decimal"/>
           </w:endnotePr>
@@ -3289,7 +3262,7 @@
                     <pic:cNvPicPr/>
                   </pic:nvPicPr>
                   <pic:blipFill>
-                    <a:blip r:embed="rId11" cstate="print">
+                    <a:blip r:embed="rId10" cstate="print">
                       <a:extLst>
                         <a:ext uri="{28A0092B-C50C-407E-A947-70E740481C1C}">
                           <a14:useLocalDpi xmlns:a14="http://schemas.microsoft.com/office/drawing/2010/main" val="0"/>
@@ -3688,7 +3661,7 @@
                     <pic:cNvPicPr/>
                   </pic:nvPicPr>
                   <pic:blipFill>
-                    <a:blip r:embed="rId12"/>
+                    <a:blip r:embed="rId11"/>
                     <a:stretch>
                       <a:fillRect/>
                     </a:stretch>
@@ -3762,7 +3735,7 @@
                     <pic:cNvPicPr/>
                   </pic:nvPicPr>
                   <pic:blipFill>
-                    <a:blip r:embed="rId13"/>
+                    <a:blip r:embed="rId12"/>
                     <a:stretch>
                       <a:fillRect/>
                     </a:stretch>
@@ -3845,7 +3818,7 @@
                     <pic:cNvPicPr/>
                   </pic:nvPicPr>
                   <pic:blipFill>
-                    <a:blip r:embed="rId14"/>
+                    <a:blip r:embed="rId13"/>
                     <a:stretch>
                       <a:fillRect/>
                     </a:stretch>
@@ -3912,7 +3885,7 @@
                     <pic:cNvPicPr/>
                   </pic:nvPicPr>
                   <pic:blipFill>
-                    <a:blip r:embed="rId15"/>
+                    <a:blip r:embed="rId14"/>
                     <a:stretch>
                       <a:fillRect/>
                     </a:stretch>
@@ -3995,7 +3968,7 @@
                     <pic:cNvPicPr/>
                   </pic:nvPicPr>
                   <pic:blipFill>
-                    <a:blip r:embed="rId16"/>
+                    <a:blip r:embed="rId15"/>
                     <a:stretch>
                       <a:fillRect/>
                     </a:stretch>
@@ -4062,7 +4035,7 @@
                     <pic:cNvPicPr/>
                   </pic:nvPicPr>
                   <pic:blipFill>
-                    <a:blip r:embed="rId17"/>
+                    <a:blip r:embed="rId16"/>
                     <a:stretch>
                       <a:fillRect/>
                     </a:stretch>
@@ -4145,7 +4118,7 @@
                     <pic:cNvPicPr/>
                   </pic:nvPicPr>
                   <pic:blipFill>
-                    <a:blip r:embed="rId18"/>
+                    <a:blip r:embed="rId17"/>
                     <a:stretch>
                       <a:fillRect/>
                     </a:stretch>
@@ -4219,7 +4192,7 @@
                     <pic:cNvPicPr/>
                   </pic:nvPicPr>
                   <pic:blipFill>
-                    <a:blip r:embed="rId19"/>
+                    <a:blip r:embed="rId18"/>
                     <a:stretch>
                       <a:fillRect/>
                     </a:stretch>
@@ -4295,7 +4268,7 @@
                     <pic:cNvPicPr/>
                   </pic:nvPicPr>
                   <pic:blipFill>
-                    <a:blip r:embed="rId20"/>
+                    <a:blip r:embed="rId19"/>
                     <a:stretch>
                       <a:fillRect/>
                     </a:stretch>
@@ -4378,7 +4351,7 @@
                     <pic:cNvPicPr/>
                   </pic:nvPicPr>
                   <pic:blipFill>
-                    <a:blip r:embed="rId21"/>
+                    <a:blip r:embed="rId20"/>
                     <a:stretch>
                       <a:fillRect/>
                     </a:stretch>
@@ -4445,7 +4418,7 @@
                     <pic:cNvPicPr/>
                   </pic:nvPicPr>
                   <pic:blipFill>
-                    <a:blip r:embed="rId22"/>
+                    <a:blip r:embed="rId21"/>
                     <a:stretch>
                       <a:fillRect/>
                     </a:stretch>
@@ -4530,7 +4503,7 @@
                     </pic:cNvPicPr>
                   </pic:nvPicPr>
                   <pic:blipFill>
-                    <a:blip r:embed="rId23">
+                    <a:blip r:embed="rId22">
                       <a:extLst>
                         <a:ext uri="{28A0092B-C50C-407E-A947-70E740481C1C}">
                           <a14:useLocalDpi xmlns:a14="http://schemas.microsoft.com/office/drawing/2010/main" val="0"/>
@@ -4682,7 +4655,7 @@
             </w:rPr>
             <w:t xml:space="preserve">Olist Store. (s.f.). Brazilian E-Commerce Public Dataset by Olist [Conjunto de datos]. Kaggle. Obtenido de </w:t>
           </w:r>
-          <w:hyperlink r:id="rId24" w:history="1">
+          <w:hyperlink r:id="rId23" w:history="1">
             <w:r>
               <w:rPr>
                 <w:rStyle w:val="Hipervnculo"/>
@@ -4740,8 +4713,8 @@
       </w:pPr>
     </w:p>
     <w:sectPr>
-      <w:headerReference w:type="default" r:id="rId25"/>
-      <w:footerReference w:type="default" r:id="rId26"/>
+      <w:headerReference w:type="default" r:id="rId24"/>
+      <w:footerReference w:type="default" r:id="rId25"/>
       <w:endnotePr>
         <w:numFmt w:val="decimal"/>
       </w:endnotePr>

--- a/Documento de AnteProyecto.docx
+++ b/Documento de AnteProyecto.docx
@@ -174,6 +174,15 @@
           <w:szCs w:val="19"/>
         </w:rPr>
       </w:pPr>
+      <w:r>
+        <w:rPr>
+          <w:rFonts w:ascii="Times New Roman" w:eastAsia="Calibri" w:hAnsi="Times New Roman" w:cs="Times New Roman"/>
+          <w:b/>
+          <w:sz w:val="19"/>
+          <w:szCs w:val="19"/>
+        </w:rPr>
+        <w:t>FASE I &amp; FASE II</w:t>
+      </w:r>
     </w:p>
     <w:p>
       <w:pPr>
@@ -840,7 +849,7 @@
           <w:sz w:val="19"/>
           <w:szCs w:val="19"/>
         </w:rPr>
-        <w:t>10</w:t>
+        <w:t>1</w:t>
       </w:r>
       <w:r>
         <w:rPr>
@@ -849,7 +858,7 @@
           <w:sz w:val="19"/>
           <w:szCs w:val="19"/>
         </w:rPr>
-        <w:t xml:space="preserve"> DE </w:t>
+        <w:t xml:space="preserve">4 </w:t>
       </w:r>
       <w:r>
         <w:rPr>
@@ -858,8 +867,9 @@
           <w:sz w:val="19"/>
           <w:szCs w:val="19"/>
         </w:rPr>
-        <w:t>AGOSTO</w:t>
-      </w:r>
+        <w:t xml:space="preserve">DE </w:t>
+      </w:r>
+      <w:proofErr w:type="gramStart"/>
       <w:r>
         <w:rPr>
           <w:rFonts w:ascii="Times New Roman" w:eastAsia="Calibri" w:hAnsi="Times New Roman" w:cs="Times New Roman"/>
@@ -867,7 +877,7 @@
           <w:sz w:val="19"/>
           <w:szCs w:val="19"/>
         </w:rPr>
-        <w:t xml:space="preserve"> DE 2</w:t>
+        <w:t xml:space="preserve">SEPTIEMBRE </w:t>
       </w:r>
       <w:r>
         <w:rPr>
@@ -876,13 +886,41 @@
           <w:sz w:val="19"/>
           <w:szCs w:val="19"/>
         </w:rPr>
+        <w:t xml:space="preserve"> DE</w:t>
+      </w:r>
+      <w:proofErr w:type="gramEnd"/>
+      <w:r>
+        <w:rPr>
+          <w:rFonts w:ascii="Times New Roman" w:eastAsia="Calibri" w:hAnsi="Times New Roman" w:cs="Times New Roman"/>
+          <w:b/>
+          <w:sz w:val="19"/>
+          <w:szCs w:val="19"/>
+        </w:rPr>
+        <w:t xml:space="preserve"> 2</w:t>
+      </w:r>
+      <w:r>
+        <w:rPr>
+          <w:rFonts w:ascii="Times New Roman" w:eastAsia="Calibri" w:hAnsi="Times New Roman" w:cs="Times New Roman"/>
+          <w:b/>
+          <w:sz w:val="19"/>
+          <w:szCs w:val="19"/>
+        </w:rPr>
         <w:t>026</w:t>
       </w:r>
     </w:p>
     <w:sdt>
       <w:sdtPr>
-        <w:rPr>
-          <w:rFonts w:ascii="Times New Roman" w:eastAsiaTheme="minorHAnsi" w:hAnsi="Times New Roman" w:cs="Times New Roman"/>
+        <w:id w:val="965780653"/>
+        <w:docPartObj>
+          <w:docPartGallery w:val="Table of Contents"/>
+          <w:docPartUnique/>
+        </w:docPartObj>
+      </w:sdtPr>
+      <w:sdtEndPr>
+        <w:rPr>
+          <w:rFonts w:asciiTheme="minorHAnsi" w:eastAsiaTheme="minorHAnsi" w:hAnsiTheme="minorHAnsi" w:cstheme="minorBidi"/>
+          <w:b/>
+          <w:bCs/>
           <w:color w:val="auto"/>
           <w:kern w:val="2"/>
           <w:sz w:val="24"/>
@@ -890,37 +928,14 @@
           <w:lang w:eastAsia="en-US"/>
           <w14:ligatures w14:val="standardContextual"/>
         </w:rPr>
-        <w:id w:val="-416250721"/>
-        <w:docPartObj>
-          <w:docPartGallery w:val="Table of Contents"/>
-          <w:docPartUnique/>
-        </w:docPartObj>
-      </w:sdtPr>
-      <w:sdtEndPr>
-        <w:rPr>
-          <w:b/>
-          <w:bCs/>
-        </w:rPr>
       </w:sdtEndPr>
       <w:sdtContent>
         <w:p>
           <w:pPr>
             <w:pStyle w:val="TtuloTDC"/>
-            <w:rPr>
-              <w:rFonts w:ascii="Times New Roman" w:hAnsi="Times New Roman" w:cs="Times New Roman"/>
-              <w:b/>
-              <w:bCs/>
-              <w:color w:val="auto"/>
-            </w:rPr>
           </w:pPr>
           <w:r>
-            <w:rPr>
-              <w:rFonts w:ascii="Times New Roman" w:hAnsi="Times New Roman" w:cs="Times New Roman"/>
-              <w:b/>
-              <w:bCs/>
-              <w:color w:val="auto"/>
-            </w:rPr>
-            <w:t>ÍNDICE</w:t>
+            <w:t>Contenido</w:t>
           </w:r>
         </w:p>
         <w:p>
@@ -937,24 +952,15 @@
             </w:rPr>
           </w:pPr>
           <w:r>
-            <w:rPr>
-              <w:rFonts w:ascii="Times New Roman" w:hAnsi="Times New Roman" w:cs="Times New Roman"/>
-            </w:rPr>
             <w:fldChar w:fldCharType="begin"/>
           </w:r>
           <w:r>
-            <w:rPr>
-              <w:rFonts w:ascii="Times New Roman" w:hAnsi="Times New Roman" w:cs="Times New Roman"/>
-            </w:rPr>
             <w:instrText xml:space="preserve"> TOC \o "1-3" \h \z \u </w:instrText>
           </w:r>
           <w:r>
-            <w:rPr>
-              <w:rFonts w:ascii="Times New Roman" w:hAnsi="Times New Roman" w:cs="Times New Roman"/>
-            </w:rPr>
             <w:fldChar w:fldCharType="separate"/>
           </w:r>
-          <w:hyperlink w:anchor="_Toc240282776" w:history="1">
+          <w:hyperlink w:anchor="_Toc243143072" w:history="1">
             <w:r>
               <w:rPr>
                 <w:rStyle w:val="Hipervnculo"/>
@@ -1004,7 +1010,7 @@
                 <w:noProof/>
                 <w:webHidden/>
               </w:rPr>
-              <w:instrText xml:space="preserve"> PAGEREF _Toc240282776 \h </w:instrText>
+              <w:instrText xml:space="preserve"> PAGEREF _Toc243143072 \h </w:instrText>
             </w:r>
             <w:r>
               <w:rPr>
@@ -1048,7 +1054,7 @@
               <w:lang w:val="es-SV" w:eastAsia="es-SV"/>
             </w:rPr>
           </w:pPr>
-          <w:hyperlink w:anchor="_Toc240282777" w:history="1">
+          <w:hyperlink w:anchor="_Toc243143073" w:history="1">
             <w:r>
               <w:rPr>
                 <w:rStyle w:val="Hipervnculo"/>
@@ -1098,7 +1104,7 @@
                 <w:noProof/>
                 <w:webHidden/>
               </w:rPr>
-              <w:instrText xml:space="preserve"> PAGEREF _Toc240282777 \h </w:instrText>
+              <w:instrText xml:space="preserve"> PAGEREF _Toc243143073 \h </w:instrText>
             </w:r>
             <w:r>
               <w:rPr>
@@ -1142,7 +1148,7 @@
               <w:lang w:val="es-SV" w:eastAsia="es-SV"/>
             </w:rPr>
           </w:pPr>
-          <w:hyperlink w:anchor="_Toc240282778" w:history="1">
+          <w:hyperlink w:anchor="_Toc243143074" w:history="1">
             <w:r>
               <w:rPr>
                 <w:rStyle w:val="Hipervnculo"/>
@@ -1192,7 +1198,7 @@
                 <w:noProof/>
                 <w:webHidden/>
               </w:rPr>
-              <w:instrText xml:space="preserve"> PAGEREF _Toc240282778 \h </w:instrText>
+              <w:instrText xml:space="preserve"> PAGEREF _Toc243143074 \h </w:instrText>
             </w:r>
             <w:r>
               <w:rPr>
@@ -1236,7 +1242,7 @@
               <w:lang w:val="es-SV" w:eastAsia="es-SV"/>
             </w:rPr>
           </w:pPr>
-          <w:hyperlink w:anchor="_Toc240282779" w:history="1">
+          <w:hyperlink w:anchor="_Toc243143075" w:history="1">
             <w:r>
               <w:rPr>
                 <w:rStyle w:val="Hipervnculo"/>
@@ -1286,7 +1292,7 @@
                 <w:noProof/>
                 <w:webHidden/>
               </w:rPr>
-              <w:instrText xml:space="preserve"> PAGEREF _Toc240282779 \h </w:instrText>
+              <w:instrText xml:space="preserve"> PAGEREF _Toc243143075 \h </w:instrText>
             </w:r>
             <w:r>
               <w:rPr>
@@ -1330,7 +1336,7 @@
               <w:lang w:val="es-SV" w:eastAsia="es-SV"/>
             </w:rPr>
           </w:pPr>
-          <w:hyperlink w:anchor="_Toc240282780" w:history="1">
+          <w:hyperlink w:anchor="_Toc243143076" w:history="1">
             <w:r>
               <w:rPr>
                 <w:rStyle w:val="Hipervnculo"/>
@@ -1380,7 +1386,7 @@
                 <w:noProof/>
                 <w:webHidden/>
               </w:rPr>
-              <w:instrText xml:space="preserve"> PAGEREF _Toc240282780 \h </w:instrText>
+              <w:instrText xml:space="preserve"> PAGEREF _Toc243143076 \h </w:instrText>
             </w:r>
             <w:r>
               <w:rPr>
@@ -1424,7 +1430,7 @@
               <w:lang w:val="es-SV" w:eastAsia="es-SV"/>
             </w:rPr>
           </w:pPr>
-          <w:hyperlink w:anchor="_Toc240282781" w:history="1">
+          <w:hyperlink w:anchor="_Toc243143077" w:history="1">
             <w:r>
               <w:rPr>
                 <w:rStyle w:val="Hipervnculo"/>
@@ -1473,7 +1479,7 @@
                 <w:noProof/>
                 <w:webHidden/>
               </w:rPr>
-              <w:instrText xml:space="preserve"> PAGEREF _Toc240282781 \h </w:instrText>
+              <w:instrText xml:space="preserve"> PAGEREF _Toc243143077 \h </w:instrText>
             </w:r>
             <w:r>
               <w:rPr>
@@ -1517,7 +1523,7 @@
               <w:lang w:val="es-SV" w:eastAsia="es-SV"/>
             </w:rPr>
           </w:pPr>
-          <w:hyperlink w:anchor="_Toc240282782" w:history="1">
+          <w:hyperlink w:anchor="_Toc243143078" w:history="1">
             <w:r>
               <w:rPr>
                 <w:rStyle w:val="Hipervnculo"/>
@@ -1546,29 +1552,7 @@
                 <w:noProof/>
                 <w:lang w:val="es-SV"/>
               </w:rPr>
-              <w:t>PRO</w:t>
-            </w:r>
-            <w:r>
-              <w:rPr>
-                <w:rStyle w:val="Hipervnculo"/>
-                <w:rFonts w:ascii="Times New Roman" w:hAnsi="Times New Roman" w:cs="Times New Roman"/>
-                <w:b/>
-                <w:bCs/>
-                <w:noProof/>
-                <w:lang w:val="es-SV"/>
-              </w:rPr>
-              <w:t>C</w:t>
-            </w:r>
-            <w:r>
-              <w:rPr>
-                <w:rStyle w:val="Hipervnculo"/>
-                <w:rFonts w:ascii="Times New Roman" w:hAnsi="Times New Roman" w:cs="Times New Roman"/>
-                <w:b/>
-                <w:bCs/>
-                <w:noProof/>
-                <w:lang w:val="es-SV"/>
-              </w:rPr>
-              <w:t>ESO ETL</w:t>
+              <w:t>PROCESO ETL</w:t>
             </w:r>
             <w:r>
               <w:rPr>
@@ -1589,7 +1573,7 @@
                 <w:noProof/>
                 <w:webHidden/>
               </w:rPr>
-              <w:instrText xml:space="preserve"> PAGEREF _Toc240282782 \h </w:instrText>
+              <w:instrText xml:space="preserve"> PAGEREF _Toc243143078 \h </w:instrText>
             </w:r>
             <w:r>
               <w:rPr>
@@ -1633,7 +1617,7 @@
               <w:lang w:val="es-SV" w:eastAsia="es-SV"/>
             </w:rPr>
           </w:pPr>
-          <w:hyperlink w:anchor="_Toc240282783" w:history="1">
+          <w:hyperlink w:anchor="_Toc243143079" w:history="1">
             <w:r>
               <w:rPr>
                 <w:rStyle w:val="Hipervnculo"/>
@@ -1683,7 +1667,7 @@
                 <w:noProof/>
                 <w:webHidden/>
               </w:rPr>
-              <w:instrText xml:space="preserve"> PAGEREF _Toc240282783 \h </w:instrText>
+              <w:instrText xml:space="preserve"> PAGEREF _Toc243143079 \h </w:instrText>
             </w:r>
             <w:r>
               <w:rPr>
@@ -1704,6 +1688,472 @@
                 <w:webHidden/>
               </w:rPr>
               <w:t>10</w:t>
+            </w:r>
+            <w:r>
+              <w:rPr>
+                <w:noProof/>
+                <w:webHidden/>
+              </w:rPr>
+              <w:fldChar w:fldCharType="end"/>
+            </w:r>
+          </w:hyperlink>
+        </w:p>
+        <w:p>
+          <w:pPr>
+            <w:pStyle w:val="TDC2"/>
+            <w:tabs>
+              <w:tab w:val="left" w:pos="960"/>
+              <w:tab w:val="right" w:leader="dot" w:pos="8828"/>
+            </w:tabs>
+            <w:rPr>
+              <w:rFonts w:eastAsiaTheme="minorEastAsia"/>
+              <w:noProof/>
+              <w:lang w:val="es-SV" w:eastAsia="es-SV"/>
+            </w:rPr>
+          </w:pPr>
+          <w:hyperlink w:anchor="_Toc243143080" w:history="1">
+            <w:r>
+              <w:rPr>
+                <w:rStyle w:val="Hipervnculo"/>
+                <w:rFonts w:ascii="Times New Roman" w:hAnsi="Times New Roman" w:cs="Times New Roman"/>
+                <w:b/>
+                <w:bCs/>
+                <w:noProof/>
+                <w:lang w:val="es-SV"/>
+              </w:rPr>
+              <w:t>IX.</w:t>
+            </w:r>
+            <w:r>
+              <w:rPr>
+                <w:rFonts w:eastAsiaTheme="minorEastAsia"/>
+                <w:noProof/>
+                <w:lang w:val="es-SV" w:eastAsia="es-SV"/>
+              </w:rPr>
+              <w:tab/>
+            </w:r>
+            <w:r>
+              <w:rPr>
+                <w:rStyle w:val="Hipervnculo"/>
+                <w:rFonts w:ascii="Times New Roman" w:hAnsi="Times New Roman" w:cs="Times New Roman"/>
+                <w:b/>
+                <w:bCs/>
+                <w:noProof/>
+                <w:lang w:val="es-SV"/>
+              </w:rPr>
+              <w:t>CUBO OLAP  DE OLIST</w:t>
+            </w:r>
+            <w:r>
+              <w:rPr>
+                <w:noProof/>
+                <w:webHidden/>
+              </w:rPr>
+              <w:tab/>
+            </w:r>
+            <w:r>
+              <w:rPr>
+                <w:noProof/>
+                <w:webHidden/>
+              </w:rPr>
+              <w:fldChar w:fldCharType="begin"/>
+            </w:r>
+            <w:r>
+              <w:rPr>
+                <w:noProof/>
+                <w:webHidden/>
+              </w:rPr>
+              <w:instrText xml:space="preserve"> PAGEREF _Toc243143080 \h </w:instrText>
+            </w:r>
+            <w:r>
+              <w:rPr>
+                <w:noProof/>
+                <w:webHidden/>
+              </w:rPr>
+            </w:r>
+            <w:r>
+              <w:rPr>
+                <w:noProof/>
+                <w:webHidden/>
+              </w:rPr>
+              <w:fldChar w:fldCharType="separate"/>
+            </w:r>
+            <w:r>
+              <w:rPr>
+                <w:noProof/>
+                <w:webHidden/>
+              </w:rPr>
+              <w:t>10</w:t>
+            </w:r>
+            <w:r>
+              <w:rPr>
+                <w:noProof/>
+                <w:webHidden/>
+              </w:rPr>
+              <w:fldChar w:fldCharType="end"/>
+            </w:r>
+          </w:hyperlink>
+        </w:p>
+        <w:p>
+          <w:pPr>
+            <w:pStyle w:val="TDC2"/>
+            <w:tabs>
+              <w:tab w:val="left" w:pos="720"/>
+              <w:tab w:val="right" w:leader="dot" w:pos="8828"/>
+            </w:tabs>
+            <w:rPr>
+              <w:rFonts w:eastAsiaTheme="minorEastAsia"/>
+              <w:noProof/>
+              <w:lang w:val="es-SV" w:eastAsia="es-SV"/>
+            </w:rPr>
+          </w:pPr>
+          <w:hyperlink w:anchor="_Toc243143081" w:history="1">
+            <w:r>
+              <w:rPr>
+                <w:rStyle w:val="Hipervnculo"/>
+                <w:rFonts w:ascii="Times New Roman" w:hAnsi="Times New Roman" w:cs="Times New Roman"/>
+                <w:b/>
+                <w:bCs/>
+                <w:noProof/>
+                <w:lang w:val="es-SV"/>
+              </w:rPr>
+              <w:t>X.</w:t>
+            </w:r>
+            <w:r>
+              <w:rPr>
+                <w:rFonts w:eastAsiaTheme="minorEastAsia"/>
+                <w:noProof/>
+                <w:lang w:val="es-SV" w:eastAsia="es-SV"/>
+              </w:rPr>
+              <w:tab/>
+            </w:r>
+            <w:r>
+              <w:rPr>
+                <w:rStyle w:val="Hipervnculo"/>
+                <w:rFonts w:ascii="Times New Roman" w:hAnsi="Times New Roman" w:cs="Times New Roman"/>
+                <w:b/>
+                <w:bCs/>
+                <w:noProof/>
+                <w:lang w:val="es-SV"/>
+              </w:rPr>
+              <w:t>PROYECTO DE MINERÍA DE DATOS (KDD) – ANÁLISIS INTEGRAL DE OLIST</w:t>
+            </w:r>
+            <w:r>
+              <w:rPr>
+                <w:noProof/>
+                <w:webHidden/>
+              </w:rPr>
+              <w:tab/>
+            </w:r>
+            <w:r>
+              <w:rPr>
+                <w:noProof/>
+                <w:webHidden/>
+              </w:rPr>
+              <w:fldChar w:fldCharType="begin"/>
+            </w:r>
+            <w:r>
+              <w:rPr>
+                <w:noProof/>
+                <w:webHidden/>
+              </w:rPr>
+              <w:instrText xml:space="preserve"> PAGEREF _Toc243143081 \h </w:instrText>
+            </w:r>
+            <w:r>
+              <w:rPr>
+                <w:noProof/>
+                <w:webHidden/>
+              </w:rPr>
+            </w:r>
+            <w:r>
+              <w:rPr>
+                <w:noProof/>
+                <w:webHidden/>
+              </w:rPr>
+              <w:fldChar w:fldCharType="separate"/>
+            </w:r>
+            <w:r>
+              <w:rPr>
+                <w:noProof/>
+                <w:webHidden/>
+              </w:rPr>
+              <w:t>14</w:t>
+            </w:r>
+            <w:r>
+              <w:rPr>
+                <w:noProof/>
+                <w:webHidden/>
+              </w:rPr>
+              <w:fldChar w:fldCharType="end"/>
+            </w:r>
+          </w:hyperlink>
+        </w:p>
+        <w:p>
+          <w:pPr>
+            <w:pStyle w:val="TDC3"/>
+            <w:tabs>
+              <w:tab w:val="left" w:pos="960"/>
+              <w:tab w:val="right" w:leader="dot" w:pos="8828"/>
+            </w:tabs>
+            <w:rPr>
+              <w:rFonts w:eastAsiaTheme="minorEastAsia"/>
+              <w:noProof/>
+              <w:lang w:val="es-SV" w:eastAsia="es-SV"/>
+            </w:rPr>
+          </w:pPr>
+          <w:hyperlink w:anchor="_Toc243143082" w:history="1">
+            <w:r>
+              <w:rPr>
+                <w:rStyle w:val="Hipervnculo"/>
+                <w:rFonts w:ascii="Times New Roman" w:hAnsi="Times New Roman" w:cs="Times New Roman"/>
+                <w:b/>
+                <w:bCs/>
+                <w:noProof/>
+                <w:lang w:val="es-SV"/>
+              </w:rPr>
+              <w:t>1.</w:t>
+            </w:r>
+            <w:r>
+              <w:rPr>
+                <w:rFonts w:eastAsiaTheme="minorEastAsia"/>
+                <w:noProof/>
+                <w:lang w:val="es-SV" w:eastAsia="es-SV"/>
+              </w:rPr>
+              <w:tab/>
+            </w:r>
+            <w:r>
+              <w:rPr>
+                <w:rStyle w:val="Hipervnculo"/>
+                <w:rFonts w:ascii="Times New Roman" w:hAnsi="Times New Roman" w:cs="Times New Roman"/>
+                <w:b/>
+                <w:bCs/>
+                <w:noProof/>
+                <w:lang w:val="es-SV"/>
+              </w:rPr>
+              <w:t>Preparación y Selección de Datos</w:t>
+            </w:r>
+            <w:r>
+              <w:rPr>
+                <w:noProof/>
+                <w:webHidden/>
+              </w:rPr>
+              <w:tab/>
+            </w:r>
+            <w:r>
+              <w:rPr>
+                <w:noProof/>
+                <w:webHidden/>
+              </w:rPr>
+              <w:fldChar w:fldCharType="begin"/>
+            </w:r>
+            <w:r>
+              <w:rPr>
+                <w:noProof/>
+                <w:webHidden/>
+              </w:rPr>
+              <w:instrText xml:space="preserve"> PAGEREF _Toc243143082 \h </w:instrText>
+            </w:r>
+            <w:r>
+              <w:rPr>
+                <w:noProof/>
+                <w:webHidden/>
+              </w:rPr>
+            </w:r>
+            <w:r>
+              <w:rPr>
+                <w:noProof/>
+                <w:webHidden/>
+              </w:rPr>
+              <w:fldChar w:fldCharType="separate"/>
+            </w:r>
+            <w:r>
+              <w:rPr>
+                <w:noProof/>
+                <w:webHidden/>
+              </w:rPr>
+              <w:t>14</w:t>
+            </w:r>
+            <w:r>
+              <w:rPr>
+                <w:noProof/>
+                <w:webHidden/>
+              </w:rPr>
+              <w:fldChar w:fldCharType="end"/>
+            </w:r>
+          </w:hyperlink>
+        </w:p>
+        <w:p>
+          <w:pPr>
+            <w:pStyle w:val="TDC3"/>
+            <w:tabs>
+              <w:tab w:val="left" w:pos="960"/>
+              <w:tab w:val="right" w:leader="dot" w:pos="8828"/>
+            </w:tabs>
+            <w:rPr>
+              <w:rFonts w:eastAsiaTheme="minorEastAsia"/>
+              <w:noProof/>
+              <w:lang w:val="es-SV" w:eastAsia="es-SV"/>
+            </w:rPr>
+          </w:pPr>
+          <w:hyperlink w:anchor="_Toc243143083" w:history="1">
+            <w:r>
+              <w:rPr>
+                <w:rStyle w:val="Hipervnculo"/>
+                <w:rFonts w:ascii="Times New Roman" w:hAnsi="Times New Roman" w:cs="Times New Roman"/>
+                <w:b/>
+                <w:bCs/>
+                <w:noProof/>
+                <w:lang w:val="es-SV"/>
+              </w:rPr>
+              <w:t>2.</w:t>
+            </w:r>
+            <w:r>
+              <w:rPr>
+                <w:rFonts w:eastAsiaTheme="minorEastAsia"/>
+                <w:noProof/>
+                <w:lang w:val="es-SV" w:eastAsia="es-SV"/>
+              </w:rPr>
+              <w:tab/>
+            </w:r>
+            <w:r>
+              <w:rPr>
+                <w:rStyle w:val="Hipervnculo"/>
+                <w:rFonts w:ascii="Times New Roman" w:hAnsi="Times New Roman" w:cs="Times New Roman"/>
+                <w:b/>
+                <w:bCs/>
+                <w:noProof/>
+                <w:lang w:val="es-SV"/>
+              </w:rPr>
+              <w:t>Modelado de Minería de Datos (KDD fase 4)</w:t>
+            </w:r>
+            <w:r>
+              <w:rPr>
+                <w:noProof/>
+                <w:webHidden/>
+              </w:rPr>
+              <w:tab/>
+            </w:r>
+            <w:r>
+              <w:rPr>
+                <w:noProof/>
+                <w:webHidden/>
+              </w:rPr>
+              <w:fldChar w:fldCharType="begin"/>
+            </w:r>
+            <w:r>
+              <w:rPr>
+                <w:noProof/>
+                <w:webHidden/>
+              </w:rPr>
+              <w:instrText xml:space="preserve"> PAGEREF _Toc243143083 \h </w:instrText>
+            </w:r>
+            <w:r>
+              <w:rPr>
+                <w:noProof/>
+                <w:webHidden/>
+              </w:rPr>
+            </w:r>
+            <w:r>
+              <w:rPr>
+                <w:noProof/>
+                <w:webHidden/>
+              </w:rPr>
+              <w:fldChar w:fldCharType="separate"/>
+            </w:r>
+            <w:r>
+              <w:rPr>
+                <w:noProof/>
+                <w:webHidden/>
+              </w:rPr>
+              <w:t>20</w:t>
+            </w:r>
+            <w:r>
+              <w:rPr>
+                <w:noProof/>
+                <w:webHidden/>
+              </w:rPr>
+              <w:fldChar w:fldCharType="end"/>
+            </w:r>
+          </w:hyperlink>
+        </w:p>
+        <w:p>
+          <w:pPr>
+            <w:pStyle w:val="TDC3"/>
+            <w:tabs>
+              <w:tab w:val="left" w:pos="960"/>
+              <w:tab w:val="right" w:leader="dot" w:pos="8828"/>
+            </w:tabs>
+            <w:rPr>
+              <w:rFonts w:eastAsiaTheme="minorEastAsia"/>
+              <w:noProof/>
+              <w:lang w:val="es-SV" w:eastAsia="es-SV"/>
+            </w:rPr>
+          </w:pPr>
+          <w:hyperlink w:anchor="_Toc243143084" w:history="1">
+            <w:r>
+              <w:rPr>
+                <w:rStyle w:val="Hipervnculo"/>
+                <w:rFonts w:ascii="Times New Roman" w:hAnsi="Times New Roman" w:cs="Times New Roman"/>
+                <w:noProof/>
+                <w:lang w:val="es-SV"/>
+              </w:rPr>
+              <w:t>3.</w:t>
+            </w:r>
+            <w:r>
+              <w:rPr>
+                <w:rFonts w:eastAsiaTheme="minorEastAsia"/>
+                <w:noProof/>
+                <w:lang w:val="es-SV" w:eastAsia="es-SV"/>
+              </w:rPr>
+              <w:tab/>
+            </w:r>
+            <w:r>
+              <w:rPr>
+                <w:rStyle w:val="Hipervnculo"/>
+                <w:rFonts w:ascii="Times New Roman" w:hAnsi="Times New Roman" w:cs="Times New Roman"/>
+                <w:noProof/>
+                <w:lang w:val="es-SV"/>
+              </w:rPr>
+              <w:t>Interpretación y Evaluación (KDD Fase 5)</w:t>
+            </w:r>
+            <w:r>
+              <w:rPr>
+                <w:noProof/>
+                <w:webHidden/>
+              </w:rPr>
+              <w:tab/>
+            </w:r>
+            <w:r>
+              <w:rPr>
+                <w:noProof/>
+                <w:webHidden/>
+              </w:rPr>
+              <w:fldChar w:fldCharType="begin"/>
+            </w:r>
+            <w:r>
+              <w:rPr>
+                <w:noProof/>
+                <w:webHidden/>
+              </w:rPr>
+              <w:instrText xml:space="preserve"> PAGEREF _Toc243143084 \h </w:instrText>
+            </w:r>
+            <w:r>
+              <w:rPr>
+                <w:noProof/>
+                <w:webHidden/>
+              </w:rPr>
+            </w:r>
+            <w:r>
+              <w:rPr>
+                <w:noProof/>
+                <w:webHidden/>
+              </w:rPr>
+              <w:fldChar w:fldCharType="separate"/>
+            </w:r>
+            <w:r>
+              <w:rPr>
+                <w:noProof/>
+                <w:webHidden/>
+              </w:rPr>
+              <w:t>24</w:t>
             </w:r>
             <w:r>
               <w:rPr>
@@ -1727,7 +2177,7 @@
               <w:lang w:val="es-SV" w:eastAsia="es-SV"/>
             </w:rPr>
           </w:pPr>
-          <w:hyperlink w:anchor="_Toc240282784" w:history="1">
+          <w:hyperlink w:anchor="_Toc243143086" w:history="1">
             <w:r>
               <w:rPr>
                 <w:rStyle w:val="Hipervnculo"/>
@@ -1737,7 +2187,7 @@
                 <w:noProof/>
                 <w:lang w:val="es-SV"/>
               </w:rPr>
-              <w:t>IX.</w:t>
+              <w:t>XI.</w:t>
             </w:r>
             <w:r>
               <w:rPr>
@@ -1756,7 +2206,7 @@
                 <w:noProof/>
                 <w:lang w:val="es-SV"/>
               </w:rPr>
-              <w:t>CUBO OLAP  DE OLIST</w:t>
+              <w:t>BIBLIOGRAFÍA</w:t>
             </w:r>
             <w:r>
               <w:rPr>
@@ -1777,7 +2227,7 @@
                 <w:noProof/>
                 <w:webHidden/>
               </w:rPr>
-              <w:instrText xml:space="preserve"> PAGEREF _Toc240282784 \h </w:instrText>
+              <w:instrText xml:space="preserve"> PAGEREF _Toc243143086 \h </w:instrText>
             </w:r>
             <w:r>
               <w:rPr>
@@ -1797,7 +2247,7 @@
                 <w:noProof/>
                 <w:webHidden/>
               </w:rPr>
-              <w:t>10</w:t>
+              <w:t>38</w:t>
             </w:r>
             <w:r>
               <w:rPr>
@@ -1809,480 +2259,8 @@
           </w:hyperlink>
         </w:p>
         <w:p>
-          <w:pPr>
-            <w:pStyle w:val="TDC1"/>
-            <w:tabs>
-              <w:tab w:val="left" w:pos="480"/>
-              <w:tab w:val="right" w:leader="dot" w:pos="8828"/>
-            </w:tabs>
-            <w:rPr>
-              <w:rFonts w:eastAsiaTheme="minorEastAsia"/>
-              <w:noProof/>
-              <w:lang w:val="es-SV" w:eastAsia="es-SV"/>
-            </w:rPr>
-          </w:pPr>
-          <w:hyperlink w:anchor="_Toc240282785" w:history="1">
-            <w:r>
-              <w:rPr>
-                <w:rStyle w:val="Hipervnculo"/>
-                <w:rFonts w:ascii="Times New Roman" w:hAnsi="Times New Roman" w:cs="Times New Roman"/>
-                <w:b/>
-                <w:bCs/>
-                <w:noProof/>
-                <w:lang w:val="es-SV"/>
-              </w:rPr>
-              <w:t>X.</w:t>
-            </w:r>
-            <w:r>
-              <w:rPr>
-                <w:rFonts w:eastAsiaTheme="minorEastAsia"/>
-                <w:noProof/>
-                <w:lang w:val="es-SV" w:eastAsia="es-SV"/>
-              </w:rPr>
-              <w:tab/>
-            </w:r>
-            <w:r>
-              <w:rPr>
-                <w:rStyle w:val="Hipervnculo"/>
-                <w:rFonts w:ascii="Times New Roman" w:hAnsi="Times New Roman" w:cs="Times New Roman"/>
-                <w:b/>
-                <w:bCs/>
-                <w:noProof/>
-                <w:lang w:val="es-SV"/>
-              </w:rPr>
-              <w:t>PROYECTO DE MINERÍA DE DATOS (KDD) – ANÁLISIS INTEGRAL DE OLIST</w:t>
-            </w:r>
-            <w:r>
-              <w:rPr>
-                <w:noProof/>
-                <w:webHidden/>
-              </w:rPr>
-              <w:tab/>
-            </w:r>
-            <w:r>
-              <w:rPr>
-                <w:noProof/>
-                <w:webHidden/>
-              </w:rPr>
-              <w:fldChar w:fldCharType="begin"/>
-            </w:r>
-            <w:r>
-              <w:rPr>
-                <w:noProof/>
-                <w:webHidden/>
-              </w:rPr>
-              <w:instrText xml:space="preserve"> PAGEREF _Toc240282785 \h </w:instrText>
-            </w:r>
-            <w:r>
-              <w:rPr>
-                <w:noProof/>
-                <w:webHidden/>
-              </w:rPr>
-            </w:r>
-            <w:r>
-              <w:rPr>
-                <w:noProof/>
-                <w:webHidden/>
-              </w:rPr>
-              <w:fldChar w:fldCharType="separate"/>
-            </w:r>
-            <w:r>
-              <w:rPr>
-                <w:noProof/>
-                <w:webHidden/>
-              </w:rPr>
-              <w:t>14</w:t>
-            </w:r>
-            <w:r>
-              <w:rPr>
-                <w:noProof/>
-                <w:webHidden/>
-              </w:rPr>
-              <w:fldChar w:fldCharType="end"/>
-            </w:r>
-          </w:hyperlink>
-        </w:p>
-        <w:p>
-          <w:pPr>
-            <w:pStyle w:val="TDC3"/>
-            <w:tabs>
-              <w:tab w:val="left" w:pos="960"/>
-              <w:tab w:val="right" w:leader="dot" w:pos="8828"/>
-            </w:tabs>
-            <w:rPr>
-              <w:rFonts w:eastAsiaTheme="minorEastAsia"/>
-              <w:noProof/>
-              <w:lang w:val="es-SV" w:eastAsia="es-SV"/>
-            </w:rPr>
-          </w:pPr>
-          <w:hyperlink w:anchor="_Toc240282786" w:history="1">
-            <w:r>
-              <w:rPr>
-                <w:rStyle w:val="Hipervnculo"/>
-                <w:rFonts w:ascii="Times New Roman" w:hAnsi="Times New Roman" w:cs="Times New Roman"/>
-                <w:b/>
-                <w:bCs/>
-                <w:noProof/>
-                <w:lang w:val="es-SV"/>
-              </w:rPr>
-              <w:t>1.</w:t>
-            </w:r>
-            <w:r>
-              <w:rPr>
-                <w:rFonts w:eastAsiaTheme="minorEastAsia"/>
-                <w:noProof/>
-                <w:lang w:val="es-SV" w:eastAsia="es-SV"/>
-              </w:rPr>
-              <w:tab/>
-            </w:r>
-            <w:r>
-              <w:rPr>
-                <w:rStyle w:val="Hipervnculo"/>
-                <w:rFonts w:ascii="Times New Roman" w:hAnsi="Times New Roman" w:cs="Times New Roman"/>
-                <w:b/>
-                <w:bCs/>
-                <w:noProof/>
-                <w:lang w:val="es-SV"/>
-              </w:rPr>
-              <w:t>Preparación y Selección de Datos</w:t>
-            </w:r>
-            <w:r>
-              <w:rPr>
-                <w:noProof/>
-                <w:webHidden/>
-              </w:rPr>
-              <w:tab/>
-            </w:r>
-            <w:r>
-              <w:rPr>
-                <w:noProof/>
-                <w:webHidden/>
-              </w:rPr>
-              <w:fldChar w:fldCharType="begin"/>
-            </w:r>
-            <w:r>
-              <w:rPr>
-                <w:noProof/>
-                <w:webHidden/>
-              </w:rPr>
-              <w:instrText xml:space="preserve"> PAGEREF _Toc240282786 \h </w:instrText>
-            </w:r>
-            <w:r>
-              <w:rPr>
-                <w:noProof/>
-                <w:webHidden/>
-              </w:rPr>
-            </w:r>
-            <w:r>
-              <w:rPr>
-                <w:noProof/>
-                <w:webHidden/>
-              </w:rPr>
-              <w:fldChar w:fldCharType="separate"/>
-            </w:r>
-            <w:r>
-              <w:rPr>
-                <w:noProof/>
-                <w:webHidden/>
-              </w:rPr>
-              <w:t>14</w:t>
-            </w:r>
-            <w:r>
-              <w:rPr>
-                <w:noProof/>
-                <w:webHidden/>
-              </w:rPr>
-              <w:fldChar w:fldCharType="end"/>
-            </w:r>
-          </w:hyperlink>
-        </w:p>
-        <w:p>
-          <w:pPr>
-            <w:pStyle w:val="TDC3"/>
-            <w:tabs>
-              <w:tab w:val="left" w:pos="960"/>
-              <w:tab w:val="right" w:leader="dot" w:pos="8828"/>
-            </w:tabs>
-            <w:rPr>
-              <w:rFonts w:eastAsiaTheme="minorEastAsia"/>
-              <w:noProof/>
-              <w:lang w:val="es-SV" w:eastAsia="es-SV"/>
-            </w:rPr>
-          </w:pPr>
-          <w:hyperlink w:anchor="_Toc240282787" w:history="1">
-            <w:r>
-              <w:rPr>
-                <w:rStyle w:val="Hipervnculo"/>
-                <w:rFonts w:ascii="Times New Roman" w:hAnsi="Times New Roman" w:cs="Times New Roman"/>
-                <w:b/>
-                <w:bCs/>
-                <w:noProof/>
-                <w:lang w:val="es-SV"/>
-              </w:rPr>
-              <w:t>2.</w:t>
-            </w:r>
-            <w:r>
-              <w:rPr>
-                <w:rFonts w:eastAsiaTheme="minorEastAsia"/>
-                <w:noProof/>
-                <w:lang w:val="es-SV" w:eastAsia="es-SV"/>
-              </w:rPr>
-              <w:tab/>
-            </w:r>
-            <w:r>
-              <w:rPr>
-                <w:rStyle w:val="Hipervnculo"/>
-                <w:rFonts w:ascii="Times New Roman" w:hAnsi="Times New Roman" w:cs="Times New Roman"/>
-                <w:b/>
-                <w:bCs/>
-                <w:noProof/>
-                <w:lang w:val="es-SV"/>
-              </w:rPr>
-              <w:t>Modelado de Minería de Datos (KDD fase 4)</w:t>
-            </w:r>
-            <w:r>
-              <w:rPr>
-                <w:noProof/>
-                <w:webHidden/>
-              </w:rPr>
-              <w:tab/>
-            </w:r>
-            <w:r>
-              <w:rPr>
-                <w:noProof/>
-                <w:webHidden/>
-              </w:rPr>
-              <w:fldChar w:fldCharType="begin"/>
-            </w:r>
-            <w:r>
-              <w:rPr>
-                <w:noProof/>
-                <w:webHidden/>
-              </w:rPr>
-              <w:instrText xml:space="preserve"> PAGEREF _Toc240282787 \h </w:instrText>
-            </w:r>
-            <w:r>
-              <w:rPr>
-                <w:noProof/>
-                <w:webHidden/>
-              </w:rPr>
-            </w:r>
-            <w:r>
-              <w:rPr>
-                <w:noProof/>
-                <w:webHidden/>
-              </w:rPr>
-              <w:fldChar w:fldCharType="separate"/>
-            </w:r>
-            <w:r>
-              <w:rPr>
-                <w:noProof/>
-                <w:webHidden/>
-              </w:rPr>
-              <w:t>20</w:t>
-            </w:r>
-            <w:r>
-              <w:rPr>
-                <w:noProof/>
-                <w:webHidden/>
-              </w:rPr>
-              <w:fldChar w:fldCharType="end"/>
-            </w:r>
-          </w:hyperlink>
-        </w:p>
-        <w:p>
-          <w:pPr>
-            <w:pStyle w:val="TDC3"/>
-            <w:tabs>
-              <w:tab w:val="left" w:pos="960"/>
-              <w:tab w:val="right" w:leader="dot" w:pos="8828"/>
-            </w:tabs>
-            <w:rPr>
-              <w:rFonts w:eastAsiaTheme="minorEastAsia"/>
-              <w:noProof/>
-              <w:lang w:val="es-SV" w:eastAsia="es-SV"/>
-            </w:rPr>
-          </w:pPr>
-          <w:hyperlink w:anchor="_Toc240282788" w:history="1">
-            <w:r>
-              <w:rPr>
-                <w:rStyle w:val="Hipervnculo"/>
-                <w:rFonts w:ascii="Times New Roman" w:hAnsi="Times New Roman" w:cs="Times New Roman"/>
-                <w:noProof/>
-                <w:lang w:val="es-SV"/>
-              </w:rPr>
-              <w:t>3.</w:t>
-            </w:r>
-            <w:r>
-              <w:rPr>
-                <w:rFonts w:eastAsiaTheme="minorEastAsia"/>
-                <w:noProof/>
-                <w:lang w:val="es-SV" w:eastAsia="es-SV"/>
-              </w:rPr>
-              <w:tab/>
-            </w:r>
-            <w:r>
-              <w:rPr>
-                <w:rStyle w:val="Hipervnculo"/>
-                <w:rFonts w:ascii="Times New Roman" w:hAnsi="Times New Roman" w:cs="Times New Roman"/>
-                <w:noProof/>
-                <w:lang w:val="es-SV"/>
-              </w:rPr>
-              <w:t>Interpretación y Evaluación (KDD Fase 5)</w:t>
-            </w:r>
-            <w:r>
-              <w:rPr>
-                <w:noProof/>
-                <w:webHidden/>
-              </w:rPr>
-              <w:tab/>
-            </w:r>
-            <w:r>
-              <w:rPr>
-                <w:noProof/>
-                <w:webHidden/>
-              </w:rPr>
-              <w:fldChar w:fldCharType="begin"/>
-            </w:r>
-            <w:r>
-              <w:rPr>
-                <w:noProof/>
-                <w:webHidden/>
-              </w:rPr>
-              <w:instrText xml:space="preserve"> PAGEREF _Toc240282788 \h </w:instrText>
-            </w:r>
-            <w:r>
-              <w:rPr>
-                <w:noProof/>
-                <w:webHidden/>
-              </w:rPr>
-            </w:r>
-            <w:r>
-              <w:rPr>
-                <w:noProof/>
-                <w:webHidden/>
-              </w:rPr>
-              <w:fldChar w:fldCharType="separate"/>
-            </w:r>
-            <w:r>
-              <w:rPr>
-                <w:noProof/>
-                <w:webHidden/>
-              </w:rPr>
-              <w:t>24</w:t>
-            </w:r>
-            <w:r>
-              <w:rPr>
-                <w:noProof/>
-                <w:webHidden/>
-              </w:rPr>
-              <w:fldChar w:fldCharType="end"/>
-            </w:r>
-          </w:hyperlink>
-        </w:p>
-        <w:p>
-          <w:pPr>
-            <w:pStyle w:val="TDC1"/>
-            <w:tabs>
-              <w:tab w:val="left" w:pos="720"/>
-              <w:tab w:val="right" w:leader="dot" w:pos="8828"/>
-            </w:tabs>
-            <w:rPr>
-              <w:rFonts w:eastAsiaTheme="minorEastAsia"/>
-              <w:noProof/>
-              <w:lang w:val="es-SV" w:eastAsia="es-SV"/>
-            </w:rPr>
-          </w:pPr>
-          <w:hyperlink w:anchor="_Toc240282789" w:history="1">
-            <w:r>
-              <w:rPr>
-                <w:rStyle w:val="Hipervnculo"/>
-                <w:rFonts w:ascii="Times New Roman" w:hAnsi="Times New Roman" w:cs="Times New Roman"/>
-                <w:b/>
-                <w:bCs/>
-                <w:noProof/>
-                <w:lang w:val="es-SV"/>
-              </w:rPr>
-              <w:t>XI.</w:t>
-            </w:r>
-            <w:r>
-              <w:rPr>
-                <w:rFonts w:eastAsiaTheme="minorEastAsia"/>
-                <w:noProof/>
-                <w:lang w:val="es-SV" w:eastAsia="es-SV"/>
-              </w:rPr>
-              <w:tab/>
-            </w:r>
-            <w:r>
-              <w:rPr>
-                <w:rStyle w:val="Hipervnculo"/>
-                <w:rFonts w:ascii="Times New Roman" w:hAnsi="Times New Roman" w:cs="Times New Roman"/>
-                <w:b/>
-                <w:bCs/>
-                <w:noProof/>
-                <w:lang w:val="es-SV"/>
-              </w:rPr>
-              <w:t>BIBLIOGRAFÍA</w:t>
-            </w:r>
-            <w:r>
-              <w:rPr>
-                <w:noProof/>
-                <w:webHidden/>
-              </w:rPr>
-              <w:tab/>
-            </w:r>
-            <w:r>
-              <w:rPr>
-                <w:noProof/>
-                <w:webHidden/>
-              </w:rPr>
-              <w:fldChar w:fldCharType="begin"/>
-            </w:r>
-            <w:r>
-              <w:rPr>
-                <w:noProof/>
-                <w:webHidden/>
-              </w:rPr>
-              <w:instrText xml:space="preserve"> PAGEREF _Toc240282789 \h </w:instrText>
-            </w:r>
-            <w:r>
-              <w:rPr>
-                <w:noProof/>
-                <w:webHidden/>
-              </w:rPr>
-            </w:r>
-            <w:r>
-              <w:rPr>
-                <w:noProof/>
-                <w:webHidden/>
-              </w:rPr>
-              <w:fldChar w:fldCharType="separate"/>
-            </w:r>
-            <w:r>
-              <w:rPr>
-                <w:noProof/>
-                <w:webHidden/>
-              </w:rPr>
-              <w:t>38</w:t>
-            </w:r>
-            <w:r>
-              <w:rPr>
-                <w:noProof/>
-                <w:webHidden/>
-              </w:rPr>
-              <w:fldChar w:fldCharType="end"/>
-            </w:r>
-          </w:hyperlink>
-        </w:p>
-        <w:p>
-          <w:pPr>
-            <w:rPr>
-              <w:rFonts w:ascii="Times New Roman" w:hAnsi="Times New Roman" w:cs="Times New Roman"/>
-            </w:rPr>
-          </w:pPr>
           <w:r>
             <w:rPr>
-              <w:rFonts w:ascii="Times New Roman" w:hAnsi="Times New Roman" w:cs="Times New Roman"/>
               <w:b/>
               <w:bCs/>
             </w:rPr>
@@ -2333,7 +2311,7 @@
           <w:lang w:val="es-SV"/>
         </w:rPr>
       </w:pPr>
-      <w:bookmarkStart w:id="0" w:name="_Toc240282776"/>
+      <w:bookmarkStart w:id="0" w:name="_Toc243143072"/>
       <w:r>
         <w:rPr>
           <w:rFonts w:ascii="Times New Roman" w:hAnsi="Times New Roman" w:cs="Times New Roman"/>
@@ -2345,19 +2323,7 @@
           <w:lang w:val="es-SV"/>
         </w:rPr>
         <w:lastRenderedPageBreak/>
-        <w:t>FASE</w:t>
-      </w:r>
-      <w:r>
-        <w:rPr>
-          <w:rFonts w:ascii="Times New Roman" w:hAnsi="Times New Roman" w:cs="Times New Roman"/>
-          <w:b/>
-          <w:bCs/>
-          <w:color w:val="auto"/>
-          <w:sz w:val="32"/>
-          <w:szCs w:val="32"/>
-          <w:lang w:val="es-SV"/>
-        </w:rPr>
-        <w:t xml:space="preserve"> 1</w:t>
+        <w:t>FASE 1</w:t>
       </w:r>
       <w:bookmarkEnd w:id="0"/>
     </w:p>
@@ -2378,7 +2344,7 @@
           <w:lang w:val="es-SV"/>
         </w:rPr>
       </w:pPr>
-      <w:bookmarkStart w:id="1" w:name="_Toc240282777"/>
+      <w:bookmarkStart w:id="1" w:name="_Toc243143073"/>
       <w:r>
         <w:rPr>
           <w:rFonts w:ascii="Times New Roman" w:hAnsi="Times New Roman" w:cs="Times New Roman"/>
@@ -2587,10 +2553,7 @@
     <w:p>
       <w:pPr>
         <w:pStyle w:val="Ttulo4"/>
-        <w:numPr>
-          <w:ilvl w:val="1"/>
-          <w:numId w:val="5"/>
-        </w:numPr>
+        <w:ind w:left="717"/>
         <w:rPr>
           <w:rFonts w:ascii="Times New Roman" w:hAnsi="Times New Roman" w:cs="Times New Roman"/>
           <w:b/>
@@ -2768,7 +2731,7 @@
           <w:lang w:val="es-SV"/>
         </w:rPr>
       </w:pPr>
-      <w:bookmarkStart w:id="2" w:name="_Toc240282778"/>
+      <w:bookmarkStart w:id="2" w:name="_Toc243143074"/>
       <w:r>
         <w:rPr>
           <w:rFonts w:ascii="Times New Roman" w:hAnsi="Times New Roman" w:cs="Times New Roman"/>
@@ -3091,7 +3054,7 @@
           <w:lang w:val="es-SV"/>
         </w:rPr>
       </w:pPr>
-      <w:bookmarkStart w:id="3" w:name="_Toc240282779"/>
+      <w:bookmarkStart w:id="3" w:name="_Toc243143075"/>
       <w:r>
         <w:rPr>
           <w:rFonts w:ascii="Times New Roman" w:hAnsi="Times New Roman" w:cs="Times New Roman"/>
@@ -3370,7 +3333,7 @@
           <w:lang w:val="es-SV"/>
         </w:rPr>
       </w:pPr>
-      <w:bookmarkStart w:id="4" w:name="_Toc240282780"/>
+      <w:bookmarkStart w:id="4" w:name="_Toc243143076"/>
       <w:r>
         <w:rPr>
           <w:rFonts w:ascii="Times New Roman" w:hAnsi="Times New Roman" w:cs="Times New Roman"/>
@@ -4027,7 +3990,7 @@
           <w:lang w:val="es-SV"/>
         </w:rPr>
       </w:pPr>
-      <w:bookmarkStart w:id="5" w:name="_Toc240282781"/>
+      <w:bookmarkStart w:id="5" w:name="_Toc243143077"/>
       <w:r>
         <w:rPr>
           <w:rFonts w:ascii="Times New Roman" w:hAnsi="Times New Roman" w:cs="Times New Roman"/>
@@ -4231,7 +4194,7 @@
           <w:lang w:val="es-SV"/>
         </w:rPr>
       </w:pPr>
-      <w:bookmarkStart w:id="6" w:name="_Toc240282782"/>
+      <w:bookmarkStart w:id="6" w:name="_Toc243143078"/>
       <w:r>
         <w:rPr>
           <w:rFonts w:ascii="Times New Roman" w:hAnsi="Times New Roman" w:cs="Times New Roman"/>
@@ -5211,7 +5174,7 @@
           <w:lang w:val="es-SV"/>
         </w:rPr>
       </w:pPr>
-      <w:bookmarkStart w:id="7" w:name="_Toc240282783"/>
+      <w:bookmarkStart w:id="7" w:name="_Toc243143079"/>
       <w:r>
         <w:rPr>
           <w:rFonts w:ascii="Times New Roman" w:hAnsi="Times New Roman" w:cs="Times New Roman"/>
@@ -5227,7 +5190,7 @@
     </w:p>
     <w:p>
       <w:pPr>
-        <w:pStyle w:val="Ttulo1"/>
+        <w:pStyle w:val="Ttulo2"/>
         <w:numPr>
           <w:ilvl w:val="0"/>
           <w:numId w:val="1"/>
@@ -5242,7 +5205,7 @@
           <w:lang w:val="es-SV"/>
         </w:rPr>
       </w:pPr>
-      <w:bookmarkStart w:id="8" w:name="_Toc240282784"/>
+      <w:bookmarkStart w:id="8" w:name="_Toc243143080"/>
       <w:r>
         <w:rPr>
           <w:rFonts w:ascii="Times New Roman" w:hAnsi="Times New Roman" w:cs="Times New Roman"/>
@@ -5279,7 +5242,7 @@
     </w:p>
     <w:p>
       <w:pPr>
-        <w:pStyle w:val="Ttulo4"/>
+        <w:pStyle w:val="Ttulo5"/>
         <w:numPr>
           <w:ilvl w:val="1"/>
           <w:numId w:val="21"/>
@@ -5423,7 +5386,7 @@
     </w:p>
     <w:p>
       <w:pPr>
-        <w:pStyle w:val="Ttulo4"/>
+        <w:pStyle w:val="Ttulo5"/>
         <w:numPr>
           <w:ilvl w:val="1"/>
           <w:numId w:val="22"/>
@@ -5614,7 +5577,7 @@
     </w:p>
     <w:p>
       <w:pPr>
-        <w:pStyle w:val="Ttulo4"/>
+        <w:pStyle w:val="Ttulo5"/>
         <w:numPr>
           <w:ilvl w:val="1"/>
           <w:numId w:val="23"/>
@@ -6255,7 +6218,7 @@
     </w:p>
     <w:p>
       <w:pPr>
-        <w:pStyle w:val="Ttulo4"/>
+        <w:pStyle w:val="Ttulo5"/>
         <w:numPr>
           <w:ilvl w:val="1"/>
           <w:numId w:val="24"/>
@@ -6879,7 +6842,7 @@
     </w:p>
     <w:p>
       <w:pPr>
-        <w:pStyle w:val="Ttulo4"/>
+        <w:pStyle w:val="Ttulo5"/>
         <w:numPr>
           <w:ilvl w:val="1"/>
           <w:numId w:val="25"/>
@@ -7110,7 +7073,7 @@
     </w:p>
     <w:p>
       <w:pPr>
-        <w:pStyle w:val="Ttulo1"/>
+        <w:pStyle w:val="Ttulo2"/>
         <w:numPr>
           <w:ilvl w:val="0"/>
           <w:numId w:val="1"/>
@@ -7126,7 +7089,7 @@
           <w:lang w:val="es-SV"/>
         </w:rPr>
       </w:pPr>
-      <w:bookmarkStart w:id="9" w:name="_Toc240282785"/>
+      <w:bookmarkStart w:id="9" w:name="_Toc243143081"/>
       <w:r>
         <w:rPr>
           <w:rFonts w:ascii="Times New Roman" w:hAnsi="Times New Roman" w:cs="Times New Roman"/>
@@ -7240,7 +7203,7 @@
           <w:lang w:val="es-SV"/>
         </w:rPr>
       </w:pPr>
-      <w:bookmarkStart w:id="10" w:name="_Toc240282786"/>
+      <w:bookmarkStart w:id="10" w:name="_Toc243143082"/>
       <w:r>
         <w:rPr>
           <w:rFonts w:ascii="Times New Roman" w:hAnsi="Times New Roman" w:cs="Times New Roman"/>
@@ -7838,23 +7801,15 @@
         <w:ind w:left="714" w:hanging="357"/>
         <w:jc w:val="both"/>
         <w:rPr>
-          <w:rFonts w:ascii="Times New Roman" w:hAnsi="Times New Roman" w:cs="Times New Roman"/>
-          <w:lang w:val="es-SV"/>
-        </w:rPr>
-      </w:pPr>
-      <w:r>
-        <w:rPr>
-          <w:rFonts w:ascii="Times New Roman" w:hAnsi="Times New Roman" w:cs="Times New Roman"/>
-          <w:lang w:val="es-SV"/>
-        </w:rPr>
-        <w:t>T</w:t>
-      </w:r>
-      <w:r>
-        <w:rPr>
-          <w:rFonts w:ascii="Times New Roman" w:hAnsi="Times New Roman" w:cs="Times New Roman"/>
-          <w:lang w:val="es-SV"/>
-        </w:rPr>
-        <w:t>ratamiento de Nulos (</w:t>
+          <w:lang w:val="es-SV"/>
+        </w:rPr>
+      </w:pPr>
+      <w:r>
+        <w:rPr>
+          <w:rFonts w:ascii="Times New Roman" w:hAnsi="Times New Roman" w:cs="Times New Roman"/>
+          <w:lang w:val="es-SV"/>
+        </w:rPr>
+        <w:t>Tratamiento de Nulos (</w:t>
       </w:r>
       <w:proofErr w:type="spellStart"/>
       <w:r>
@@ -7902,7 +7857,14 @@
           <w:rFonts w:ascii="Times New Roman" w:hAnsi="Times New Roman" w:cs="Times New Roman"/>
           <w:lang w:val="es-SV"/>
         </w:rPr>
-        <w:t xml:space="preserve">): Se implementaron operadores </w:t>
+        <w:t xml:space="preserve">): </w:t>
+      </w:r>
+      <w:r>
+        <w:rPr>
+          <w:rFonts w:ascii="Times New Roman" w:hAnsi="Times New Roman" w:cs="Times New Roman"/>
+          <w:lang w:val="es-SV"/>
+        </w:rPr>
+        <w:t xml:space="preserve">Se implementaron operadores </w:t>
       </w:r>
       <w:proofErr w:type="spellStart"/>
       <w:r>
@@ -7966,12 +7928,46 @@
           <w:rFonts w:ascii="Times New Roman" w:hAnsi="Times New Roman" w:cs="Times New Roman"/>
           <w:lang w:val="es-SV"/>
         </w:rPr>
-        <w:t xml:space="preserve"> (promedio) en las ramas numéricas antes de aplicar K-Means, asegurando que las distancias euclidianas no se vieran distorsionadas por celdas vacías.</w:t>
-      </w:r>
-    </w:p>
-    <w:p>
-      <w:pPr>
-        <w:jc w:val="center"/>
+        <w:t xml:space="preserve"> (promedio) en las ramas numéricas antes de aplicar K-Means. Se optó por la imputación mediante promedio (Mean </w:t>
+      </w:r>
+      <w:proofErr w:type="spellStart"/>
+      <w:r>
+        <w:rPr>
+          <w:rFonts w:ascii="Times New Roman" w:hAnsi="Times New Roman" w:cs="Times New Roman"/>
+          <w:lang w:val="es-SV"/>
+        </w:rPr>
+        <w:t>Imputation</w:t>
+      </w:r>
+      <w:proofErr w:type="spellEnd"/>
+      <w:r>
+        <w:rPr>
+          <w:rFonts w:ascii="Times New Roman" w:hAnsi="Times New Roman" w:cs="Times New Roman"/>
+          <w:lang w:val="es-SV"/>
+        </w:rPr>
+        <w:t xml:space="preserve">) asumiendo una distribución estable que no sesgara la media global del </w:t>
+      </w:r>
+      <w:proofErr w:type="spellStart"/>
+      <w:r>
+        <w:rPr>
+          <w:rFonts w:ascii="Times New Roman" w:hAnsi="Times New Roman" w:cs="Times New Roman"/>
+          <w:lang w:val="es-SV"/>
+        </w:rPr>
+        <w:t>dataset</w:t>
+      </w:r>
+      <w:proofErr w:type="spellEnd"/>
+      <w:r>
+        <w:rPr>
+          <w:rFonts w:ascii="Times New Roman" w:hAnsi="Times New Roman" w:cs="Times New Roman"/>
+          <w:lang w:val="es-SV"/>
+        </w:rPr>
+        <w:t>, asegurando que las distancias euclidianas no se vieran distorsionadas por celdas vacías."</w:t>
+      </w:r>
+    </w:p>
+    <w:p>
+      <w:pPr>
+        <w:pStyle w:val="Prrafodelista"/>
+        <w:spacing w:line="360" w:lineRule="auto"/>
+        <w:ind w:left="714"/>
         <w:rPr>
           <w:lang w:val="es-SV"/>
         </w:rPr>
@@ -7982,9 +7978,9 @@
           <w:lang w:val="es-SV"/>
         </w:rPr>
         <w:drawing>
-          <wp:inline distT="0" distB="0" distL="0" distR="0" wp14:anchorId="7080838D" wp14:editId="084C2786">
-            <wp:extent cx="2714761" cy="3244645"/>
-            <wp:effectExtent l="0" t="0" r="0" b="0"/>
+          <wp:inline distT="0" distB="0" distL="0" distR="0" wp14:anchorId="7080838D" wp14:editId="05089A3B">
+            <wp:extent cx="2020134" cy="2414437"/>
+            <wp:effectExtent l="0" t="0" r="0" b="5080"/>
             <wp:docPr id="1843980061" name="Imagen 5"/>
             <wp:cNvGraphicFramePr>
               <a:graphicFrameLocks xmlns:a="http://schemas.openxmlformats.org/drawingml/2006/main" noChangeAspect="1"/>
@@ -8014,7 +8010,7 @@
                   <pic:spPr bwMode="auto">
                     <a:xfrm>
                       <a:off x="0" y="0"/>
-                      <a:ext cx="2721472" cy="3252666"/>
+                      <a:ext cx="2032730" cy="2429492"/>
                     </a:xfrm>
                     <a:prstGeom prst="rect">
                       <a:avLst/>
@@ -8542,7 +8538,7 @@
           <w:lang w:val="es-SV"/>
         </w:rPr>
       </w:pPr>
-      <w:bookmarkStart w:id="11" w:name="_Toc240282787"/>
+      <w:bookmarkStart w:id="11" w:name="_Toc243143083"/>
       <w:r>
         <w:rPr>
           <w:rFonts w:ascii="Times New Roman" w:hAnsi="Times New Roman" w:cs="Times New Roman"/>
@@ -9835,46 +9831,23 @@
             </w:r>
           </w:p>
           <w:p>
+            <w:pPr>
+              <w:rPr>
+                <w:lang w:val="en-US"/>
+              </w:rPr>
+            </w:pPr>
             <w:r>
               <w:rPr>
                 <w:b/>
                 <w:bCs/>
-              </w:rPr>
-              <w:t xml:space="preserve">min </w:t>
-            </w:r>
-            <w:proofErr w:type="spellStart"/>
-            <w:r>
-              <w:rPr>
-                <w:b/>
-                <w:bCs/>
-              </w:rPr>
-              <w:t>items</w:t>
-            </w:r>
-            <w:proofErr w:type="spellEnd"/>
-            <w:r>
-              <w:rPr>
-                <w:b/>
-                <w:bCs/>
-              </w:rPr>
-              <w:t xml:space="preserve"> per </w:t>
-            </w:r>
-            <w:proofErr w:type="spellStart"/>
-            <w:r>
-              <w:rPr>
-                <w:b/>
-                <w:bCs/>
-              </w:rPr>
-              <w:t>itemset</w:t>
-            </w:r>
-            <w:proofErr w:type="spellEnd"/>
-            <w:r>
-              <w:rPr>
-                <w:b/>
-                <w:bCs/>
-              </w:rPr>
-              <w:t>:</w:t>
-            </w:r>
-            <w:r>
+                <w:lang w:val="en-US"/>
+              </w:rPr>
+              <w:t>min items per itemset:</w:t>
+            </w:r>
+            <w:r>
+              <w:rPr>
+                <w:lang w:val="en-US"/>
+              </w:rPr>
               <w:t xml:space="preserve"> 1</w:t>
             </w:r>
           </w:p>
@@ -10770,7 +10743,7 @@
           <w:lang w:val="es-SV"/>
         </w:rPr>
       </w:pPr>
-      <w:bookmarkStart w:id="12" w:name="_Toc240282788"/>
+      <w:bookmarkStart w:id="12" w:name="_Toc243143084"/>
       <w:r>
         <w:rPr>
           <w:rFonts w:ascii="Times New Roman" w:hAnsi="Times New Roman" w:cs="Times New Roman"/>
@@ -10815,7 +10788,7 @@
         <w:pStyle w:val="Ttulo4"/>
         <w:numPr>
           <w:ilvl w:val="1"/>
-          <w:numId w:val="36"/>
+          <w:numId w:val="41"/>
         </w:numPr>
         <w:rPr>
           <w:b/>
@@ -10965,21 +10938,6 @@
     </w:p>
     <w:p>
       <w:pPr>
-        <w:spacing w:line="360" w:lineRule="auto"/>
-        <w:jc w:val="both"/>
-        <w:rPr>
-          <w:lang w:val="es-SV"/>
-        </w:rPr>
-      </w:pPr>
-      <w:r>
-        <w:rPr>
-          <w:lang w:val="es-SV"/>
-        </w:rPr>
-        <w:t>Para entender exactamente qué factores provocan que un paquete no llegue a tiempo, decidimos implementar un Árbol de Regresión. Este modelo es ideal porque no solo nos dice si un paquete se va a retrasar o no, sino que calcula la probabilidad exacta (de 0 a 1) de que esto ocurra, basándose en el peso de la caja, el costo del flete y la ruta geográfica.</w:t>
-      </w:r>
-    </w:p>
-    <w:p>
-      <w:pPr>
         <w:pStyle w:val="Prrafodelista"/>
         <w:numPr>
           <w:ilvl w:val="0"/>
@@ -10996,11 +10954,29 @@
       </w:pPr>
       <w:r>
         <w:rPr>
-          <w:rFonts w:ascii="Times New Roman" w:hAnsi="Times New Roman" w:cs="Times New Roman"/>
-          <w:color w:val="000000" w:themeColor="text1"/>
-          <w:lang w:val="es-SV"/>
-        </w:rPr>
-        <w:t xml:space="preserve">Evaluación Matemática del Modelo (RMSE: 0.255) Para comprobar si las predicciones de nuestro árbol eran acertadas, medimos su margen de error utilizando la métrica RMSE (Error Cuadrático Medio). El resultado fue de 0.255. En palabras sencillas, esto significa que cuando el modelo intenta predecir el riesgo de retraso, tiene una desviación promedio de apenas el 25.5%. Considerando lo caótica e impredecible que es la logística en el mundo real (con variables fuera de nuestro </w:t>
+          <w:lang w:val="es-SV"/>
+        </w:rPr>
+        <w:t>P</w:t>
+      </w:r>
+      <w:r>
+        <w:rPr>
+          <w:lang w:val="es-SV"/>
+        </w:rPr>
+        <w:t>ara entender exactamente qué factores influyen en que un paquete no llegue a tiempo, decidimos implementar un Árbol de Regresión. Este modelo es ideal porque no solo clasifica el resultado binario, sino que estima un índice de riesgo (propensión o valor esperado) asociado al retraso, basándose en el peso de la caja, el costo del flete y la ruta geográfica.</w:t>
+      </w:r>
+      <w:r>
+        <w:rPr>
+          <w:lang w:val="es-SV"/>
+        </w:rPr>
+        <w:t xml:space="preserve"> </w:t>
+      </w:r>
+      <w:r>
+        <w:rPr>
+          <w:rFonts w:ascii="Times New Roman" w:hAnsi="Times New Roman" w:cs="Times New Roman"/>
+          <w:color w:val="000000" w:themeColor="text1"/>
+          <w:lang w:val="es-SV"/>
+        </w:rPr>
+        <w:t xml:space="preserve">Evaluación Matemática del Modelo (RMSE: 0.255) Para comprobar si las predicciones de nuestro árbol eran acertadas, medimos su margen de error utilizando la métrica RMSE (Error Cuadrático Medio). El resultado fue de 0.255. En palabras sencillas, esto significa que cuando el modelo intenta predecir el riesgo de retraso, tiene una desviación promedio de apenas el 25.5%. Considerando lo caótica e impredecible que es la logística en el mundo real (con variables fuera de nuestro control como el clima o el tráfico), este es un margen </w:t>
       </w:r>
       <w:r>
         <w:rPr>
@@ -11009,7 +10985,7 @@
           <w:lang w:val="es-SV"/>
         </w:rPr>
         <w:lastRenderedPageBreak/>
-        <w:t xml:space="preserve">control como el clima o el tráfico), este es un margen de error bastante bajo. Nos confirma que el modelo es lo suficientemente confiable como para que </w:t>
+        <w:t xml:space="preserve">de error bastante bajo. Nos confirma que el modelo es lo suficientemente confiable como para que </w:t>
       </w:r>
       <w:proofErr w:type="spellStart"/>
       <w:r>
@@ -11095,19 +11071,7 @@
         <w:rPr>
           <w:rFonts w:ascii="Times New Roman" w:hAnsi="Times New Roman" w:cs="Times New Roman"/>
         </w:rPr>
-        <w:t xml:space="preserve"> El modelo nos demuestra de manera contundente </w:t>
-      </w:r>
-      <w:r>
-        <w:rPr>
-          <w:rFonts w:ascii="Times New Roman" w:hAnsi="Times New Roman" w:cs="Times New Roman"/>
-        </w:rPr>
-        <w:t>que,</w:t>
-      </w:r>
-      <w:r>
-        <w:rPr>
-          <w:rFonts w:ascii="Times New Roman" w:hAnsi="Times New Roman" w:cs="Times New Roman"/>
-        </w:rPr>
-        <w:t xml:space="preserve"> a partir de la segunda quincena de noviembre, la operación se satura. Por ejemplo, si un cliente en Ceará hace una compra a finales de mes, su probabilidad de recibir el pedido tarde roza el 30%. </w:t>
+        <w:t xml:space="preserve"> El modelo nos demuestra de manera contundente que, a partir de la segunda quincena de noviembre, la operación se satura. Por ejemplo, si un cliente en Ceará hace una compra a finales de mes, su probabilidad de recibir el pedido tarde roza el 30%. </w:t>
       </w:r>
       <w:proofErr w:type="spellStart"/>
       <w:r>
@@ -11147,24 +11111,13 @@
         <w:t>El rechazo a la carga pesada (El caso de Río de Janeiro):</w:t>
       </w:r>
       <w:r>
-        <w:rPr>
-          <w:rFonts w:ascii="Times New Roman" w:hAnsi="Times New Roman" w:cs="Times New Roman"/>
-        </w:rPr>
-        <w:t xml:space="preserve"> Este fue uno de los descubrimientos más interesantes. El modelo encontró que, durante la temporada alta, si un envío va para Río de Janeiro y tiene un costo de flete elevado (mayor a $17.99, lo que indica que es muy pesado o voluminoso), la probabilidad de retraso se dispara a un altísimo </w:t>
-      </w:r>
-      <w:r>
-        <w:rPr>
-          <w:rFonts w:ascii="Times New Roman" w:hAnsi="Times New Roman" w:cs="Times New Roman"/>
-          <w:b/>
-          <w:bCs/>
-        </w:rPr>
-        <w:t>59%</w:t>
-      </w:r>
-      <w:r>
-        <w:rPr>
-          <w:rFonts w:ascii="Times New Roman" w:hAnsi="Times New Roman" w:cs="Times New Roman"/>
-        </w:rPr>
-        <w:t>. En la práctica, esto nos dice que los transportistas locales probablemente están evadiendo o dejando para después los paquetes difíciles y pesados para priorizar los pequeños.</w:t>
+        <w:t xml:space="preserve"> </w:t>
+      </w:r>
+      <w:r>
+        <w:rPr>
+          <w:rFonts w:ascii="Times New Roman" w:hAnsi="Times New Roman" w:cs="Times New Roman"/>
+        </w:rPr>
+        <w:t>Este fue uno de los descubrimientos más interesantes. El modelo encontró que, durante la temporada alta, si un envío va para Río de Janeiro y tiene un costo de flete elevado (mayor a $17.99, lo que indica que es muy pesado o voluminoso), el índice de riesgo de retraso se dispara a un altísimo 59%. En la práctica, esto sugiere la hipótesis de que los transportistas locales podrían estar evadiendo o priorizando la entrega de paquetes pequeños sobre los difíciles y pesados.</w:t>
       </w:r>
     </w:p>
     <w:p>
@@ -11248,21 +11201,24 @@
         <w:pStyle w:val="Ttulo4"/>
         <w:numPr>
           <w:ilvl w:val="1"/>
-          <w:numId w:val="37"/>
+          <w:numId w:val="41"/>
         </w:numPr>
         <w:rPr>
-          <w:color w:val="000000" w:themeColor="text1"/>
-        </w:rPr>
-      </w:pPr>
-      <w:r>
-        <w:rPr>
+          <w:b/>
+          <w:bCs/>
+          <w:color w:val="000000" w:themeColor="text1"/>
+        </w:rPr>
+      </w:pPr>
+      <w:r>
+        <w:rPr>
+          <w:b/>
+          <w:bCs/>
           <w:color w:val="000000" w:themeColor="text1"/>
         </w:rPr>
         <w:lastRenderedPageBreak/>
         <w:t>Evaluación del Modelo 2: Regresión Logística (Riesgo Estadístico de Retraso)</w:t>
       </w:r>
     </w:p>
-    <w:p/>
     <w:p>
       <w:pPr>
         <w:jc w:val="center"/>
@@ -11455,14 +11411,7 @@
         <w:rPr>
           <w:rFonts w:ascii="Times New Roman" w:hAnsi="Times New Roman" w:cs="Times New Roman"/>
         </w:rPr>
-        <w:t xml:space="preserve">. Es decir, de cada 100 paquetes que procesa, clasifica correctamente 84 de ellos. Al </w:t>
-      </w:r>
-      <w:r>
-        <w:rPr>
-          <w:rFonts w:ascii="Times New Roman" w:hAnsi="Times New Roman" w:cs="Times New Roman"/>
-        </w:rPr>
-        <w:lastRenderedPageBreak/>
-        <w:t>desglosar los porcentajes de la matriz, encontramos datos muy reveladores sobre el comportamiento del algoritmo:</w:t>
+        <w:t>. Es decir, de cada 100 paquetes que procesa, clasifica correctamente 84 de ellos. Al desglosar los porcentajes de la matriz, encontramos datos muy reveladores sobre el comportamiento del algoritmo:</w:t>
       </w:r>
     </w:p>
     <w:p>
@@ -11484,6 +11433,7 @@
           <w:b/>
           <w:bCs/>
         </w:rPr>
+        <w:lastRenderedPageBreak/>
         <w:t>Detección de flujo normal (Verdaderos Negativos):</w:t>
       </w:r>
       <w:r>
@@ -11763,14 +11713,7 @@
         <w:rPr>
           <w:rFonts w:ascii="Times New Roman" w:hAnsi="Times New Roman" w:cs="Times New Roman"/>
         </w:rPr>
-        <w:t xml:space="preserve"> Por el contrario, ciudades como Volta Redonda (coeficiente de -1.823) o Sorocaba (coeficiente de -0.461) tienen valores negativos fuertemente marcados. Esto indica que operan como "zonas </w:t>
-      </w:r>
-      <w:r>
-        <w:rPr>
-          <w:rFonts w:ascii="Times New Roman" w:hAnsi="Times New Roman" w:cs="Times New Roman"/>
-        </w:rPr>
-        <w:lastRenderedPageBreak/>
-        <w:t>seguras" o escudos contra los retrasos. Sus redes de distribución local son altamente eficientes.</w:t>
+        <w:t xml:space="preserve"> Por el contrario, ciudades como Volta Redonda (coeficiente de -1.823) o Sorocaba (coeficiente de -0.461) tienen valores negativos fuertemente marcados. Esto indica que operan como "zonas seguras" o escudos contra los retrasos. Sus redes de distribución local son altamente eficientes.</w:t>
       </w:r>
     </w:p>
     <w:p>
@@ -11792,6 +11735,7 @@
           <w:b/>
           <w:bCs/>
         </w:rPr>
+        <w:lastRenderedPageBreak/>
         <w:t>Gestión Dinámica de Clientes:</w:t>
       </w:r>
       <w:r>
@@ -11857,7 +11801,7 @@
         <w:pStyle w:val="Ttulo4"/>
         <w:numPr>
           <w:ilvl w:val="1"/>
-          <w:numId w:val="38"/>
+          <w:numId w:val="42"/>
         </w:numPr>
         <w:rPr>
           <w:rFonts w:ascii="Times New Roman" w:hAnsi="Times New Roman" w:cs="Times New Roman"/>
@@ -12010,7 +11954,6 @@
           <w:rFonts w:ascii="Times New Roman" w:hAnsi="Times New Roman" w:cs="Times New Roman"/>
           <w:lang w:val="es-SV"/>
         </w:rPr>
-        <w:lastRenderedPageBreak/>
         <w:t xml:space="preserve">Para comprender la estructura subyacente de la operación logística de </w:t>
       </w:r>
       <w:proofErr w:type="spellStart"/>
@@ -12065,6 +12008,7 @@
           <w:bCs/>
           <w:lang w:val="es-SV"/>
         </w:rPr>
+        <w:lastRenderedPageBreak/>
         <w:t>Evaluación Matemática del Modelo (Cohesión de Clústeres)</w:t>
       </w:r>
       <w:r>
@@ -12171,10 +12115,7 @@
     </w:p>
     <w:p>
       <w:pPr>
-        <w:numPr>
-          <w:ilvl w:val="1"/>
-          <w:numId w:val="32"/>
-        </w:numPr>
+        <w:pStyle w:val="Prrafodelista"/>
         <w:rPr>
           <w:rFonts w:ascii="Times New Roman" w:hAnsi="Times New Roman" w:cs="Times New Roman"/>
           <w:lang w:val="es-SV"/>
@@ -12194,22 +12135,32 @@
           <w:bCs/>
           <w:lang w:val="es-SV"/>
         </w:rPr>
-        <w:t>Índice Davies-Bouldin de -0.511</w:t>
-      </w:r>
-      <w:r>
-        <w:rPr>
-          <w:rFonts w:ascii="Times New Roman" w:hAnsi="Times New Roman" w:cs="Times New Roman"/>
-          <w:lang w:val="es-SV"/>
-        </w:rPr>
-        <w:t>. Valores más cercanos a cero en este índice indican una excelente separación entre los clústeres y una alta cohesión interna.</w:t>
-      </w:r>
-    </w:p>
-    <w:p>
-      <w:pPr>
-        <w:numPr>
-          <w:ilvl w:val="1"/>
-          <w:numId w:val="32"/>
-        </w:numPr>
+        <w:t>Índice Davies-Bouldin de 0.511</w:t>
+      </w:r>
+      <w:r>
+        <w:rPr>
+          <w:rFonts w:ascii="Times New Roman" w:hAnsi="Times New Roman" w:cs="Times New Roman"/>
+          <w:lang w:val="es-SV"/>
+        </w:rPr>
+        <w:t>. Valores más cercanos a cero en este índice indican una excelente separación entre los clústeres y una alta cohesión interna</w:t>
+      </w:r>
+      <w:r>
+        <w:rPr>
+          <w:rFonts w:ascii="Times New Roman" w:hAnsi="Times New Roman" w:cs="Times New Roman"/>
+          <w:lang w:val="es-SV"/>
+        </w:rPr>
+        <w:t xml:space="preserve"> </w:t>
+      </w:r>
+      <w:r>
+        <w:rPr>
+          <w:rFonts w:ascii="Times New Roman" w:hAnsi="Times New Roman" w:cs="Times New Roman"/>
+        </w:rPr>
+        <w:t>(Nota: la herramienta Altair AI Studio reporta este valor en negativo como función de maximización para su optimizador interno).</w:t>
+      </w:r>
+    </w:p>
+    <w:p>
+      <w:pPr>
+        <w:ind w:left="720"/>
         <w:rPr>
           <w:rFonts w:ascii="Times New Roman" w:hAnsi="Times New Roman" w:cs="Times New Roman"/>
           <w:lang w:val="es-SV"/>
@@ -12252,7 +12203,7 @@
           <w:rFonts w:ascii="Times New Roman" w:hAnsi="Times New Roman" w:cs="Times New Roman"/>
           <w:lang w:val="es-SV"/>
         </w:rPr>
-        <w:t xml:space="preserve"> presenta la menor distancia interna (-475,408.20), lo que sugiere que es un grupo altamente homogéneo. En contraste, el </w:t>
+        <w:t xml:space="preserve"> presenta la menor distancia interna (475,408.20), lo que sugiere que es un grupo altamente homogéneo. En contraste, el </w:t>
       </w:r>
       <w:r>
         <w:rPr>
@@ -12268,7 +12219,7 @@
           <w:rFonts w:ascii="Times New Roman" w:hAnsi="Times New Roman" w:cs="Times New Roman"/>
           <w:lang w:val="es-SV"/>
         </w:rPr>
-        <w:t xml:space="preserve"> (-12,511,742.19) y el </w:t>
+        <w:t xml:space="preserve"> (12,511,742.19) y el </w:t>
       </w:r>
       <w:r>
         <w:rPr>
@@ -12284,7 +12235,41 @@
           <w:rFonts w:ascii="Times New Roman" w:hAnsi="Times New Roman" w:cs="Times New Roman"/>
           <w:lang w:val="es-SV"/>
         </w:rPr>
-        <w:t xml:space="preserve"> (-2,592,605.40) muestran mayor dispersión, indicando una mayor variabilidad en los envíos que conforman estas categorías.</w:t>
+        <w:t xml:space="preserve"> (2,592,605.40) muestran mayor dispersión, indicando una mayor variabilidad en los envíos que conforman estas </w:t>
+      </w:r>
+      <w:r>
+        <w:rPr>
+          <w:rFonts w:ascii="Times New Roman" w:hAnsi="Times New Roman" w:cs="Times New Roman"/>
+          <w:lang w:val="es-SV"/>
+        </w:rPr>
+        <w:t>categorías</w:t>
+      </w:r>
+      <w:r>
+        <w:rPr>
+          <w:rFonts w:ascii="Times New Roman" w:hAnsi="Times New Roman" w:cs="Times New Roman"/>
+        </w:rPr>
+        <w:t xml:space="preserve"> (Nota técnica metodológica: La herramienta Altair AI Studio reporta tanto el índice Davies-Bouldin como las distancias </w:t>
+      </w:r>
+      <w:proofErr w:type="spellStart"/>
+      <w:r>
+        <w:rPr>
+          <w:rFonts w:ascii="Times New Roman" w:hAnsi="Times New Roman" w:cs="Times New Roman"/>
+        </w:rPr>
+        <w:t>intra-clúster</w:t>
+      </w:r>
+      <w:proofErr w:type="spellEnd"/>
+      <w:r>
+        <w:rPr>
+          <w:rFonts w:ascii="Times New Roman" w:hAnsi="Times New Roman" w:cs="Times New Roman"/>
+        </w:rPr>
+        <w:t xml:space="preserve"> con valores negativos por defecto. Esto responde estrictamente a la arquitectura de su motor de optimización interno, el cual requiere transformar métricas de minimización multiplicándolas por -1 para tratarlas como funciones de maximización. En este reporte, los valores han sido expresados en su formato matemático absoluto y convencional)</w:t>
+      </w:r>
+      <w:r>
+        <w:rPr>
+          <w:rFonts w:ascii="Times New Roman" w:hAnsi="Times New Roman" w:cs="Times New Roman"/>
+          <w:lang w:val="es-SV"/>
+        </w:rPr>
+        <w:t>.</w:t>
       </w:r>
     </w:p>
     <w:p>
@@ -12334,9 +12319,10 @@
     </w:p>
     <w:p>
       <w:pPr>
+        <w:pStyle w:val="Prrafodelista"/>
         <w:numPr>
           <w:ilvl w:val="1"/>
-          <w:numId w:val="32"/>
+          <w:numId w:val="29"/>
         </w:numPr>
         <w:rPr>
           <w:rFonts w:ascii="Times New Roman" w:hAnsi="Times New Roman" w:cs="Times New Roman"/>
@@ -12396,9 +12382,10 @@
     </w:p>
     <w:p>
       <w:pPr>
+        <w:pStyle w:val="Prrafodelista"/>
         <w:numPr>
           <w:ilvl w:val="1"/>
-          <w:numId w:val="32"/>
+          <w:numId w:val="29"/>
         </w:numPr>
         <w:rPr>
           <w:rFonts w:ascii="Times New Roman" w:hAnsi="Times New Roman" w:cs="Times New Roman"/>
@@ -12456,9 +12443,10 @@
     </w:p>
     <w:p>
       <w:pPr>
+        <w:pStyle w:val="Prrafodelista"/>
         <w:numPr>
           <w:ilvl w:val="1"/>
-          <w:numId w:val="32"/>
+          <w:numId w:val="29"/>
         </w:numPr>
         <w:rPr>
           <w:rFonts w:ascii="Times New Roman" w:hAnsi="Times New Roman" w:cs="Times New Roman"/>
@@ -12527,7 +12515,7 @@
         <w:pStyle w:val="Ttulo4"/>
         <w:numPr>
           <w:ilvl w:val="1"/>
-          <w:numId w:val="38"/>
+          <w:numId w:val="42"/>
         </w:numPr>
         <w:rPr>
           <w:rFonts w:ascii="Times New Roman" w:hAnsi="Times New Roman" w:cs="Times New Roman"/>
@@ -12647,7 +12635,7 @@
         <w:widowControl w:val="0"/>
         <w:numPr>
           <w:ilvl w:val="0"/>
-          <w:numId w:val="38"/>
+          <w:numId w:val="29"/>
         </w:numPr>
         <w:spacing w:before="240" w:after="0" w:line="360" w:lineRule="auto"/>
         <w:rPr>
@@ -12706,6 +12694,115 @@
           <w:color w:val="000000" w:themeColor="text1"/>
         </w:rPr>
         <w:t>, que representa la probabilidad condicional matemática de que ocurra un evento si ya ocurrió otro. El modelo logró aislar reglas con niveles de confianza excepcionalmente altos:</w:t>
+      </w:r>
+    </w:p>
+    <w:p>
+      <w:pPr>
+        <w:pStyle w:val="Prrafodelista"/>
+        <w:widowControl w:val="0"/>
+        <w:numPr>
+          <w:ilvl w:val="0"/>
+          <w:numId w:val="29"/>
+        </w:numPr>
+        <w:spacing w:after="0" w:line="360" w:lineRule="auto"/>
+        <w:rPr>
+          <w:rFonts w:ascii="Times New Roman" w:hAnsi="Times New Roman" w:cs="Times New Roman"/>
+          <w:color w:val="000000" w:themeColor="text1"/>
+        </w:rPr>
+      </w:pPr>
+      <w:r>
+        <w:rPr>
+          <w:rFonts w:ascii="Times New Roman" w:hAnsi="Times New Roman" w:cs="Times New Roman"/>
+          <w:b/>
+          <w:bCs/>
+          <w:color w:val="000000" w:themeColor="text1"/>
+        </w:rPr>
+        <w:t>Validación de Integridad (100% de Confianza):</w:t>
+      </w:r>
+      <w:r>
+        <w:rPr>
+          <w:rFonts w:ascii="Times New Roman" w:hAnsi="Times New Roman" w:cs="Times New Roman"/>
+          <w:color w:val="000000" w:themeColor="text1"/>
+        </w:rPr>
+        <w:t xml:space="preserve"> El modelo arrojó reglas como </w:t>
+      </w:r>
+      <w:r>
+        <w:rPr>
+          <w:rFonts w:ascii="Times New Roman" w:eastAsia="Roboto Mono" w:hAnsi="Times New Roman" w:cs="Times New Roman"/>
+          <w:color w:val="000000" w:themeColor="text1"/>
+        </w:rPr>
+        <w:t>[</w:t>
+      </w:r>
+      <w:proofErr w:type="spellStart"/>
+      <w:r>
+        <w:rPr>
+          <w:rFonts w:ascii="Times New Roman" w:eastAsia="Roboto Mono" w:hAnsi="Times New Roman" w:cs="Times New Roman"/>
+          <w:color w:val="000000" w:themeColor="text1"/>
+        </w:rPr>
+        <w:t>Ciudad_Cliente</w:t>
+      </w:r>
+      <w:proofErr w:type="spellEnd"/>
+      <w:r>
+        <w:rPr>
+          <w:rFonts w:ascii="Times New Roman" w:eastAsia="Roboto Mono" w:hAnsi="Times New Roman" w:cs="Times New Roman"/>
+          <w:color w:val="000000" w:themeColor="text1"/>
+        </w:rPr>
+        <w:t xml:space="preserve"> = SAO PAULO] --&gt; [</w:t>
+      </w:r>
+      <w:proofErr w:type="spellStart"/>
+      <w:r>
+        <w:rPr>
+          <w:rFonts w:ascii="Times New Roman" w:eastAsia="Roboto Mono" w:hAnsi="Times New Roman" w:cs="Times New Roman"/>
+          <w:color w:val="000000" w:themeColor="text1"/>
+        </w:rPr>
+        <w:t>Estado_Cliente</w:t>
+      </w:r>
+      <w:proofErr w:type="spellEnd"/>
+      <w:r>
+        <w:rPr>
+          <w:rFonts w:ascii="Times New Roman" w:eastAsia="Roboto Mono" w:hAnsi="Times New Roman" w:cs="Times New Roman"/>
+          <w:color w:val="000000" w:themeColor="text1"/>
+        </w:rPr>
+        <w:t xml:space="preserve"> = SP]</w:t>
+      </w:r>
+      <w:r>
+        <w:rPr>
+          <w:rFonts w:ascii="Times New Roman" w:hAnsi="Times New Roman" w:cs="Times New Roman"/>
+          <w:color w:val="000000" w:themeColor="text1"/>
+        </w:rPr>
+        <w:t xml:space="preserve"> con una confianza de </w:t>
+      </w:r>
+      <w:r>
+        <w:rPr>
+          <w:rFonts w:ascii="Times New Roman" w:hAnsi="Times New Roman" w:cs="Times New Roman"/>
+          <w:b/>
+          <w:bCs/>
+          <w:color w:val="000000" w:themeColor="text1"/>
+        </w:rPr>
+        <w:t>1.000</w:t>
+      </w:r>
+      <w:r>
+        <w:rPr>
+          <w:rFonts w:ascii="Times New Roman" w:hAnsi="Times New Roman" w:cs="Times New Roman"/>
+          <w:color w:val="000000" w:themeColor="text1"/>
+        </w:rPr>
+        <w:t xml:space="preserve">. Aunque lógicamente obvio, matemáticamente esto certifica que la calidad de los datos geográficos de </w:t>
+      </w:r>
+      <w:proofErr w:type="spellStart"/>
+      <w:r>
+        <w:rPr>
+          <w:rFonts w:ascii="Times New Roman" w:hAnsi="Times New Roman" w:cs="Times New Roman"/>
+          <w:color w:val="000000" w:themeColor="text1"/>
+        </w:rPr>
+        <w:t>Olist</w:t>
+      </w:r>
+      <w:proofErr w:type="spellEnd"/>
+      <w:r>
+        <w:rPr>
+          <w:rFonts w:ascii="Times New Roman" w:hAnsi="Times New Roman" w:cs="Times New Roman"/>
+          <w:color w:val="000000" w:themeColor="text1"/>
+        </w:rPr>
+        <w:t xml:space="preserve"> es perfecta y libre de ruido.</w:t>
       </w:r>
     </w:p>
     <w:p>
@@ -12728,14 +12825,15 @@
           <w:bCs/>
           <w:color w:val="000000" w:themeColor="text1"/>
         </w:rPr>
-        <w:t>Validación de Integridad (100% de Confianza):</w:t>
-      </w:r>
-      <w:r>
-        <w:rPr>
-          <w:rFonts w:ascii="Times New Roman" w:hAnsi="Times New Roman" w:cs="Times New Roman"/>
-          <w:color w:val="000000" w:themeColor="text1"/>
-        </w:rPr>
-        <w:t xml:space="preserve"> El modelo arrojó reglas como </w:t>
+        <w:lastRenderedPageBreak/>
+        <w:t>Comportamiento de Pago (Fuerte):</w:t>
+      </w:r>
+      <w:r>
+        <w:rPr>
+          <w:rFonts w:ascii="Times New Roman" w:hAnsi="Times New Roman" w:cs="Times New Roman"/>
+          <w:color w:val="000000" w:themeColor="text1"/>
+        </w:rPr>
+        <w:t xml:space="preserve"> Se identificaron reglas como </w:t>
       </w:r>
       <w:r>
         <w:rPr>
@@ -12750,7 +12848,7 @@
           <w:rFonts w:ascii="Times New Roman" w:eastAsia="Roboto Mono" w:hAnsi="Times New Roman" w:cs="Times New Roman"/>
           <w:color w:val="000000" w:themeColor="text1"/>
         </w:rPr>
-        <w:t>Ciudad_Cliente</w:t>
+        <w:t>Categoria</w:t>
       </w:r>
       <w:proofErr w:type="spellEnd"/>
       <w:r>
@@ -12758,7 +12856,7 @@
           <w:rFonts w:ascii="Times New Roman" w:eastAsia="Roboto Mono" w:hAnsi="Times New Roman" w:cs="Times New Roman"/>
           <w:color w:val="000000" w:themeColor="text1"/>
         </w:rPr>
-        <w:t xml:space="preserve"> = SAO PAULO] --&gt; [</w:t>
+        <w:t xml:space="preserve"> = </w:t>
       </w:r>
       <w:proofErr w:type="spellStart"/>
       <w:r>
@@ -12766,7 +12864,7 @@
           <w:rFonts w:ascii="Times New Roman" w:eastAsia="Roboto Mono" w:hAnsi="Times New Roman" w:cs="Times New Roman"/>
           <w:color w:val="000000" w:themeColor="text1"/>
         </w:rPr>
-        <w:t>Estado_Cliente</w:t>
+        <w:t>bed_bath_table</w:t>
       </w:r>
       <w:proofErr w:type="spellEnd"/>
       <w:r>
@@ -12774,7 +12872,39 @@
           <w:rFonts w:ascii="Times New Roman" w:eastAsia="Roboto Mono" w:hAnsi="Times New Roman" w:cs="Times New Roman"/>
           <w:color w:val="000000" w:themeColor="text1"/>
         </w:rPr>
-        <w:t xml:space="preserve"> = SP]</w:t>
+        <w:t>] --&gt; [</w:t>
+      </w:r>
+      <w:proofErr w:type="spellStart"/>
+      <w:r>
+        <w:rPr>
+          <w:rFonts w:ascii="Times New Roman" w:eastAsia="Roboto Mono" w:hAnsi="Times New Roman" w:cs="Times New Roman"/>
+          <w:color w:val="000000" w:themeColor="text1"/>
+        </w:rPr>
+        <w:t>Tipo_Pago</w:t>
+      </w:r>
+      <w:proofErr w:type="spellEnd"/>
+      <w:r>
+        <w:rPr>
+          <w:rFonts w:ascii="Times New Roman" w:eastAsia="Roboto Mono" w:hAnsi="Times New Roman" w:cs="Times New Roman"/>
+          <w:color w:val="000000" w:themeColor="text1"/>
+        </w:rPr>
+        <w:t xml:space="preserve"> = </w:t>
+      </w:r>
+      <w:proofErr w:type="spellStart"/>
+      <w:r>
+        <w:rPr>
+          <w:rFonts w:ascii="Times New Roman" w:eastAsia="Roboto Mono" w:hAnsi="Times New Roman" w:cs="Times New Roman"/>
+          <w:color w:val="000000" w:themeColor="text1"/>
+        </w:rPr>
+        <w:t>credit_card</w:t>
+      </w:r>
+      <w:proofErr w:type="spellEnd"/>
+      <w:r>
+        <w:rPr>
+          <w:rFonts w:ascii="Times New Roman" w:eastAsia="Roboto Mono" w:hAnsi="Times New Roman" w:cs="Times New Roman"/>
+          <w:color w:val="000000" w:themeColor="text1"/>
+        </w:rPr>
+        <w:t>]</w:t>
       </w:r>
       <w:r>
         <w:rPr>
@@ -12790,38 +12920,14 @@
           <w:bCs/>
           <w:color w:val="000000" w:themeColor="text1"/>
         </w:rPr>
-        <w:t>1.000</w:t>
-      </w:r>
-      <w:r>
-        <w:rPr>
-          <w:rFonts w:ascii="Times New Roman" w:hAnsi="Times New Roman" w:cs="Times New Roman"/>
-          <w:color w:val="000000" w:themeColor="text1"/>
-        </w:rPr>
-        <w:t xml:space="preserve">. Aunque lógicamente obvio, matemáticamente esto certifica que la calidad de los datos geográficos de </w:t>
-      </w:r>
-      <w:proofErr w:type="spellStart"/>
-      <w:r>
-        <w:rPr>
-          <w:rFonts w:ascii="Times New Roman" w:hAnsi="Times New Roman" w:cs="Times New Roman"/>
-          <w:color w:val="000000" w:themeColor="text1"/>
-        </w:rPr>
-        <w:t>Olist</w:t>
-      </w:r>
-      <w:proofErr w:type="spellEnd"/>
-      <w:r>
-        <w:rPr>
-          <w:rFonts w:ascii="Times New Roman" w:hAnsi="Times New Roman" w:cs="Times New Roman"/>
-          <w:color w:val="000000" w:themeColor="text1"/>
-        </w:rPr>
-        <w:t xml:space="preserve"> es perfecta y libre </w:t>
-      </w:r>
-      <w:r>
-        <w:rPr>
-          <w:rFonts w:ascii="Times New Roman" w:hAnsi="Times New Roman" w:cs="Times New Roman"/>
-          <w:color w:val="000000" w:themeColor="text1"/>
-        </w:rPr>
-        <w:lastRenderedPageBreak/>
-        <w:t>de ruido.</w:t>
+        <w:t>0.777 (77.7%)</w:t>
+      </w:r>
+      <w:r>
+        <w:rPr>
+          <w:rFonts w:ascii="Times New Roman" w:hAnsi="Times New Roman" w:cs="Times New Roman"/>
+          <w:color w:val="000000" w:themeColor="text1"/>
+        </w:rPr>
+        <w:t>.</w:t>
       </w:r>
     </w:p>
     <w:p>
@@ -12844,14 +12950,14 @@
           <w:bCs/>
           <w:color w:val="000000" w:themeColor="text1"/>
         </w:rPr>
-        <w:t>Comportamiento de Pago (Fuerte):</w:t>
-      </w:r>
-      <w:r>
-        <w:rPr>
-          <w:rFonts w:ascii="Times New Roman" w:hAnsi="Times New Roman" w:cs="Times New Roman"/>
-          <w:color w:val="000000" w:themeColor="text1"/>
-        </w:rPr>
-        <w:t xml:space="preserve"> Se identificaron reglas como </w:t>
+        <w:t>Patrones en Categorías Premium:</w:t>
+      </w:r>
+      <w:r>
+        <w:rPr>
+          <w:rFonts w:ascii="Times New Roman" w:hAnsi="Times New Roman" w:cs="Times New Roman"/>
+          <w:color w:val="000000" w:themeColor="text1"/>
+        </w:rPr>
+        <w:t xml:space="preserve"> En artículos de lujo o regalos, la regla </w:t>
       </w:r>
       <w:r>
         <w:rPr>
@@ -12882,7 +12988,7 @@
           <w:rFonts w:ascii="Times New Roman" w:eastAsia="Roboto Mono" w:hAnsi="Times New Roman" w:cs="Times New Roman"/>
           <w:color w:val="000000" w:themeColor="text1"/>
         </w:rPr>
-        <w:t>bed_bath_table</w:t>
+        <w:t>watches_gifts</w:t>
       </w:r>
       <w:proofErr w:type="spellEnd"/>
       <w:r>
@@ -12929,16 +13035,16 @@
           <w:rFonts w:ascii="Times New Roman" w:hAnsi="Times New Roman" w:cs="Times New Roman"/>
           <w:color w:val="000000" w:themeColor="text1"/>
         </w:rPr>
-        <w:t xml:space="preserve"> con una confianza de </w:t>
-      </w:r>
-      <w:r>
-        <w:rPr>
-          <w:rFonts w:ascii="Times New Roman" w:hAnsi="Times New Roman" w:cs="Times New Roman"/>
-          <w:b/>
-          <w:bCs/>
-          <w:color w:val="000000" w:themeColor="text1"/>
-        </w:rPr>
-        <w:t>0.777 (77.7%)</w:t>
+        <w:t xml:space="preserve"> alcanzó una confianza del </w:t>
+      </w:r>
+      <w:r>
+        <w:rPr>
+          <w:rFonts w:ascii="Times New Roman" w:hAnsi="Times New Roman" w:cs="Times New Roman"/>
+          <w:b/>
+          <w:bCs/>
+          <w:color w:val="000000" w:themeColor="text1"/>
+        </w:rPr>
+        <w:t>0.786 (78.6%)</w:t>
       </w:r>
       <w:r>
         <w:rPr>
@@ -12946,6 +13052,52 @@
           <w:color w:val="000000" w:themeColor="text1"/>
         </w:rPr>
         <w:t>.</w:t>
+      </w:r>
+    </w:p>
+    <w:p>
+      <w:pPr>
+        <w:widowControl w:val="0"/>
+        <w:numPr>
+          <w:ilvl w:val="0"/>
+          <w:numId w:val="33"/>
+        </w:numPr>
+        <w:spacing w:after="0" w:line="360" w:lineRule="auto"/>
+        <w:rPr>
+          <w:rFonts w:ascii="Times New Roman" w:hAnsi="Times New Roman" w:cs="Times New Roman"/>
+          <w:color w:val="000000" w:themeColor="text1"/>
+        </w:rPr>
+      </w:pPr>
+      <w:r>
+        <w:rPr>
+          <w:rFonts w:ascii="Times New Roman" w:hAnsi="Times New Roman" w:cs="Times New Roman"/>
+          <w:b/>
+          <w:bCs/>
+          <w:color w:val="000000" w:themeColor="text1"/>
+        </w:rPr>
+        <w:t>Interpretación Humana: ¿Qué significa esto para el negocio?</w:t>
+      </w:r>
+      <w:r>
+        <w:rPr>
+          <w:rFonts w:ascii="Times New Roman" w:hAnsi="Times New Roman" w:cs="Times New Roman"/>
+          <w:color w:val="000000" w:themeColor="text1"/>
+        </w:rPr>
+        <w:t xml:space="preserve"> Al traducir estas métricas a estrategia comercial, las reglas de asociación revelan el verdadero motor económico detrás de las ventas de </w:t>
+      </w:r>
+      <w:proofErr w:type="spellStart"/>
+      <w:r>
+        <w:rPr>
+          <w:rFonts w:ascii="Times New Roman" w:hAnsi="Times New Roman" w:cs="Times New Roman"/>
+          <w:color w:val="000000" w:themeColor="text1"/>
+        </w:rPr>
+        <w:t>Olist</w:t>
+      </w:r>
+      <w:proofErr w:type="spellEnd"/>
+      <w:r>
+        <w:rPr>
+          <w:rFonts w:ascii="Times New Roman" w:hAnsi="Times New Roman" w:cs="Times New Roman"/>
+          <w:color w:val="000000" w:themeColor="text1"/>
+        </w:rPr>
+        <w:t>:</w:t>
       </w:r>
     </w:p>
     <w:p>
@@ -12968,154 +13120,14 @@
           <w:bCs/>
           <w:color w:val="000000" w:themeColor="text1"/>
         </w:rPr>
-        <w:t>Patrones en Categorías Premium:</w:t>
-      </w:r>
-      <w:r>
-        <w:rPr>
-          <w:rFonts w:ascii="Times New Roman" w:hAnsi="Times New Roman" w:cs="Times New Roman"/>
-          <w:color w:val="000000" w:themeColor="text1"/>
-        </w:rPr>
-        <w:t xml:space="preserve"> En artículos de lujo o regalos, la regla </w:t>
-      </w:r>
-      <w:r>
-        <w:rPr>
-          <w:rFonts w:ascii="Times New Roman" w:eastAsia="Roboto Mono" w:hAnsi="Times New Roman" w:cs="Times New Roman"/>
-          <w:color w:val="000000" w:themeColor="text1"/>
-        </w:rPr>
-        <w:t>[</w:t>
-      </w:r>
-      <w:proofErr w:type="spellStart"/>
-      <w:r>
-        <w:rPr>
-          <w:rFonts w:ascii="Times New Roman" w:eastAsia="Roboto Mono" w:hAnsi="Times New Roman" w:cs="Times New Roman"/>
-          <w:color w:val="000000" w:themeColor="text1"/>
-        </w:rPr>
-        <w:t>Categoria</w:t>
-      </w:r>
-      <w:proofErr w:type="spellEnd"/>
-      <w:r>
-        <w:rPr>
-          <w:rFonts w:ascii="Times New Roman" w:eastAsia="Roboto Mono" w:hAnsi="Times New Roman" w:cs="Times New Roman"/>
-          <w:color w:val="000000" w:themeColor="text1"/>
-        </w:rPr>
-        <w:t xml:space="preserve"> = </w:t>
-      </w:r>
-      <w:proofErr w:type="spellStart"/>
-      <w:r>
-        <w:rPr>
-          <w:rFonts w:ascii="Times New Roman" w:eastAsia="Roboto Mono" w:hAnsi="Times New Roman" w:cs="Times New Roman"/>
-          <w:color w:val="000000" w:themeColor="text1"/>
-        </w:rPr>
-        <w:t>watches_gifts</w:t>
-      </w:r>
-      <w:proofErr w:type="spellEnd"/>
-      <w:r>
-        <w:rPr>
-          <w:rFonts w:ascii="Times New Roman" w:eastAsia="Roboto Mono" w:hAnsi="Times New Roman" w:cs="Times New Roman"/>
-          <w:color w:val="000000" w:themeColor="text1"/>
-        </w:rPr>
-        <w:t>] --&gt; [</w:t>
-      </w:r>
-      <w:proofErr w:type="spellStart"/>
-      <w:r>
-        <w:rPr>
-          <w:rFonts w:ascii="Times New Roman" w:eastAsia="Roboto Mono" w:hAnsi="Times New Roman" w:cs="Times New Roman"/>
-          <w:color w:val="000000" w:themeColor="text1"/>
-        </w:rPr>
-        <w:t>Tipo_Pago</w:t>
-      </w:r>
-      <w:proofErr w:type="spellEnd"/>
-      <w:r>
-        <w:rPr>
-          <w:rFonts w:ascii="Times New Roman" w:eastAsia="Roboto Mono" w:hAnsi="Times New Roman" w:cs="Times New Roman"/>
-          <w:color w:val="000000" w:themeColor="text1"/>
-        </w:rPr>
-        <w:t xml:space="preserve"> = </w:t>
-      </w:r>
-      <w:proofErr w:type="spellStart"/>
-      <w:r>
-        <w:rPr>
-          <w:rFonts w:ascii="Times New Roman" w:eastAsia="Roboto Mono" w:hAnsi="Times New Roman" w:cs="Times New Roman"/>
-          <w:color w:val="000000" w:themeColor="text1"/>
-        </w:rPr>
-        <w:t>credit_card</w:t>
-      </w:r>
-      <w:proofErr w:type="spellEnd"/>
-      <w:r>
-        <w:rPr>
-          <w:rFonts w:ascii="Times New Roman" w:eastAsia="Roboto Mono" w:hAnsi="Times New Roman" w:cs="Times New Roman"/>
-          <w:color w:val="000000" w:themeColor="text1"/>
-        </w:rPr>
-        <w:t>]</w:t>
-      </w:r>
-      <w:r>
-        <w:rPr>
-          <w:rFonts w:ascii="Times New Roman" w:hAnsi="Times New Roman" w:cs="Times New Roman"/>
-          <w:color w:val="000000" w:themeColor="text1"/>
-        </w:rPr>
-        <w:t xml:space="preserve"> alcanzó una confianza del </w:t>
-      </w:r>
-      <w:r>
-        <w:rPr>
-          <w:rFonts w:ascii="Times New Roman" w:hAnsi="Times New Roman" w:cs="Times New Roman"/>
-          <w:b/>
-          <w:bCs/>
-          <w:color w:val="000000" w:themeColor="text1"/>
-        </w:rPr>
-        <w:t>0.786 (78.6%)</w:t>
-      </w:r>
-      <w:r>
-        <w:rPr>
-          <w:rFonts w:ascii="Times New Roman" w:hAnsi="Times New Roman" w:cs="Times New Roman"/>
-          <w:color w:val="000000" w:themeColor="text1"/>
-        </w:rPr>
-        <w:t>.</w:t>
-      </w:r>
-    </w:p>
-    <w:p>
-      <w:pPr>
-        <w:widowControl w:val="0"/>
-        <w:numPr>
-          <w:ilvl w:val="0"/>
-          <w:numId w:val="33"/>
-        </w:numPr>
-        <w:spacing w:after="0" w:line="360" w:lineRule="auto"/>
-        <w:rPr>
-          <w:rFonts w:ascii="Times New Roman" w:hAnsi="Times New Roman" w:cs="Times New Roman"/>
-          <w:color w:val="000000" w:themeColor="text1"/>
-        </w:rPr>
-      </w:pPr>
-      <w:r>
-        <w:rPr>
-          <w:rFonts w:ascii="Times New Roman" w:hAnsi="Times New Roman" w:cs="Times New Roman"/>
-          <w:b/>
-          <w:bCs/>
-          <w:color w:val="000000" w:themeColor="text1"/>
-        </w:rPr>
-        <w:t>Interpretación Humana: ¿Qué significa esto para el negocio?</w:t>
-      </w:r>
-      <w:r>
-        <w:rPr>
-          <w:rFonts w:ascii="Times New Roman" w:hAnsi="Times New Roman" w:cs="Times New Roman"/>
-          <w:color w:val="000000" w:themeColor="text1"/>
-        </w:rPr>
-        <w:t xml:space="preserve"> Al traducir estas métricas a estrategia comercial, las reglas de asociación revelan el verdadero motor económico detrás de las ventas de </w:t>
-      </w:r>
-      <w:proofErr w:type="spellStart"/>
-      <w:r>
-        <w:rPr>
-          <w:rFonts w:ascii="Times New Roman" w:hAnsi="Times New Roman" w:cs="Times New Roman"/>
-          <w:color w:val="000000" w:themeColor="text1"/>
-        </w:rPr>
-        <w:t>Olist</w:t>
-      </w:r>
-      <w:proofErr w:type="spellEnd"/>
-      <w:r>
-        <w:rPr>
-          <w:rFonts w:ascii="Times New Roman" w:hAnsi="Times New Roman" w:cs="Times New Roman"/>
-          <w:color w:val="000000" w:themeColor="text1"/>
-        </w:rPr>
-        <w:t>:</w:t>
+        <w:t>La Hegemonía del Crédito:</w:t>
+      </w:r>
+      <w:r>
+        <w:rPr>
+          <w:rFonts w:ascii="Times New Roman" w:hAnsi="Times New Roman" w:cs="Times New Roman"/>
+          <w:color w:val="000000" w:themeColor="text1"/>
+        </w:rPr>
+        <w:t xml:space="preserve"> Con niveles de confianza que superan consistentemente la barrera del 70% en casi todos los estados (ej. 77.3% en Río de Janeiro, 74.6% en Minas Gerais) y categorías, el modelo demuestra que la tarjeta de crédito no es una simple opción de pago: es el catalizador principal de las ventas. Independientemente de si el cliente compra artículos de primera necesidad o bienes de lujo, la decisión de compra en Brasil está anclada al crédito.</w:t>
       </w:r>
     </w:p>
     <w:p>
@@ -13138,36 +13150,6 @@
           <w:bCs/>
           <w:color w:val="000000" w:themeColor="text1"/>
         </w:rPr>
-        <w:t>La Hegemonía del Crédito:</w:t>
-      </w:r>
-      <w:r>
-        <w:rPr>
-          <w:rFonts w:ascii="Times New Roman" w:hAnsi="Times New Roman" w:cs="Times New Roman"/>
-          <w:color w:val="000000" w:themeColor="text1"/>
-        </w:rPr>
-        <w:t xml:space="preserve"> Con niveles de confianza que superan consistentemente la barrera del 70% en casi todos los estados (ej. 77.3% en Río de Janeiro, 74.6% en Minas Gerais) y categorías, el modelo demuestra que la tarjeta de crédito no es una simple opción de pago: es el catalizador principal de las ventas. Independientemente de si el cliente compra artículos de primera necesidad o bienes de lujo, la decisión de compra en Brasil está anclada al crédito.</w:t>
-      </w:r>
-    </w:p>
-    <w:p>
-      <w:pPr>
-        <w:widowControl w:val="0"/>
-        <w:numPr>
-          <w:ilvl w:val="1"/>
-          <w:numId w:val="33"/>
-        </w:numPr>
-        <w:spacing w:after="0" w:line="360" w:lineRule="auto"/>
-        <w:rPr>
-          <w:rFonts w:ascii="Times New Roman" w:hAnsi="Times New Roman" w:cs="Times New Roman"/>
-          <w:color w:val="000000" w:themeColor="text1"/>
-        </w:rPr>
-      </w:pPr>
-      <w:r>
-        <w:rPr>
-          <w:rFonts w:ascii="Times New Roman" w:hAnsi="Times New Roman" w:cs="Times New Roman"/>
-          <w:b/>
-          <w:bCs/>
-          <w:color w:val="000000" w:themeColor="text1"/>
-        </w:rPr>
         <w:t>El Eje "São Paulo - Belleza - Crédito":</w:t>
       </w:r>
       <w:r>
@@ -13338,29 +13320,87 @@
     </w:p>
     <w:p>
       <w:pPr>
-        <w:pStyle w:val="Prrafodelista"/>
-        <w:widowControl w:val="0"/>
-        <w:numPr>
-          <w:ilvl w:val="1"/>
-          <w:numId w:val="39"/>
-        </w:numPr>
-        <w:spacing w:after="240" w:line="240" w:lineRule="auto"/>
-        <w:jc w:val="both"/>
-      </w:pPr>
-      <w:r>
+        <w:pStyle w:val="Ttulo4"/>
+        <w:rPr>
+          <w:rFonts w:ascii="Times New Roman" w:hAnsi="Times New Roman" w:cs="Times New Roman"/>
+          <w:b/>
+          <w:bCs/>
+          <w:color w:val="auto"/>
+        </w:rPr>
+      </w:pPr>
+      <w:bookmarkStart w:id="13" w:name="_Toc243142825"/>
+      <w:bookmarkStart w:id="14" w:name="_Toc243143085"/>
+      <w:r>
+        <w:rPr>
+          <w:rStyle w:val="Ttulo1Car"/>
+          <w:rFonts w:ascii="Times New Roman" w:hAnsi="Times New Roman" w:cs="Times New Roman"/>
+          <w:b/>
+          <w:bCs/>
+          <w:color w:val="auto"/>
+          <w:sz w:val="24"/>
+          <w:szCs w:val="24"/>
+        </w:rPr>
         <w:lastRenderedPageBreak/>
-        <w:t xml:space="preserve"> </w:t>
-      </w:r>
-      <w:r>
-        <w:t xml:space="preserve">Evaluación del Modelo de </w:t>
-      </w:r>
-      <w:proofErr w:type="spellStart"/>
-      <w:r>
-        <w:t>Clustering</w:t>
-      </w:r>
-      <w:proofErr w:type="spellEnd"/>
-      <w:r>
-        <w:t>: Segmentación Financiera y Hábitos de Compra (K-Means, k=3)</w:t>
+        <w:t xml:space="preserve">3.5 </w:t>
+      </w:r>
+      <w:r>
+        <w:rPr>
+          <w:rStyle w:val="Ttulo1Car"/>
+          <w:rFonts w:ascii="Times New Roman" w:hAnsi="Times New Roman" w:cs="Times New Roman"/>
+          <w:b/>
+          <w:bCs/>
+          <w:color w:val="auto"/>
+          <w:sz w:val="24"/>
+          <w:szCs w:val="24"/>
+        </w:rPr>
+        <w:t>Evaluación del Modelo</w:t>
+      </w:r>
+      <w:r>
+        <w:rPr>
+          <w:rStyle w:val="Ttulo1Car"/>
+          <w:rFonts w:ascii="Times New Roman" w:hAnsi="Times New Roman" w:cs="Times New Roman"/>
+          <w:b/>
+          <w:bCs/>
+          <w:color w:val="auto"/>
+          <w:sz w:val="24"/>
+          <w:szCs w:val="24"/>
+        </w:rPr>
+        <w:t xml:space="preserve"> 5</w:t>
+      </w:r>
+      <w:r>
+        <w:rPr>
+          <w:rStyle w:val="Ttulo1Car"/>
+          <w:rFonts w:ascii="Times New Roman" w:hAnsi="Times New Roman" w:cs="Times New Roman"/>
+          <w:b/>
+          <w:bCs/>
+          <w:color w:val="auto"/>
+          <w:sz w:val="24"/>
+          <w:szCs w:val="24"/>
+        </w:rPr>
+        <w:t xml:space="preserve">: K-Means </w:t>
+      </w:r>
+      <w:r>
+        <w:rPr>
+          <w:rStyle w:val="Ttulo1Car"/>
+          <w:rFonts w:ascii="Times New Roman" w:hAnsi="Times New Roman" w:cs="Times New Roman"/>
+          <w:b/>
+          <w:bCs/>
+          <w:color w:val="auto"/>
+          <w:sz w:val="24"/>
+          <w:szCs w:val="24"/>
+        </w:rPr>
+        <w:t>Segmentación Financiera y Hábitos de</w:t>
+      </w:r>
+      <w:bookmarkEnd w:id="13"/>
+      <w:bookmarkEnd w:id="14"/>
+      <w:r>
+        <w:rPr>
+          <w:rFonts w:ascii="Times New Roman" w:hAnsi="Times New Roman" w:cs="Times New Roman"/>
+          <w:b/>
+          <w:bCs/>
+          <w:color w:val="auto"/>
+        </w:rPr>
+        <w:t xml:space="preserve"> Compra (k=3)</w:t>
       </w:r>
     </w:p>
     <w:p>
@@ -14146,17 +14186,19 @@
         <w:pStyle w:val="Ttulo4"/>
         <w:numPr>
           <w:ilvl w:val="1"/>
-          <w:numId w:val="36"/>
+          <w:numId w:val="43"/>
         </w:numPr>
         <w:jc w:val="both"/>
         <w:rPr>
-          <w:b/>
-          <w:bCs/>
-          <w:color w:val="000000" w:themeColor="text1"/>
-        </w:rPr>
-      </w:pPr>
-      <w:r>
-        <w:rPr>
+          <w:rFonts w:ascii="Times New Roman" w:hAnsi="Times New Roman" w:cs="Times New Roman"/>
+          <w:b/>
+          <w:bCs/>
+          <w:color w:val="000000" w:themeColor="text1"/>
+        </w:rPr>
+      </w:pPr>
+      <w:r>
+        <w:rPr>
+          <w:rFonts w:ascii="Times New Roman" w:hAnsi="Times New Roman" w:cs="Times New Roman"/>
           <w:b/>
           <w:bCs/>
           <w:color w:val="000000" w:themeColor="text1"/>
@@ -14165,37 +14207,70 @@
       </w:r>
       <w:r>
         <w:rPr>
-          <w:b/>
-          <w:bCs/>
-          <w:color w:val="000000" w:themeColor="text1"/>
-        </w:rPr>
-        <w:t xml:space="preserve"> 5</w:t>
-      </w:r>
-      <w:r>
-        <w:rPr>
-          <w:b/>
-          <w:bCs/>
-          <w:color w:val="000000" w:themeColor="text1"/>
-        </w:rPr>
-        <w:t xml:space="preserve"> de </w:t>
-      </w:r>
-      <w:proofErr w:type="spellStart"/>
-      <w:r>
-        <w:rPr>
-          <w:b/>
-          <w:bCs/>
-          <w:color w:val="000000" w:themeColor="text1"/>
-        </w:rPr>
-        <w:t>Clustering</w:t>
-      </w:r>
-      <w:proofErr w:type="spellEnd"/>
-      <w:r>
-        <w:rPr>
-          <w:b/>
-          <w:bCs/>
-          <w:color w:val="000000" w:themeColor="text1"/>
-        </w:rPr>
-        <w:t>: Segmentación de Vendedores y Logística (K-Means, k=4)</w:t>
+          <w:rFonts w:ascii="Times New Roman" w:hAnsi="Times New Roman" w:cs="Times New Roman"/>
+          <w:b/>
+          <w:bCs/>
+          <w:color w:val="000000" w:themeColor="text1"/>
+        </w:rPr>
+        <w:t xml:space="preserve"> </w:t>
+      </w:r>
+      <w:r>
+        <w:rPr>
+          <w:rFonts w:ascii="Times New Roman" w:hAnsi="Times New Roman" w:cs="Times New Roman"/>
+          <w:b/>
+          <w:bCs/>
+          <w:color w:val="000000" w:themeColor="text1"/>
+        </w:rPr>
+        <w:t>6</w:t>
+      </w:r>
+      <w:proofErr w:type="gramStart"/>
+      <w:r>
+        <w:rPr>
+          <w:rFonts w:ascii="Times New Roman" w:hAnsi="Times New Roman" w:cs="Times New Roman"/>
+          <w:b/>
+          <w:bCs/>
+          <w:color w:val="000000" w:themeColor="text1"/>
+        </w:rPr>
+        <w:t>:</w:t>
+      </w:r>
+      <w:r>
+        <w:rPr>
+          <w:rFonts w:ascii="Times New Roman" w:hAnsi="Times New Roman" w:cs="Times New Roman"/>
+          <w:b/>
+          <w:bCs/>
+          <w:color w:val="000000" w:themeColor="text1"/>
+        </w:rPr>
+        <w:t xml:space="preserve"> </w:t>
+      </w:r>
+      <w:r>
+        <w:rPr>
+          <w:rFonts w:ascii="Times New Roman" w:hAnsi="Times New Roman" w:cs="Times New Roman"/>
+          <w:b/>
+          <w:bCs/>
+          <w:color w:val="000000" w:themeColor="text1"/>
+          <w:lang w:val="es-SV"/>
+        </w:rPr>
+        <w:t>:</w:t>
+      </w:r>
+      <w:proofErr w:type="gramEnd"/>
+      <w:r>
+        <w:rPr>
+          <w:rFonts w:ascii="Times New Roman" w:hAnsi="Times New Roman" w:cs="Times New Roman"/>
+          <w:b/>
+          <w:bCs/>
+          <w:color w:val="000000" w:themeColor="text1"/>
+          <w:lang w:val="es-SV"/>
+        </w:rPr>
+        <w:t xml:space="preserve"> K-Means</w:t>
+      </w:r>
+      <w:r>
+        <w:rPr>
+          <w:rFonts w:ascii="Times New Roman" w:hAnsi="Times New Roman" w:cs="Times New Roman"/>
+          <w:b/>
+          <w:bCs/>
+          <w:color w:val="000000" w:themeColor="text1"/>
+        </w:rPr>
+        <w:t xml:space="preserve"> Segmentación de Vendedores y Logística (k=4)</w:t>
       </w:r>
     </w:p>
     <w:p>
@@ -15139,7 +15214,7 @@
           <w:lang w:val="es-SV"/>
         </w:rPr>
       </w:pPr>
-      <w:bookmarkStart w:id="13" w:name="_Toc240282789"/>
+      <w:bookmarkStart w:id="15" w:name="_Toc243143086"/>
       <w:r>
         <w:rPr>
           <w:rFonts w:ascii="Times New Roman" w:hAnsi="Times New Roman" w:cs="Times New Roman"/>
@@ -15161,7 +15236,7 @@
         </w:rPr>
         <w:t>GRAFÍA</w:t>
       </w:r>
-      <w:bookmarkEnd w:id="13"/>
+      <w:bookmarkEnd w:id="15"/>
     </w:p>
     <w:p>
       <w:pPr>
@@ -15981,6 +16056,119 @@
     </w:lvl>
   </w:abstractNum>
   <w:abstractNum w:abstractNumId="2" w15:restartNumberingAfterBreak="0">
+    <w:nsid w:val="039C1B0A"/>
+    <w:multiLevelType w:val="multilevel"/>
+    <w:tmpl w:val="F0462BEA"/>
+    <w:lvl w:ilvl="0">
+      <w:start w:val="3"/>
+      <w:numFmt w:val="decimal"/>
+      <w:lvlText w:val="%1"/>
+      <w:lvlJc w:val="left"/>
+      <w:pPr>
+        <w:ind w:left="360" w:hanging="360"/>
+      </w:pPr>
+      <w:rPr>
+        <w:rFonts w:hint="default"/>
+      </w:rPr>
+    </w:lvl>
+    <w:lvl w:ilvl="1">
+      <w:start w:val="1"/>
+      <w:numFmt w:val="decimal"/>
+      <w:lvlText w:val="%1.%2"/>
+      <w:lvlJc w:val="left"/>
+      <w:pPr>
+        <w:ind w:left="360" w:hanging="360"/>
+      </w:pPr>
+      <w:rPr>
+        <w:rFonts w:hint="default"/>
+      </w:rPr>
+    </w:lvl>
+    <w:lvl w:ilvl="2">
+      <w:start w:val="1"/>
+      <w:numFmt w:val="decimal"/>
+      <w:lvlText w:val="%1.%2.%3"/>
+      <w:lvlJc w:val="left"/>
+      <w:pPr>
+        <w:ind w:left="720" w:hanging="720"/>
+      </w:pPr>
+      <w:rPr>
+        <w:rFonts w:hint="default"/>
+      </w:rPr>
+    </w:lvl>
+    <w:lvl w:ilvl="3">
+      <w:start w:val="1"/>
+      <w:numFmt w:val="decimal"/>
+      <w:lvlText w:val="%1.%2.%3.%4"/>
+      <w:lvlJc w:val="left"/>
+      <w:pPr>
+        <w:ind w:left="1080" w:hanging="1080"/>
+      </w:pPr>
+      <w:rPr>
+        <w:rFonts w:hint="default"/>
+      </w:rPr>
+    </w:lvl>
+    <w:lvl w:ilvl="4">
+      <w:start w:val="1"/>
+      <w:numFmt w:val="decimal"/>
+      <w:lvlText w:val="%1.%2.%3.%4.%5"/>
+      <w:lvlJc w:val="left"/>
+      <w:pPr>
+        <w:ind w:left="1080" w:hanging="1080"/>
+      </w:pPr>
+      <w:rPr>
+        <w:rFonts w:hint="default"/>
+      </w:rPr>
+    </w:lvl>
+    <w:lvl w:ilvl="5">
+      <w:start w:val="1"/>
+      <w:numFmt w:val="decimal"/>
+      <w:lvlText w:val="%1.%2.%3.%4.%5.%6"/>
+      <w:lvlJc w:val="left"/>
+      <w:pPr>
+        <w:ind w:left="1440" w:hanging="1440"/>
+      </w:pPr>
+      <w:rPr>
+        <w:rFonts w:hint="default"/>
+      </w:rPr>
+    </w:lvl>
+    <w:lvl w:ilvl="6">
+      <w:start w:val="1"/>
+      <w:numFmt w:val="decimal"/>
+      <w:lvlText w:val="%1.%2.%3.%4.%5.%6.%7"/>
+      <w:lvlJc w:val="left"/>
+      <w:pPr>
+        <w:ind w:left="1440" w:hanging="1440"/>
+      </w:pPr>
+      <w:rPr>
+        <w:rFonts w:hint="default"/>
+      </w:rPr>
+    </w:lvl>
+    <w:lvl w:ilvl="7">
+      <w:start w:val="1"/>
+      <w:numFmt w:val="decimal"/>
+      <w:lvlText w:val="%1.%2.%3.%4.%5.%6.%7.%8"/>
+      <w:lvlJc w:val="left"/>
+      <w:pPr>
+        <w:ind w:left="1800" w:hanging="1800"/>
+      </w:pPr>
+      <w:rPr>
+        <w:rFonts w:hint="default"/>
+      </w:rPr>
+    </w:lvl>
+    <w:lvl w:ilvl="8">
+      <w:start w:val="1"/>
+      <w:numFmt w:val="decimal"/>
+      <w:lvlText w:val="%1.%2.%3.%4.%5.%6.%7.%8.%9"/>
+      <w:lvlJc w:val="left"/>
+      <w:pPr>
+        <w:ind w:left="1800" w:hanging="1800"/>
+      </w:pPr>
+      <w:rPr>
+        <w:rFonts w:hint="default"/>
+      </w:rPr>
+    </w:lvl>
+  </w:abstractNum>
+  <w:abstractNum w:abstractNumId="3" w15:restartNumberingAfterBreak="0">
     <w:nsid w:val="05761E10"/>
     <w:multiLevelType w:val="multilevel"/>
     <w:tmpl w:val="D5E2D8AC"/>
@@ -16093,7 +16281,7 @@
       </w:rPr>
     </w:lvl>
   </w:abstractNum>
-  <w:abstractNum w:abstractNumId="3" w15:restartNumberingAfterBreak="0">
+  <w:abstractNum w:abstractNumId="4" w15:restartNumberingAfterBreak="0">
     <w:nsid w:val="06D7113E"/>
     <w:multiLevelType w:val="multilevel"/>
     <w:tmpl w:val="580A001F"/>
@@ -16179,7 +16367,7 @@
       </w:pPr>
     </w:lvl>
   </w:abstractNum>
-  <w:abstractNum w:abstractNumId="4" w15:restartNumberingAfterBreak="0">
+  <w:abstractNum w:abstractNumId="5" w15:restartNumberingAfterBreak="0">
     <w:nsid w:val="080E2839"/>
     <w:multiLevelType w:val="multilevel"/>
     <w:tmpl w:val="AC84B848"/>
@@ -16328,7 +16516,7 @@
       </w:rPr>
     </w:lvl>
   </w:abstractNum>
-  <w:abstractNum w:abstractNumId="5" w15:restartNumberingAfterBreak="0">
+  <w:abstractNum w:abstractNumId="6" w15:restartNumberingAfterBreak="0">
     <w:nsid w:val="0ACF5B45"/>
     <w:multiLevelType w:val="hybridMultilevel"/>
     <w:tmpl w:val="78224CEA"/>
@@ -16441,7 +16629,7 @@
       </w:rPr>
     </w:lvl>
   </w:abstractNum>
-  <w:abstractNum w:abstractNumId="6" w15:restartNumberingAfterBreak="0">
+  <w:abstractNum w:abstractNumId="7" w15:restartNumberingAfterBreak="0">
     <w:nsid w:val="0CBC2D3E"/>
     <w:multiLevelType w:val="multilevel"/>
     <w:tmpl w:val="B8C87F98"/>
@@ -16671,7 +16859,7 @@
       </w:rPr>
     </w:lvl>
   </w:abstractNum>
-  <w:abstractNum w:abstractNumId="7" w15:restartNumberingAfterBreak="0">
+  <w:abstractNum w:abstractNumId="8" w15:restartNumberingAfterBreak="0">
     <w:nsid w:val="0D133BD9"/>
     <w:multiLevelType w:val="hybridMultilevel"/>
     <w:tmpl w:val="58622682"/>
@@ -16784,7 +16972,7 @@
       </w:rPr>
     </w:lvl>
   </w:abstractNum>
-  <w:abstractNum w:abstractNumId="8" w15:restartNumberingAfterBreak="0">
+  <w:abstractNum w:abstractNumId="9" w15:restartNumberingAfterBreak="0">
     <w:nsid w:val="0E4233C3"/>
     <w:multiLevelType w:val="multilevel"/>
     <w:tmpl w:val="E35A6F58"/>
@@ -16898,7 +17086,7 @@
       </w:rPr>
     </w:lvl>
   </w:abstractNum>
-  <w:abstractNum w:abstractNumId="9" w15:restartNumberingAfterBreak="0">
+  <w:abstractNum w:abstractNumId="10" w15:restartNumberingAfterBreak="0">
     <w:nsid w:val="100F3D12"/>
     <w:multiLevelType w:val="multilevel"/>
     <w:tmpl w:val="36F00086"/>
@@ -17012,1689 +17200,106 @@
       </w:rPr>
     </w:lvl>
   </w:abstractNum>
-  <w:abstractNum w:abstractNumId="10" w15:restartNumberingAfterBreak="0">
+  <w:abstractNum w:abstractNumId="11" w15:restartNumberingAfterBreak="0">
+    <w:nsid w:val="11E538DD"/>
+    <w:multiLevelType w:val="hybridMultilevel"/>
+    <w:tmpl w:val="6D2004A8"/>
+    <w:lvl w:ilvl="0" w:tplc="1A98B4C0">
+      <w:start w:val="1"/>
+      <w:numFmt w:val="decimal"/>
+      <w:lvlText w:val="%1.1"/>
+      <w:lvlJc w:val="left"/>
+      <w:pPr>
+        <w:ind w:left="720" w:hanging="360"/>
+      </w:pPr>
+      <w:rPr>
+        <w:rFonts w:hint="default"/>
+      </w:rPr>
+    </w:lvl>
+    <w:lvl w:ilvl="1" w:tplc="440A0019">
+      <w:start w:val="1"/>
+      <w:numFmt w:val="lowerLetter"/>
+      <w:lvlText w:val="%2."/>
+      <w:lvlJc w:val="left"/>
+      <w:pPr>
+        <w:ind w:left="1440" w:hanging="360"/>
+      </w:pPr>
+    </w:lvl>
+    <w:lvl w:ilvl="2" w:tplc="440A001B" w:tentative="1">
+      <w:start w:val="1"/>
+      <w:numFmt w:val="lowerRoman"/>
+      <w:lvlText w:val="%3."/>
+      <w:lvlJc w:val="right"/>
+      <w:pPr>
+        <w:ind w:left="2160" w:hanging="180"/>
+      </w:pPr>
+    </w:lvl>
+    <w:lvl w:ilvl="3" w:tplc="440A000F" w:tentative="1">
+      <w:start w:val="1"/>
+      <w:numFmt w:val="decimal"/>
+      <w:lvlText w:val="%4."/>
+      <w:lvlJc w:val="left"/>
+      <w:pPr>
+        <w:ind w:left="2880" w:hanging="360"/>
+      </w:pPr>
+    </w:lvl>
+    <w:lvl w:ilvl="4" w:tplc="440A0019" w:tentative="1">
+      <w:start w:val="1"/>
+      <w:numFmt w:val="lowerLetter"/>
+      <w:lvlText w:val="%5."/>
+      <w:lvlJc w:val="left"/>
+      <w:pPr>
+        <w:ind w:left="3600" w:hanging="360"/>
+      </w:pPr>
+    </w:lvl>
+    <w:lvl w:ilvl="5" w:tplc="440A001B" w:tentative="1">
+      <w:start w:val="1"/>
+      <w:numFmt w:val="lowerRoman"/>
+      <w:lvlText w:val="%6."/>
+      <w:lvlJc w:val="right"/>
+      <w:pPr>
+        <w:ind w:left="4320" w:hanging="180"/>
+      </w:pPr>
+    </w:lvl>
+    <w:lvl w:ilvl="6" w:tplc="440A000F" w:tentative="1">
+      <w:start w:val="1"/>
+      <w:numFmt w:val="decimal"/>
+      <w:lvlText w:val="%7."/>
+      <w:lvlJc w:val="left"/>
+      <w:pPr>
+        <w:ind w:left="5040" w:hanging="360"/>
+      </w:pPr>
+    </w:lvl>
+    <w:lvl w:ilvl="7" w:tplc="440A0019" w:tentative="1">
+      <w:start w:val="1"/>
+      <w:numFmt w:val="lowerLetter"/>
+      <w:lvlText w:val="%8."/>
+      <w:lvlJc w:val="left"/>
+      <w:pPr>
+        <w:ind w:left="5760" w:hanging="360"/>
+      </w:pPr>
+    </w:lvl>
+    <w:lvl w:ilvl="8" w:tplc="440A001B" w:tentative="1">
+      <w:start w:val="1"/>
+      <w:numFmt w:val="lowerRoman"/>
+      <w:lvlText w:val="%9."/>
+      <w:lvlJc w:val="right"/>
+      <w:pPr>
+        <w:ind w:left="6480" w:hanging="180"/>
+      </w:pPr>
+    </w:lvl>
+  </w:abstractNum>
+  <w:abstractNum w:abstractNumId="12" w15:restartNumberingAfterBreak="0">
     <w:nsid w:val="12906395"/>
     <w:multiLevelType w:val="multilevel"/>
-    <w:tmpl w:val="1374C896"/>
+    <w:tmpl w:val="AB4046A8"/>
     <w:lvl w:ilvl="0">
-      <w:start w:val="1"/>
-      <w:numFmt w:val="bullet"/>
-      <w:lvlText w:val="●"/>
-      <w:lvlJc w:val="left"/>
-      <w:pPr>
-        <w:ind w:left="720" w:hanging="360"/>
-      </w:pPr>
-      <w:rPr>
-        <w:strike w:val="0"/>
-        <w:dstrike w:val="0"/>
-        <w:u w:val="none"/>
-        <w:effect w:val="none"/>
-      </w:rPr>
-    </w:lvl>
-    <w:lvl w:ilvl="1">
-      <w:start w:val="1"/>
-      <w:numFmt w:val="decimal"/>
-      <w:lvlText w:val="%2."/>
-      <w:lvlJc w:val="left"/>
-      <w:pPr>
-        <w:ind w:left="1440" w:hanging="360"/>
-      </w:pPr>
-      <w:rPr>
-        <w:strike w:val="0"/>
-        <w:dstrike w:val="0"/>
-        <w:u w:val="none"/>
-        <w:effect w:val="none"/>
-      </w:rPr>
-    </w:lvl>
-    <w:lvl w:ilvl="2">
-      <w:start w:val="1"/>
-      <w:numFmt w:val="bullet"/>
-      <w:lvlText w:val="■"/>
-      <w:lvlJc w:val="left"/>
-      <w:pPr>
-        <w:ind w:left="2160" w:hanging="360"/>
-      </w:pPr>
-      <w:rPr>
-        <w:strike w:val="0"/>
-        <w:dstrike w:val="0"/>
-        <w:u w:val="none"/>
-        <w:effect w:val="none"/>
-      </w:rPr>
-    </w:lvl>
-    <w:lvl w:ilvl="3">
-      <w:start w:val="1"/>
-      <w:numFmt w:val="bullet"/>
-      <w:lvlText w:val="●"/>
-      <w:lvlJc w:val="left"/>
-      <w:pPr>
-        <w:ind w:left="2880" w:hanging="360"/>
-      </w:pPr>
-      <w:rPr>
-        <w:strike w:val="0"/>
-        <w:dstrike w:val="0"/>
-        <w:u w:val="none"/>
-        <w:effect w:val="none"/>
-      </w:rPr>
-    </w:lvl>
-    <w:lvl w:ilvl="4">
-      <w:start w:val="1"/>
-      <w:numFmt w:val="bullet"/>
-      <w:lvlText w:val="○"/>
-      <w:lvlJc w:val="left"/>
-      <w:pPr>
-        <w:ind w:left="3600" w:hanging="360"/>
-      </w:pPr>
-      <w:rPr>
-        <w:strike w:val="0"/>
-        <w:dstrike w:val="0"/>
-        <w:u w:val="none"/>
-        <w:effect w:val="none"/>
-      </w:rPr>
-    </w:lvl>
-    <w:lvl w:ilvl="5">
-      <w:start w:val="1"/>
-      <w:numFmt w:val="bullet"/>
-      <w:lvlText w:val="■"/>
-      <w:lvlJc w:val="left"/>
-      <w:pPr>
-        <w:ind w:left="4320" w:hanging="360"/>
-      </w:pPr>
-      <w:rPr>
-        <w:strike w:val="0"/>
-        <w:dstrike w:val="0"/>
-        <w:u w:val="none"/>
-        <w:effect w:val="none"/>
-      </w:rPr>
-    </w:lvl>
-    <w:lvl w:ilvl="6">
-      <w:start w:val="1"/>
-      <w:numFmt w:val="bullet"/>
-      <w:lvlText w:val="●"/>
-      <w:lvlJc w:val="left"/>
-      <w:pPr>
-        <w:ind w:left="5040" w:hanging="360"/>
-      </w:pPr>
-      <w:rPr>
-        <w:strike w:val="0"/>
-        <w:dstrike w:val="0"/>
-        <w:u w:val="none"/>
-        <w:effect w:val="none"/>
-      </w:rPr>
-    </w:lvl>
-    <w:lvl w:ilvl="7">
-      <w:start w:val="1"/>
-      <w:numFmt w:val="bullet"/>
-      <w:lvlText w:val="○"/>
-      <w:lvlJc w:val="left"/>
-      <w:pPr>
-        <w:ind w:left="5760" w:hanging="360"/>
-      </w:pPr>
-      <w:rPr>
-        <w:strike w:val="0"/>
-        <w:dstrike w:val="0"/>
-        <w:u w:val="none"/>
-        <w:effect w:val="none"/>
-      </w:rPr>
-    </w:lvl>
-    <w:lvl w:ilvl="8">
-      <w:start w:val="1"/>
-      <w:numFmt w:val="bullet"/>
-      <w:lvlText w:val="■"/>
-      <w:lvlJc w:val="left"/>
-      <w:pPr>
-        <w:ind w:left="6480" w:hanging="360"/>
-      </w:pPr>
-      <w:rPr>
-        <w:strike w:val="0"/>
-        <w:dstrike w:val="0"/>
-        <w:u w:val="none"/>
-        <w:effect w:val="none"/>
-      </w:rPr>
-    </w:lvl>
-  </w:abstractNum>
-  <w:abstractNum w:abstractNumId="11" w15:restartNumberingAfterBreak="0">
-    <w:nsid w:val="1CB21010"/>
-    <w:multiLevelType w:val="multilevel"/>
-    <w:tmpl w:val="A34C2574"/>
-    <w:lvl w:ilvl="0">
-      <w:start w:val="1"/>
-      <w:numFmt w:val="decimal"/>
-      <w:lvlText w:val="%1."/>
-      <w:lvlJc w:val="left"/>
-      <w:pPr>
-        <w:ind w:left="360" w:hanging="360"/>
-      </w:pPr>
-      <w:rPr>
-        <w:rFonts w:hint="default"/>
-      </w:rPr>
-    </w:lvl>
-    <w:lvl w:ilvl="1">
-      <w:start w:val="1"/>
-      <w:numFmt w:val="decimal"/>
-      <w:lvlText w:val="%1.1."/>
-      <w:lvlJc w:val="left"/>
-      <w:pPr>
-        <w:ind w:left="792" w:hanging="432"/>
-      </w:pPr>
-      <w:rPr>
-        <w:rFonts w:hint="default"/>
-      </w:rPr>
-    </w:lvl>
-    <w:lvl w:ilvl="2">
-      <w:start w:val="1"/>
-      <w:numFmt w:val="decimal"/>
-      <w:lvlText w:val="%1.%2.%3."/>
-      <w:lvlJc w:val="left"/>
-      <w:pPr>
-        <w:ind w:left="1224" w:hanging="504"/>
-      </w:pPr>
-      <w:rPr>
-        <w:rFonts w:hint="default"/>
-      </w:rPr>
-    </w:lvl>
-    <w:lvl w:ilvl="3">
-      <w:start w:val="1"/>
-      <w:numFmt w:val="decimal"/>
-      <w:lvlText w:val="%1.%2.%3.%4."/>
-      <w:lvlJc w:val="left"/>
-      <w:pPr>
-        <w:ind w:left="1728" w:hanging="648"/>
-      </w:pPr>
-      <w:rPr>
-        <w:rFonts w:hint="default"/>
-      </w:rPr>
-    </w:lvl>
-    <w:lvl w:ilvl="4">
-      <w:start w:val="1"/>
-      <w:numFmt w:val="decimal"/>
-      <w:lvlText w:val="%1.%2.%3.%4.%5."/>
-      <w:lvlJc w:val="left"/>
-      <w:pPr>
-        <w:ind w:left="2232" w:hanging="792"/>
-      </w:pPr>
-      <w:rPr>
-        <w:rFonts w:hint="default"/>
-      </w:rPr>
-    </w:lvl>
-    <w:lvl w:ilvl="5">
-      <w:start w:val="1"/>
-      <w:numFmt w:val="decimal"/>
-      <w:lvlText w:val="%1.%2.%3.%4.%5.%6."/>
-      <w:lvlJc w:val="left"/>
-      <w:pPr>
-        <w:ind w:left="2736" w:hanging="936"/>
-      </w:pPr>
-      <w:rPr>
-        <w:rFonts w:hint="default"/>
-      </w:rPr>
-    </w:lvl>
-    <w:lvl w:ilvl="6">
-      <w:start w:val="1"/>
-      <w:numFmt w:val="decimal"/>
-      <w:lvlText w:val="%1.%2.%3.%4.%5.%6.%7."/>
-      <w:lvlJc w:val="left"/>
-      <w:pPr>
-        <w:ind w:left="3240" w:hanging="1080"/>
-      </w:pPr>
-      <w:rPr>
-        <w:rFonts w:hint="default"/>
-      </w:rPr>
-    </w:lvl>
-    <w:lvl w:ilvl="7">
-      <w:start w:val="1"/>
-      <w:numFmt w:val="decimal"/>
-      <w:lvlText w:val="%1.%2.%3.%4.%5.%6.%7.%8."/>
-      <w:lvlJc w:val="left"/>
-      <w:pPr>
-        <w:ind w:left="3744" w:hanging="1224"/>
-      </w:pPr>
-      <w:rPr>
-        <w:rFonts w:hint="default"/>
-      </w:rPr>
-    </w:lvl>
-    <w:lvl w:ilvl="8">
-      <w:start w:val="1"/>
-      <w:numFmt w:val="decimal"/>
-      <w:lvlText w:val="%1.%2.%3.%4.%5.%6.%7.%8.%9."/>
-      <w:lvlJc w:val="left"/>
-      <w:pPr>
-        <w:ind w:left="4320" w:hanging="1440"/>
-      </w:pPr>
-      <w:rPr>
-        <w:rFonts w:hint="default"/>
-      </w:rPr>
-    </w:lvl>
-  </w:abstractNum>
-  <w:abstractNum w:abstractNumId="12" w15:restartNumberingAfterBreak="0">
-    <w:nsid w:val="2A176173"/>
-    <w:multiLevelType w:val="hybridMultilevel"/>
-    <w:tmpl w:val="8B085B76"/>
-    <w:lvl w:ilvl="0" w:tplc="440A0001">
-      <w:start w:val="1"/>
-      <w:numFmt w:val="bullet"/>
-      <w:lvlText w:val=""/>
-      <w:lvlJc w:val="left"/>
-      <w:pPr>
-        <w:ind w:left="720" w:hanging="360"/>
-      </w:pPr>
-      <w:rPr>
-        <w:rFonts w:ascii="Symbol" w:hAnsi="Symbol" w:hint="default"/>
-      </w:rPr>
-    </w:lvl>
-    <w:lvl w:ilvl="1" w:tplc="440A0003" w:tentative="1">
-      <w:start w:val="1"/>
-      <w:numFmt w:val="bullet"/>
-      <w:lvlText w:val="o"/>
-      <w:lvlJc w:val="left"/>
-      <w:pPr>
-        <w:ind w:left="1440" w:hanging="360"/>
-      </w:pPr>
-      <w:rPr>
-        <w:rFonts w:ascii="Courier New" w:hAnsi="Courier New" w:cs="Courier New" w:hint="default"/>
-      </w:rPr>
-    </w:lvl>
-    <w:lvl w:ilvl="2" w:tplc="440A0005" w:tentative="1">
-      <w:start w:val="1"/>
-      <w:numFmt w:val="bullet"/>
-      <w:lvlText w:val=""/>
-      <w:lvlJc w:val="left"/>
-      <w:pPr>
-        <w:ind w:left="2160" w:hanging="360"/>
-      </w:pPr>
-      <w:rPr>
-        <w:rFonts w:ascii="Wingdings" w:hAnsi="Wingdings" w:hint="default"/>
-      </w:rPr>
-    </w:lvl>
-    <w:lvl w:ilvl="3" w:tplc="440A0001" w:tentative="1">
-      <w:start w:val="1"/>
-      <w:numFmt w:val="bullet"/>
-      <w:lvlText w:val=""/>
-      <w:lvlJc w:val="left"/>
-      <w:pPr>
-        <w:ind w:left="2880" w:hanging="360"/>
-      </w:pPr>
-      <w:rPr>
-        <w:rFonts w:ascii="Symbol" w:hAnsi="Symbol" w:hint="default"/>
-      </w:rPr>
-    </w:lvl>
-    <w:lvl w:ilvl="4" w:tplc="440A0003" w:tentative="1">
-      <w:start w:val="1"/>
-      <w:numFmt w:val="bullet"/>
-      <w:lvlText w:val="o"/>
-      <w:lvlJc w:val="left"/>
-      <w:pPr>
-        <w:ind w:left="3600" w:hanging="360"/>
-      </w:pPr>
-      <w:rPr>
-        <w:rFonts w:ascii="Courier New" w:hAnsi="Courier New" w:cs="Courier New" w:hint="default"/>
-      </w:rPr>
-    </w:lvl>
-    <w:lvl w:ilvl="5" w:tplc="440A0005" w:tentative="1">
-      <w:start w:val="1"/>
-      <w:numFmt w:val="bullet"/>
-      <w:lvlText w:val=""/>
-      <w:lvlJc w:val="left"/>
-      <w:pPr>
-        <w:ind w:left="4320" w:hanging="360"/>
-      </w:pPr>
-      <w:rPr>
-        <w:rFonts w:ascii="Wingdings" w:hAnsi="Wingdings" w:hint="default"/>
-      </w:rPr>
-    </w:lvl>
-    <w:lvl w:ilvl="6" w:tplc="440A0001" w:tentative="1">
-      <w:start w:val="1"/>
-      <w:numFmt w:val="bullet"/>
-      <w:lvlText w:val=""/>
-      <w:lvlJc w:val="left"/>
-      <w:pPr>
-        <w:ind w:left="5040" w:hanging="360"/>
-      </w:pPr>
-      <w:rPr>
-        <w:rFonts w:ascii="Symbol" w:hAnsi="Symbol" w:hint="default"/>
-      </w:rPr>
-    </w:lvl>
-    <w:lvl w:ilvl="7" w:tplc="440A0003" w:tentative="1">
-      <w:start w:val="1"/>
-      <w:numFmt w:val="bullet"/>
-      <w:lvlText w:val="o"/>
-      <w:lvlJc w:val="left"/>
-      <w:pPr>
-        <w:ind w:left="5760" w:hanging="360"/>
-      </w:pPr>
-      <w:rPr>
-        <w:rFonts w:ascii="Courier New" w:hAnsi="Courier New" w:cs="Courier New" w:hint="default"/>
-      </w:rPr>
-    </w:lvl>
-    <w:lvl w:ilvl="8" w:tplc="440A0005" w:tentative="1">
-      <w:start w:val="1"/>
-      <w:numFmt w:val="bullet"/>
-      <w:lvlText w:val=""/>
-      <w:lvlJc w:val="left"/>
-      <w:pPr>
-        <w:ind w:left="6480" w:hanging="360"/>
-      </w:pPr>
-      <w:rPr>
-        <w:rFonts w:ascii="Wingdings" w:hAnsi="Wingdings" w:hint="default"/>
-      </w:rPr>
-    </w:lvl>
-  </w:abstractNum>
-  <w:abstractNum w:abstractNumId="13" w15:restartNumberingAfterBreak="0">
-    <w:nsid w:val="2AEA20A1"/>
-    <w:multiLevelType w:val="multilevel"/>
-    <w:tmpl w:val="580A001F"/>
-    <w:lvl w:ilvl="0">
-      <w:start w:val="1"/>
-      <w:numFmt w:val="decimal"/>
-      <w:lvlText w:val="%1."/>
-      <w:lvlJc w:val="left"/>
-      <w:pPr>
-        <w:ind w:left="360" w:hanging="360"/>
-      </w:pPr>
-    </w:lvl>
-    <w:lvl w:ilvl="1">
-      <w:start w:val="1"/>
-      <w:numFmt w:val="decimal"/>
-      <w:lvlText w:val="%1.%2."/>
-      <w:lvlJc w:val="left"/>
-      <w:pPr>
-        <w:ind w:left="792" w:hanging="432"/>
-      </w:pPr>
-    </w:lvl>
-    <w:lvl w:ilvl="2">
-      <w:start w:val="1"/>
-      <w:numFmt w:val="decimal"/>
-      <w:lvlText w:val="%1.%2.%3."/>
-      <w:lvlJc w:val="left"/>
-      <w:pPr>
-        <w:ind w:left="1224" w:hanging="504"/>
-      </w:pPr>
-    </w:lvl>
-    <w:lvl w:ilvl="3">
-      <w:start w:val="1"/>
-      <w:numFmt w:val="decimal"/>
-      <w:lvlText w:val="%1.%2.%3.%4."/>
-      <w:lvlJc w:val="left"/>
-      <w:pPr>
-        <w:ind w:left="1728" w:hanging="648"/>
-      </w:pPr>
-    </w:lvl>
-    <w:lvl w:ilvl="4">
-      <w:start w:val="1"/>
-      <w:numFmt w:val="decimal"/>
-      <w:lvlText w:val="%1.%2.%3.%4.%5."/>
-      <w:lvlJc w:val="left"/>
-      <w:pPr>
-        <w:ind w:left="2232" w:hanging="792"/>
-      </w:pPr>
-    </w:lvl>
-    <w:lvl w:ilvl="5">
-      <w:start w:val="1"/>
-      <w:numFmt w:val="decimal"/>
-      <w:lvlText w:val="%1.%2.%3.%4.%5.%6."/>
-      <w:lvlJc w:val="left"/>
-      <w:pPr>
-        <w:ind w:left="2736" w:hanging="936"/>
-      </w:pPr>
-    </w:lvl>
-    <w:lvl w:ilvl="6">
-      <w:start w:val="1"/>
-      <w:numFmt w:val="decimal"/>
-      <w:lvlText w:val="%1.%2.%3.%4.%5.%6.%7."/>
-      <w:lvlJc w:val="left"/>
-      <w:pPr>
-        <w:ind w:left="3240" w:hanging="1080"/>
-      </w:pPr>
-    </w:lvl>
-    <w:lvl w:ilvl="7">
-      <w:start w:val="1"/>
-      <w:numFmt w:val="decimal"/>
-      <w:lvlText w:val="%1.%2.%3.%4.%5.%6.%7.%8."/>
-      <w:lvlJc w:val="left"/>
-      <w:pPr>
-        <w:ind w:left="3744" w:hanging="1224"/>
-      </w:pPr>
-    </w:lvl>
-    <w:lvl w:ilvl="8">
-      <w:start w:val="1"/>
-      <w:numFmt w:val="decimal"/>
-      <w:lvlText w:val="%1.%2.%3.%4.%5.%6.%7.%8.%9."/>
-      <w:lvlJc w:val="left"/>
-      <w:pPr>
-        <w:ind w:left="4320" w:hanging="1440"/>
-      </w:pPr>
-    </w:lvl>
-  </w:abstractNum>
-  <w:abstractNum w:abstractNumId="14" w15:restartNumberingAfterBreak="0">
-    <w:nsid w:val="2FB863FB"/>
-    <w:multiLevelType w:val="multilevel"/>
-    <w:tmpl w:val="0526EDC4"/>
-    <w:lvl w:ilvl="0">
-      <w:start w:val="1"/>
+      <w:start w:val="3"/>
       <w:numFmt w:val="decimal"/>
       <w:lvlText w:val="%1"/>
       <w:lvlJc w:val="left"/>
       <w:pPr>
         <w:ind w:left="360" w:hanging="360"/>
-      </w:pPr>
-      <w:rPr>
-        <w:rFonts w:hint="default"/>
-      </w:rPr>
-    </w:lvl>
-    <w:lvl w:ilvl="1">
-      <w:start w:val="1"/>
-      <w:numFmt w:val="decimal"/>
-      <w:lvlText w:val="%1.5"/>
-      <w:lvlJc w:val="left"/>
-      <w:pPr>
-        <w:ind w:left="717" w:hanging="360"/>
-      </w:pPr>
-      <w:rPr>
-        <w:rFonts w:hint="default"/>
-      </w:rPr>
-    </w:lvl>
-    <w:lvl w:ilvl="2">
-      <w:start w:val="1"/>
-      <w:numFmt w:val="decimal"/>
-      <w:lvlText w:val="%1.%2.%3"/>
-      <w:lvlJc w:val="left"/>
-      <w:pPr>
-        <w:ind w:left="1434" w:hanging="720"/>
-      </w:pPr>
-      <w:rPr>
-        <w:rFonts w:hint="default"/>
-      </w:rPr>
-    </w:lvl>
-    <w:lvl w:ilvl="3">
-      <w:start w:val="1"/>
-      <w:numFmt w:val="decimal"/>
-      <w:lvlText w:val="%1.%2.%3.%4"/>
-      <w:lvlJc w:val="left"/>
-      <w:pPr>
-        <w:ind w:left="2151" w:hanging="1080"/>
-      </w:pPr>
-      <w:rPr>
-        <w:rFonts w:hint="default"/>
-      </w:rPr>
-    </w:lvl>
-    <w:lvl w:ilvl="4">
-      <w:start w:val="1"/>
-      <w:numFmt w:val="decimal"/>
-      <w:lvlText w:val="%1.%2.%3.%4.%5"/>
-      <w:lvlJc w:val="left"/>
-      <w:pPr>
-        <w:ind w:left="2508" w:hanging="1080"/>
-      </w:pPr>
-      <w:rPr>
-        <w:rFonts w:hint="default"/>
-      </w:rPr>
-    </w:lvl>
-    <w:lvl w:ilvl="5">
-      <w:start w:val="1"/>
-      <w:numFmt w:val="decimal"/>
-      <w:lvlText w:val="%1.%2.%3.%4.%5.%6"/>
-      <w:lvlJc w:val="left"/>
-      <w:pPr>
-        <w:ind w:left="3225" w:hanging="1440"/>
-      </w:pPr>
-      <w:rPr>
-        <w:rFonts w:hint="default"/>
-      </w:rPr>
-    </w:lvl>
-    <w:lvl w:ilvl="6">
-      <w:start w:val="1"/>
-      <w:numFmt w:val="decimal"/>
-      <w:lvlText w:val="%1.%2.%3.%4.%5.%6.%7"/>
-      <w:lvlJc w:val="left"/>
-      <w:pPr>
-        <w:ind w:left="3582" w:hanging="1440"/>
-      </w:pPr>
-      <w:rPr>
-        <w:rFonts w:hint="default"/>
-      </w:rPr>
-    </w:lvl>
-    <w:lvl w:ilvl="7">
-      <w:start w:val="1"/>
-      <w:numFmt w:val="decimal"/>
-      <w:lvlText w:val="%1.%2.%3.%4.%5.%6.%7.%8"/>
-      <w:lvlJc w:val="left"/>
-      <w:pPr>
-        <w:ind w:left="4299" w:hanging="1800"/>
-      </w:pPr>
-      <w:rPr>
-        <w:rFonts w:hint="default"/>
-      </w:rPr>
-    </w:lvl>
-    <w:lvl w:ilvl="8">
-      <w:start w:val="1"/>
-      <w:numFmt w:val="decimal"/>
-      <w:lvlText w:val="%1.%2.%3.%4.%5.%6.%7.%8.%9"/>
-      <w:lvlJc w:val="left"/>
-      <w:pPr>
-        <w:ind w:left="4656" w:hanging="1800"/>
-      </w:pPr>
-      <w:rPr>
-        <w:rFonts w:hint="default"/>
-      </w:rPr>
-    </w:lvl>
-  </w:abstractNum>
-  <w:abstractNum w:abstractNumId="15" w15:restartNumberingAfterBreak="0">
-    <w:nsid w:val="32DB2E7B"/>
-    <w:multiLevelType w:val="multilevel"/>
-    <w:tmpl w:val="06380424"/>
-    <w:lvl w:ilvl="0">
-      <w:start w:val="1"/>
-      <w:numFmt w:val="decimal"/>
-      <w:lvlText w:val="%1"/>
-      <w:lvlJc w:val="left"/>
-      <w:pPr>
-        <w:ind w:left="360" w:hanging="360"/>
-      </w:pPr>
-      <w:rPr>
-        <w:rFonts w:hint="default"/>
-      </w:rPr>
-    </w:lvl>
-    <w:lvl w:ilvl="1">
-      <w:start w:val="1"/>
-      <w:numFmt w:val="none"/>
-      <w:lvlText w:val="3.5"/>
-      <w:lvlJc w:val="left"/>
-      <w:pPr>
-        <w:ind w:left="717" w:hanging="360"/>
-      </w:pPr>
-      <w:rPr>
-        <w:rFonts w:hint="default"/>
-      </w:rPr>
-    </w:lvl>
-    <w:lvl w:ilvl="2">
-      <w:start w:val="1"/>
-      <w:numFmt w:val="decimal"/>
-      <w:lvlText w:val="%1.%2.%3"/>
-      <w:lvlJc w:val="left"/>
-      <w:pPr>
-        <w:ind w:left="1434" w:hanging="720"/>
-      </w:pPr>
-      <w:rPr>
-        <w:rFonts w:hint="default"/>
-      </w:rPr>
-    </w:lvl>
-    <w:lvl w:ilvl="3">
-      <w:start w:val="1"/>
-      <w:numFmt w:val="decimal"/>
-      <w:lvlText w:val="%1.%2.%3.%4"/>
-      <w:lvlJc w:val="left"/>
-      <w:pPr>
-        <w:ind w:left="2151" w:hanging="1080"/>
-      </w:pPr>
-      <w:rPr>
-        <w:rFonts w:hint="default"/>
-      </w:rPr>
-    </w:lvl>
-    <w:lvl w:ilvl="4">
-      <w:start w:val="1"/>
-      <w:numFmt w:val="decimal"/>
-      <w:lvlText w:val="%1.%2.%3.%4.%5"/>
-      <w:lvlJc w:val="left"/>
-      <w:pPr>
-        <w:ind w:left="2508" w:hanging="1080"/>
-      </w:pPr>
-      <w:rPr>
-        <w:rFonts w:hint="default"/>
-      </w:rPr>
-    </w:lvl>
-    <w:lvl w:ilvl="5">
-      <w:start w:val="1"/>
-      <w:numFmt w:val="decimal"/>
-      <w:lvlText w:val="%1.%2.%3.%4.%5.%6"/>
-      <w:lvlJc w:val="left"/>
-      <w:pPr>
-        <w:ind w:left="3225" w:hanging="1440"/>
-      </w:pPr>
-      <w:rPr>
-        <w:rFonts w:hint="default"/>
-      </w:rPr>
-    </w:lvl>
-    <w:lvl w:ilvl="6">
-      <w:start w:val="1"/>
-      <w:numFmt w:val="decimal"/>
-      <w:lvlText w:val="%1.%2.%3.%4.%5.%6.%7"/>
-      <w:lvlJc w:val="left"/>
-      <w:pPr>
-        <w:ind w:left="3582" w:hanging="1440"/>
-      </w:pPr>
-      <w:rPr>
-        <w:rFonts w:hint="default"/>
-      </w:rPr>
-    </w:lvl>
-    <w:lvl w:ilvl="7">
-      <w:start w:val="1"/>
-      <w:numFmt w:val="decimal"/>
-      <w:lvlText w:val="%1.%2.%3.%4.%5.%6.%7.%8"/>
-      <w:lvlJc w:val="left"/>
-      <w:pPr>
-        <w:ind w:left="4299" w:hanging="1800"/>
-      </w:pPr>
-      <w:rPr>
-        <w:rFonts w:hint="default"/>
-      </w:rPr>
-    </w:lvl>
-    <w:lvl w:ilvl="8">
-      <w:start w:val="1"/>
-      <w:numFmt w:val="decimal"/>
-      <w:lvlText w:val="%1.%2.%3.%4.%5.%6.%7.%8.%9"/>
-      <w:lvlJc w:val="left"/>
-      <w:pPr>
-        <w:ind w:left="4656" w:hanging="1800"/>
-      </w:pPr>
-      <w:rPr>
-        <w:rFonts w:hint="default"/>
-      </w:rPr>
-    </w:lvl>
-  </w:abstractNum>
-  <w:abstractNum w:abstractNumId="16" w15:restartNumberingAfterBreak="0">
-    <w:nsid w:val="36CA2106"/>
-    <w:multiLevelType w:val="multilevel"/>
-    <w:tmpl w:val="54969006"/>
-    <w:lvl w:ilvl="0">
-      <w:start w:val="1"/>
-      <w:numFmt w:val="bullet"/>
-      <w:lvlText w:val="●"/>
-      <w:lvlJc w:val="left"/>
-      <w:pPr>
-        <w:ind w:left="720" w:hanging="360"/>
-      </w:pPr>
-      <w:rPr>
-        <w:strike w:val="0"/>
-        <w:dstrike w:val="0"/>
-        <w:u w:val="none"/>
-        <w:effect w:val="none"/>
-      </w:rPr>
-    </w:lvl>
-    <w:lvl w:ilvl="1">
-      <w:start w:val="1"/>
-      <w:numFmt w:val="decimal"/>
-      <w:lvlText w:val="%2."/>
-      <w:lvlJc w:val="left"/>
-      <w:pPr>
-        <w:ind w:left="1440" w:hanging="360"/>
-      </w:pPr>
-      <w:rPr>
-        <w:strike w:val="0"/>
-        <w:dstrike w:val="0"/>
-        <w:u w:val="none"/>
-        <w:effect w:val="none"/>
-      </w:rPr>
-    </w:lvl>
-    <w:lvl w:ilvl="2">
-      <w:start w:val="1"/>
-      <w:numFmt w:val="bullet"/>
-      <w:lvlText w:val="■"/>
-      <w:lvlJc w:val="left"/>
-      <w:pPr>
-        <w:ind w:left="2160" w:hanging="360"/>
-      </w:pPr>
-      <w:rPr>
-        <w:strike w:val="0"/>
-        <w:dstrike w:val="0"/>
-        <w:u w:val="none"/>
-        <w:effect w:val="none"/>
-      </w:rPr>
-    </w:lvl>
-    <w:lvl w:ilvl="3">
-      <w:start w:val="1"/>
-      <w:numFmt w:val="bullet"/>
-      <w:lvlText w:val="●"/>
-      <w:lvlJc w:val="left"/>
-      <w:pPr>
-        <w:ind w:left="2880" w:hanging="360"/>
-      </w:pPr>
-      <w:rPr>
-        <w:strike w:val="0"/>
-        <w:dstrike w:val="0"/>
-        <w:u w:val="none"/>
-        <w:effect w:val="none"/>
-      </w:rPr>
-    </w:lvl>
-    <w:lvl w:ilvl="4">
-      <w:start w:val="1"/>
-      <w:numFmt w:val="bullet"/>
-      <w:lvlText w:val="○"/>
-      <w:lvlJc w:val="left"/>
-      <w:pPr>
-        <w:ind w:left="3600" w:hanging="360"/>
-      </w:pPr>
-      <w:rPr>
-        <w:strike w:val="0"/>
-        <w:dstrike w:val="0"/>
-        <w:u w:val="none"/>
-        <w:effect w:val="none"/>
-      </w:rPr>
-    </w:lvl>
-    <w:lvl w:ilvl="5">
-      <w:start w:val="1"/>
-      <w:numFmt w:val="bullet"/>
-      <w:lvlText w:val="■"/>
-      <w:lvlJc w:val="left"/>
-      <w:pPr>
-        <w:ind w:left="4320" w:hanging="360"/>
-      </w:pPr>
-      <w:rPr>
-        <w:strike w:val="0"/>
-        <w:dstrike w:val="0"/>
-        <w:u w:val="none"/>
-        <w:effect w:val="none"/>
-      </w:rPr>
-    </w:lvl>
-    <w:lvl w:ilvl="6">
-      <w:start w:val="1"/>
-      <w:numFmt w:val="bullet"/>
-      <w:lvlText w:val="●"/>
-      <w:lvlJc w:val="left"/>
-      <w:pPr>
-        <w:ind w:left="5040" w:hanging="360"/>
-      </w:pPr>
-      <w:rPr>
-        <w:strike w:val="0"/>
-        <w:dstrike w:val="0"/>
-        <w:u w:val="none"/>
-        <w:effect w:val="none"/>
-      </w:rPr>
-    </w:lvl>
-    <w:lvl w:ilvl="7">
-      <w:start w:val="1"/>
-      <w:numFmt w:val="bullet"/>
-      <w:lvlText w:val="○"/>
-      <w:lvlJc w:val="left"/>
-      <w:pPr>
-        <w:ind w:left="5760" w:hanging="360"/>
-      </w:pPr>
-      <w:rPr>
-        <w:strike w:val="0"/>
-        <w:dstrike w:val="0"/>
-        <w:u w:val="none"/>
-        <w:effect w:val="none"/>
-      </w:rPr>
-    </w:lvl>
-    <w:lvl w:ilvl="8">
-      <w:start w:val="1"/>
-      <w:numFmt w:val="bullet"/>
-      <w:lvlText w:val="■"/>
-      <w:lvlJc w:val="left"/>
-      <w:pPr>
-        <w:ind w:left="6480" w:hanging="360"/>
-      </w:pPr>
-      <w:rPr>
-        <w:strike w:val="0"/>
-        <w:dstrike w:val="0"/>
-        <w:u w:val="none"/>
-        <w:effect w:val="none"/>
-      </w:rPr>
-    </w:lvl>
-  </w:abstractNum>
-  <w:abstractNum w:abstractNumId="17" w15:restartNumberingAfterBreak="0">
-    <w:nsid w:val="3A602AB1"/>
-    <w:multiLevelType w:val="multilevel"/>
-    <w:tmpl w:val="68667134"/>
-    <w:lvl w:ilvl="0">
-      <w:start w:val="1"/>
-      <w:numFmt w:val="bullet"/>
-      <w:lvlText w:val="●"/>
-      <w:lvlJc w:val="left"/>
-      <w:pPr>
-        <w:ind w:left="720" w:hanging="360"/>
-      </w:pPr>
-      <w:rPr>
-        <w:strike w:val="0"/>
-        <w:dstrike w:val="0"/>
-        <w:u w:val="none"/>
-        <w:effect w:val="none"/>
-      </w:rPr>
-    </w:lvl>
-    <w:lvl w:ilvl="1">
-      <w:start w:val="1"/>
-      <w:numFmt w:val="decimal"/>
-      <w:lvlText w:val="%2."/>
-      <w:lvlJc w:val="left"/>
-      <w:pPr>
-        <w:ind w:left="1440" w:hanging="360"/>
-      </w:pPr>
-      <w:rPr>
-        <w:strike w:val="0"/>
-        <w:dstrike w:val="0"/>
-        <w:u w:val="none"/>
-        <w:effect w:val="none"/>
-      </w:rPr>
-    </w:lvl>
-    <w:lvl w:ilvl="2">
-      <w:start w:val="1"/>
-      <w:numFmt w:val="bullet"/>
-      <w:lvlText w:val="■"/>
-      <w:lvlJc w:val="left"/>
-      <w:pPr>
-        <w:ind w:left="2160" w:hanging="360"/>
-      </w:pPr>
-      <w:rPr>
-        <w:strike w:val="0"/>
-        <w:dstrike w:val="0"/>
-        <w:u w:val="none"/>
-        <w:effect w:val="none"/>
-      </w:rPr>
-    </w:lvl>
-    <w:lvl w:ilvl="3">
-      <w:start w:val="1"/>
-      <w:numFmt w:val="bullet"/>
-      <w:lvlText w:val="●"/>
-      <w:lvlJc w:val="left"/>
-      <w:pPr>
-        <w:ind w:left="2880" w:hanging="360"/>
-      </w:pPr>
-      <w:rPr>
-        <w:strike w:val="0"/>
-        <w:dstrike w:val="0"/>
-        <w:u w:val="none"/>
-        <w:effect w:val="none"/>
-      </w:rPr>
-    </w:lvl>
-    <w:lvl w:ilvl="4">
-      <w:start w:val="1"/>
-      <w:numFmt w:val="bullet"/>
-      <w:lvlText w:val="○"/>
-      <w:lvlJc w:val="left"/>
-      <w:pPr>
-        <w:ind w:left="3600" w:hanging="360"/>
-      </w:pPr>
-      <w:rPr>
-        <w:strike w:val="0"/>
-        <w:dstrike w:val="0"/>
-        <w:u w:val="none"/>
-        <w:effect w:val="none"/>
-      </w:rPr>
-    </w:lvl>
-    <w:lvl w:ilvl="5">
-      <w:start w:val="1"/>
-      <w:numFmt w:val="bullet"/>
-      <w:lvlText w:val="■"/>
-      <w:lvlJc w:val="left"/>
-      <w:pPr>
-        <w:ind w:left="4320" w:hanging="360"/>
-      </w:pPr>
-      <w:rPr>
-        <w:strike w:val="0"/>
-        <w:dstrike w:val="0"/>
-        <w:u w:val="none"/>
-        <w:effect w:val="none"/>
-      </w:rPr>
-    </w:lvl>
-    <w:lvl w:ilvl="6">
-      <w:start w:val="1"/>
-      <w:numFmt w:val="bullet"/>
-      <w:lvlText w:val="●"/>
-      <w:lvlJc w:val="left"/>
-      <w:pPr>
-        <w:ind w:left="5040" w:hanging="360"/>
-      </w:pPr>
-      <w:rPr>
-        <w:strike w:val="0"/>
-        <w:dstrike w:val="0"/>
-        <w:u w:val="none"/>
-        <w:effect w:val="none"/>
-      </w:rPr>
-    </w:lvl>
-    <w:lvl w:ilvl="7">
-      <w:start w:val="1"/>
-      <w:numFmt w:val="bullet"/>
-      <w:lvlText w:val="○"/>
-      <w:lvlJc w:val="left"/>
-      <w:pPr>
-        <w:ind w:left="5760" w:hanging="360"/>
-      </w:pPr>
-      <w:rPr>
-        <w:strike w:val="0"/>
-        <w:dstrike w:val="0"/>
-        <w:u w:val="none"/>
-        <w:effect w:val="none"/>
-      </w:rPr>
-    </w:lvl>
-    <w:lvl w:ilvl="8">
-      <w:start w:val="1"/>
-      <w:numFmt w:val="bullet"/>
-      <w:lvlText w:val="■"/>
-      <w:lvlJc w:val="left"/>
-      <w:pPr>
-        <w:ind w:left="6480" w:hanging="360"/>
-      </w:pPr>
-      <w:rPr>
-        <w:strike w:val="0"/>
-        <w:dstrike w:val="0"/>
-        <w:u w:val="none"/>
-        <w:effect w:val="none"/>
-      </w:rPr>
-    </w:lvl>
-  </w:abstractNum>
-  <w:abstractNum w:abstractNumId="18" w15:restartNumberingAfterBreak="0">
-    <w:nsid w:val="3E836A1A"/>
-    <w:multiLevelType w:val="hybridMultilevel"/>
-    <w:tmpl w:val="660077F4"/>
-    <w:lvl w:ilvl="0" w:tplc="580A0001">
-      <w:start w:val="1"/>
-      <w:numFmt w:val="bullet"/>
-      <w:lvlText w:val=""/>
-      <w:lvlJc w:val="left"/>
-      <w:pPr>
-        <w:ind w:left="720" w:hanging="360"/>
-      </w:pPr>
-      <w:rPr>
-        <w:rFonts w:ascii="Symbol" w:hAnsi="Symbol" w:hint="default"/>
-      </w:rPr>
-    </w:lvl>
-    <w:lvl w:ilvl="1" w:tplc="440A0003" w:tentative="1">
-      <w:start w:val="1"/>
-      <w:numFmt w:val="bullet"/>
-      <w:lvlText w:val="o"/>
-      <w:lvlJc w:val="left"/>
-      <w:pPr>
-        <w:ind w:left="1440" w:hanging="360"/>
-      </w:pPr>
-      <w:rPr>
-        <w:rFonts w:ascii="Courier New" w:hAnsi="Courier New" w:cs="Courier New" w:hint="default"/>
-      </w:rPr>
-    </w:lvl>
-    <w:lvl w:ilvl="2" w:tplc="440A0005" w:tentative="1">
-      <w:start w:val="1"/>
-      <w:numFmt w:val="bullet"/>
-      <w:lvlText w:val=""/>
-      <w:lvlJc w:val="left"/>
-      <w:pPr>
-        <w:ind w:left="2160" w:hanging="360"/>
-      </w:pPr>
-      <w:rPr>
-        <w:rFonts w:ascii="Wingdings" w:hAnsi="Wingdings" w:hint="default"/>
-      </w:rPr>
-    </w:lvl>
-    <w:lvl w:ilvl="3" w:tplc="440A0001" w:tentative="1">
-      <w:start w:val="1"/>
-      <w:numFmt w:val="bullet"/>
-      <w:lvlText w:val=""/>
-      <w:lvlJc w:val="left"/>
-      <w:pPr>
-        <w:ind w:left="2880" w:hanging="360"/>
-      </w:pPr>
-      <w:rPr>
-        <w:rFonts w:ascii="Symbol" w:hAnsi="Symbol" w:hint="default"/>
-      </w:rPr>
-    </w:lvl>
-    <w:lvl w:ilvl="4" w:tplc="440A0003" w:tentative="1">
-      <w:start w:val="1"/>
-      <w:numFmt w:val="bullet"/>
-      <w:lvlText w:val="o"/>
-      <w:lvlJc w:val="left"/>
-      <w:pPr>
-        <w:ind w:left="3600" w:hanging="360"/>
-      </w:pPr>
-      <w:rPr>
-        <w:rFonts w:ascii="Courier New" w:hAnsi="Courier New" w:cs="Courier New" w:hint="default"/>
-      </w:rPr>
-    </w:lvl>
-    <w:lvl w:ilvl="5" w:tplc="440A0005" w:tentative="1">
-      <w:start w:val="1"/>
-      <w:numFmt w:val="bullet"/>
-      <w:lvlText w:val=""/>
-      <w:lvlJc w:val="left"/>
-      <w:pPr>
-        <w:ind w:left="4320" w:hanging="360"/>
-      </w:pPr>
-      <w:rPr>
-        <w:rFonts w:ascii="Wingdings" w:hAnsi="Wingdings" w:hint="default"/>
-      </w:rPr>
-    </w:lvl>
-    <w:lvl w:ilvl="6" w:tplc="440A0001" w:tentative="1">
-      <w:start w:val="1"/>
-      <w:numFmt w:val="bullet"/>
-      <w:lvlText w:val=""/>
-      <w:lvlJc w:val="left"/>
-      <w:pPr>
-        <w:ind w:left="5040" w:hanging="360"/>
-      </w:pPr>
-      <w:rPr>
-        <w:rFonts w:ascii="Symbol" w:hAnsi="Symbol" w:hint="default"/>
-      </w:rPr>
-    </w:lvl>
-    <w:lvl w:ilvl="7" w:tplc="440A0003" w:tentative="1">
-      <w:start w:val="1"/>
-      <w:numFmt w:val="bullet"/>
-      <w:lvlText w:val="o"/>
-      <w:lvlJc w:val="left"/>
-      <w:pPr>
-        <w:ind w:left="5760" w:hanging="360"/>
-      </w:pPr>
-      <w:rPr>
-        <w:rFonts w:ascii="Courier New" w:hAnsi="Courier New" w:cs="Courier New" w:hint="default"/>
-      </w:rPr>
-    </w:lvl>
-    <w:lvl w:ilvl="8" w:tplc="440A0005" w:tentative="1">
-      <w:start w:val="1"/>
-      <w:numFmt w:val="bullet"/>
-      <w:lvlText w:val=""/>
-      <w:lvlJc w:val="left"/>
-      <w:pPr>
-        <w:ind w:left="6480" w:hanging="360"/>
-      </w:pPr>
-      <w:rPr>
-        <w:rFonts w:ascii="Wingdings" w:hAnsi="Wingdings" w:hint="default"/>
-      </w:rPr>
-    </w:lvl>
-  </w:abstractNum>
-  <w:abstractNum w:abstractNumId="19" w15:restartNumberingAfterBreak="0">
-    <w:nsid w:val="444B2F63"/>
-    <w:multiLevelType w:val="multilevel"/>
-    <w:tmpl w:val="34FADC8C"/>
-    <w:lvl w:ilvl="0">
-      <w:start w:val="1"/>
-      <w:numFmt w:val="bullet"/>
-      <w:lvlText w:val=""/>
-      <w:lvlJc w:val="left"/>
-      <w:pPr>
-        <w:tabs>
-          <w:tab w:val="num" w:pos="720"/>
-        </w:tabs>
-        <w:ind w:left="720" w:hanging="360"/>
-      </w:pPr>
-      <w:rPr>
-        <w:rFonts w:ascii="Symbol" w:hAnsi="Symbol" w:hint="default"/>
-        <w:sz w:val="20"/>
-      </w:rPr>
-    </w:lvl>
-    <w:lvl w:ilvl="1" w:tentative="1">
-      <w:start w:val="1"/>
-      <w:numFmt w:val="bullet"/>
-      <w:lvlText w:val="o"/>
-      <w:lvlJc w:val="left"/>
-      <w:pPr>
-        <w:tabs>
-          <w:tab w:val="num" w:pos="1440"/>
-        </w:tabs>
-        <w:ind w:left="1440" w:hanging="360"/>
-      </w:pPr>
-      <w:rPr>
-        <w:rFonts w:ascii="Courier New" w:hAnsi="Courier New" w:hint="default"/>
-        <w:sz w:val="20"/>
-      </w:rPr>
-    </w:lvl>
-    <w:lvl w:ilvl="2" w:tentative="1">
-      <w:start w:val="1"/>
-      <w:numFmt w:val="bullet"/>
-      <w:lvlText w:val=""/>
-      <w:lvlJc w:val="left"/>
-      <w:pPr>
-        <w:tabs>
-          <w:tab w:val="num" w:pos="2160"/>
-        </w:tabs>
-        <w:ind w:left="2160" w:hanging="360"/>
-      </w:pPr>
-      <w:rPr>
-        <w:rFonts w:ascii="Wingdings" w:hAnsi="Wingdings" w:hint="default"/>
-        <w:sz w:val="20"/>
-      </w:rPr>
-    </w:lvl>
-    <w:lvl w:ilvl="3" w:tentative="1">
-      <w:start w:val="1"/>
-      <w:numFmt w:val="bullet"/>
-      <w:lvlText w:val=""/>
-      <w:lvlJc w:val="left"/>
-      <w:pPr>
-        <w:tabs>
-          <w:tab w:val="num" w:pos="2880"/>
-        </w:tabs>
-        <w:ind w:left="2880" w:hanging="360"/>
-      </w:pPr>
-      <w:rPr>
-        <w:rFonts w:ascii="Wingdings" w:hAnsi="Wingdings" w:hint="default"/>
-        <w:sz w:val="20"/>
-      </w:rPr>
-    </w:lvl>
-    <w:lvl w:ilvl="4" w:tentative="1">
-      <w:start w:val="1"/>
-      <w:numFmt w:val="bullet"/>
-      <w:lvlText w:val=""/>
-      <w:lvlJc w:val="left"/>
-      <w:pPr>
-        <w:tabs>
-          <w:tab w:val="num" w:pos="3600"/>
-        </w:tabs>
-        <w:ind w:left="3600" w:hanging="360"/>
-      </w:pPr>
-      <w:rPr>
-        <w:rFonts w:ascii="Wingdings" w:hAnsi="Wingdings" w:hint="default"/>
-        <w:sz w:val="20"/>
-      </w:rPr>
-    </w:lvl>
-    <w:lvl w:ilvl="5" w:tentative="1">
-      <w:start w:val="1"/>
-      <w:numFmt w:val="bullet"/>
-      <w:lvlText w:val=""/>
-      <w:lvlJc w:val="left"/>
-      <w:pPr>
-        <w:tabs>
-          <w:tab w:val="num" w:pos="4320"/>
-        </w:tabs>
-        <w:ind w:left="4320" w:hanging="360"/>
-      </w:pPr>
-      <w:rPr>
-        <w:rFonts w:ascii="Wingdings" w:hAnsi="Wingdings" w:hint="default"/>
-        <w:sz w:val="20"/>
-      </w:rPr>
-    </w:lvl>
-    <w:lvl w:ilvl="6" w:tentative="1">
-      <w:start w:val="1"/>
-      <w:numFmt w:val="bullet"/>
-      <w:lvlText w:val=""/>
-      <w:lvlJc w:val="left"/>
-      <w:pPr>
-        <w:tabs>
-          <w:tab w:val="num" w:pos="5040"/>
-        </w:tabs>
-        <w:ind w:left="5040" w:hanging="360"/>
-      </w:pPr>
-      <w:rPr>
-        <w:rFonts w:ascii="Wingdings" w:hAnsi="Wingdings" w:hint="default"/>
-        <w:sz w:val="20"/>
-      </w:rPr>
-    </w:lvl>
-    <w:lvl w:ilvl="7" w:tentative="1">
-      <w:start w:val="1"/>
-      <w:numFmt w:val="bullet"/>
-      <w:lvlText w:val=""/>
-      <w:lvlJc w:val="left"/>
-      <w:pPr>
-        <w:tabs>
-          <w:tab w:val="num" w:pos="5760"/>
-        </w:tabs>
-        <w:ind w:left="5760" w:hanging="360"/>
-      </w:pPr>
-      <w:rPr>
-        <w:rFonts w:ascii="Wingdings" w:hAnsi="Wingdings" w:hint="default"/>
-        <w:sz w:val="20"/>
-      </w:rPr>
-    </w:lvl>
-    <w:lvl w:ilvl="8" w:tentative="1">
-      <w:start w:val="1"/>
-      <w:numFmt w:val="bullet"/>
-      <w:lvlText w:val=""/>
-      <w:lvlJc w:val="left"/>
-      <w:pPr>
-        <w:tabs>
-          <w:tab w:val="num" w:pos="6480"/>
-        </w:tabs>
-        <w:ind w:left="6480" w:hanging="360"/>
-      </w:pPr>
-      <w:rPr>
-        <w:rFonts w:ascii="Wingdings" w:hAnsi="Wingdings" w:hint="default"/>
-        <w:sz w:val="20"/>
-      </w:rPr>
-    </w:lvl>
-  </w:abstractNum>
-  <w:abstractNum w:abstractNumId="20" w15:restartNumberingAfterBreak="0">
-    <w:nsid w:val="46154EC3"/>
-    <w:multiLevelType w:val="multilevel"/>
-    <w:tmpl w:val="9A1EECF2"/>
-    <w:lvl w:ilvl="0">
-      <w:start w:val="1"/>
-      <w:numFmt w:val="decimal"/>
-      <w:lvlText w:val="%1."/>
-      <w:lvlJc w:val="left"/>
-      <w:pPr>
-        <w:ind w:left="360" w:hanging="360"/>
-      </w:pPr>
-      <w:rPr>
-        <w:rFonts w:hint="default"/>
-      </w:rPr>
-    </w:lvl>
-    <w:lvl w:ilvl="1">
-      <w:start w:val="1"/>
-      <w:numFmt w:val="none"/>
-      <w:lvlText w:val="3.2"/>
-      <w:lvlJc w:val="left"/>
-      <w:pPr>
-        <w:ind w:left="792" w:hanging="432"/>
-      </w:pPr>
-      <w:rPr>
-        <w:rFonts w:hint="default"/>
-      </w:rPr>
-    </w:lvl>
-    <w:lvl w:ilvl="2">
-      <w:start w:val="1"/>
-      <w:numFmt w:val="decimal"/>
-      <w:lvlText w:val="%1.%2.%3."/>
-      <w:lvlJc w:val="left"/>
-      <w:pPr>
-        <w:ind w:left="1224" w:hanging="504"/>
-      </w:pPr>
-      <w:rPr>
-        <w:rFonts w:hint="default"/>
-      </w:rPr>
-    </w:lvl>
-    <w:lvl w:ilvl="3">
-      <w:start w:val="1"/>
-      <w:numFmt w:val="decimal"/>
-      <w:lvlText w:val="%1.%2.%3.%4."/>
-      <w:lvlJc w:val="left"/>
-      <w:pPr>
-        <w:ind w:left="1728" w:hanging="648"/>
-      </w:pPr>
-      <w:rPr>
-        <w:rFonts w:hint="default"/>
-      </w:rPr>
-    </w:lvl>
-    <w:lvl w:ilvl="4">
-      <w:start w:val="1"/>
-      <w:numFmt w:val="decimal"/>
-      <w:lvlText w:val="%1.%2.%3.%4.%5."/>
-      <w:lvlJc w:val="left"/>
-      <w:pPr>
-        <w:ind w:left="2232" w:hanging="792"/>
-      </w:pPr>
-      <w:rPr>
-        <w:rFonts w:hint="default"/>
-      </w:rPr>
-    </w:lvl>
-    <w:lvl w:ilvl="5">
-      <w:start w:val="1"/>
-      <w:numFmt w:val="decimal"/>
-      <w:lvlText w:val="%1.%2.%3.%4.%5.%6."/>
-      <w:lvlJc w:val="left"/>
-      <w:pPr>
-        <w:ind w:left="2736" w:hanging="936"/>
-      </w:pPr>
-      <w:rPr>
-        <w:rFonts w:hint="default"/>
-      </w:rPr>
-    </w:lvl>
-    <w:lvl w:ilvl="6">
-      <w:start w:val="1"/>
-      <w:numFmt w:val="decimal"/>
-      <w:lvlText w:val="%1.%2.%3.%4.%5.%6.%7."/>
-      <w:lvlJc w:val="left"/>
-      <w:pPr>
-        <w:ind w:left="3240" w:hanging="1080"/>
-      </w:pPr>
-      <w:rPr>
-        <w:rFonts w:hint="default"/>
-      </w:rPr>
-    </w:lvl>
-    <w:lvl w:ilvl="7">
-      <w:start w:val="1"/>
-      <w:numFmt w:val="decimal"/>
-      <w:lvlText w:val="%1.%2.%3.%4.%5.%6.%7.%8."/>
-      <w:lvlJc w:val="left"/>
-      <w:pPr>
-        <w:ind w:left="3744" w:hanging="1224"/>
-      </w:pPr>
-      <w:rPr>
-        <w:rFonts w:hint="default"/>
-      </w:rPr>
-    </w:lvl>
-    <w:lvl w:ilvl="8">
-      <w:start w:val="1"/>
-      <w:numFmt w:val="decimal"/>
-      <w:lvlText w:val="%1.%2.%3.%4.%5.%6.%7.%8.%9."/>
-      <w:lvlJc w:val="left"/>
-      <w:pPr>
-        <w:ind w:left="4320" w:hanging="1440"/>
-      </w:pPr>
-      <w:rPr>
-        <w:rFonts w:hint="default"/>
-      </w:rPr>
-    </w:lvl>
-  </w:abstractNum>
-  <w:abstractNum w:abstractNumId="21" w15:restartNumberingAfterBreak="0">
-    <w:nsid w:val="4DD07AC1"/>
-    <w:multiLevelType w:val="hybridMultilevel"/>
-    <w:tmpl w:val="2B469840"/>
-    <w:lvl w:ilvl="0" w:tplc="580A0001">
-      <w:start w:val="1"/>
-      <w:numFmt w:val="bullet"/>
-      <w:lvlText w:val=""/>
-      <w:lvlJc w:val="left"/>
-      <w:pPr>
-        <w:ind w:left="720" w:hanging="360"/>
-      </w:pPr>
-      <w:rPr>
-        <w:rFonts w:ascii="Symbol" w:hAnsi="Symbol" w:hint="default"/>
-      </w:rPr>
-    </w:lvl>
-    <w:lvl w:ilvl="1" w:tplc="440A0003" w:tentative="1">
-      <w:start w:val="1"/>
-      <w:numFmt w:val="bullet"/>
-      <w:lvlText w:val="o"/>
-      <w:lvlJc w:val="left"/>
-      <w:pPr>
-        <w:ind w:left="1440" w:hanging="360"/>
-      </w:pPr>
-      <w:rPr>
-        <w:rFonts w:ascii="Courier New" w:hAnsi="Courier New" w:cs="Courier New" w:hint="default"/>
-      </w:rPr>
-    </w:lvl>
-    <w:lvl w:ilvl="2" w:tplc="440A0005" w:tentative="1">
-      <w:start w:val="1"/>
-      <w:numFmt w:val="bullet"/>
-      <w:lvlText w:val=""/>
-      <w:lvlJc w:val="left"/>
-      <w:pPr>
-        <w:ind w:left="2160" w:hanging="360"/>
-      </w:pPr>
-      <w:rPr>
-        <w:rFonts w:ascii="Wingdings" w:hAnsi="Wingdings" w:hint="default"/>
-      </w:rPr>
-    </w:lvl>
-    <w:lvl w:ilvl="3" w:tplc="440A0001" w:tentative="1">
-      <w:start w:val="1"/>
-      <w:numFmt w:val="bullet"/>
-      <w:lvlText w:val=""/>
-      <w:lvlJc w:val="left"/>
-      <w:pPr>
-        <w:ind w:left="2880" w:hanging="360"/>
-      </w:pPr>
-      <w:rPr>
-        <w:rFonts w:ascii="Symbol" w:hAnsi="Symbol" w:hint="default"/>
-      </w:rPr>
-    </w:lvl>
-    <w:lvl w:ilvl="4" w:tplc="440A0003" w:tentative="1">
-      <w:start w:val="1"/>
-      <w:numFmt w:val="bullet"/>
-      <w:lvlText w:val="o"/>
-      <w:lvlJc w:val="left"/>
-      <w:pPr>
-        <w:ind w:left="3600" w:hanging="360"/>
-      </w:pPr>
-      <w:rPr>
-        <w:rFonts w:ascii="Courier New" w:hAnsi="Courier New" w:cs="Courier New" w:hint="default"/>
-      </w:rPr>
-    </w:lvl>
-    <w:lvl w:ilvl="5" w:tplc="440A0005" w:tentative="1">
-      <w:start w:val="1"/>
-      <w:numFmt w:val="bullet"/>
-      <w:lvlText w:val=""/>
-      <w:lvlJc w:val="left"/>
-      <w:pPr>
-        <w:ind w:left="4320" w:hanging="360"/>
-      </w:pPr>
-      <w:rPr>
-        <w:rFonts w:ascii="Wingdings" w:hAnsi="Wingdings" w:hint="default"/>
-      </w:rPr>
-    </w:lvl>
-    <w:lvl w:ilvl="6" w:tplc="440A0001" w:tentative="1">
-      <w:start w:val="1"/>
-      <w:numFmt w:val="bullet"/>
-      <w:lvlText w:val=""/>
-      <w:lvlJc w:val="left"/>
-      <w:pPr>
-        <w:ind w:left="5040" w:hanging="360"/>
-      </w:pPr>
-      <w:rPr>
-        <w:rFonts w:ascii="Symbol" w:hAnsi="Symbol" w:hint="default"/>
-      </w:rPr>
-    </w:lvl>
-    <w:lvl w:ilvl="7" w:tplc="440A0003" w:tentative="1">
-      <w:start w:val="1"/>
-      <w:numFmt w:val="bullet"/>
-      <w:lvlText w:val="o"/>
-      <w:lvlJc w:val="left"/>
-      <w:pPr>
-        <w:ind w:left="5760" w:hanging="360"/>
-      </w:pPr>
-      <w:rPr>
-        <w:rFonts w:ascii="Courier New" w:hAnsi="Courier New" w:cs="Courier New" w:hint="default"/>
-      </w:rPr>
-    </w:lvl>
-    <w:lvl w:ilvl="8" w:tplc="440A0005" w:tentative="1">
-      <w:start w:val="1"/>
-      <w:numFmt w:val="bullet"/>
-      <w:lvlText w:val=""/>
-      <w:lvlJc w:val="left"/>
-      <w:pPr>
-        <w:ind w:left="6480" w:hanging="360"/>
-      </w:pPr>
-      <w:rPr>
-        <w:rFonts w:ascii="Wingdings" w:hAnsi="Wingdings" w:hint="default"/>
-      </w:rPr>
-    </w:lvl>
-  </w:abstractNum>
-  <w:abstractNum w:abstractNumId="22" w15:restartNumberingAfterBreak="0">
-    <w:nsid w:val="4FBE028A"/>
-    <w:multiLevelType w:val="multilevel"/>
-    <w:tmpl w:val="9308FD0A"/>
-    <w:lvl w:ilvl="0">
-      <w:start w:val="1"/>
-      <w:numFmt w:val="decimal"/>
-      <w:lvlText w:val="%1"/>
-      <w:lvlJc w:val="left"/>
-      <w:pPr>
-        <w:ind w:left="360" w:hanging="360"/>
-      </w:pPr>
-      <w:rPr>
-        <w:rFonts w:hint="default"/>
-      </w:rPr>
-    </w:lvl>
-    <w:lvl w:ilvl="1">
-      <w:start w:val="1"/>
-      <w:numFmt w:val="decimal"/>
-      <w:lvlText w:val="%1.4"/>
-      <w:lvlJc w:val="left"/>
-      <w:pPr>
-        <w:ind w:left="717" w:hanging="360"/>
-      </w:pPr>
-      <w:rPr>
-        <w:rFonts w:hint="default"/>
-      </w:rPr>
-    </w:lvl>
-    <w:lvl w:ilvl="2">
-      <w:start w:val="1"/>
-      <w:numFmt w:val="decimal"/>
-      <w:lvlText w:val="%1.%2.%3"/>
-      <w:lvlJc w:val="left"/>
-      <w:pPr>
-        <w:ind w:left="1434" w:hanging="720"/>
-      </w:pPr>
-      <w:rPr>
-        <w:rFonts w:hint="default"/>
-      </w:rPr>
-    </w:lvl>
-    <w:lvl w:ilvl="3">
-      <w:start w:val="1"/>
-      <w:numFmt w:val="decimal"/>
-      <w:lvlText w:val="%1.%2.%3.%4"/>
-      <w:lvlJc w:val="left"/>
-      <w:pPr>
-        <w:ind w:left="2151" w:hanging="1080"/>
-      </w:pPr>
-      <w:rPr>
-        <w:rFonts w:hint="default"/>
-      </w:rPr>
-    </w:lvl>
-    <w:lvl w:ilvl="4">
-      <w:start w:val="1"/>
-      <w:numFmt w:val="decimal"/>
-      <w:lvlText w:val="%1.%2.%3.%4.%5"/>
-      <w:lvlJc w:val="left"/>
-      <w:pPr>
-        <w:ind w:left="2508" w:hanging="1080"/>
-      </w:pPr>
-      <w:rPr>
-        <w:rFonts w:hint="default"/>
-      </w:rPr>
-    </w:lvl>
-    <w:lvl w:ilvl="5">
-      <w:start w:val="1"/>
-      <w:numFmt w:val="decimal"/>
-      <w:lvlText w:val="%1.%2.%3.%4.%5.%6"/>
-      <w:lvlJc w:val="left"/>
-      <w:pPr>
-        <w:ind w:left="3225" w:hanging="1440"/>
-      </w:pPr>
-      <w:rPr>
-        <w:rFonts w:hint="default"/>
-      </w:rPr>
-    </w:lvl>
-    <w:lvl w:ilvl="6">
-      <w:start w:val="1"/>
-      <w:numFmt w:val="decimal"/>
-      <w:lvlText w:val="%1.%2.%3.%4.%5.%6.%7"/>
-      <w:lvlJc w:val="left"/>
-      <w:pPr>
-        <w:ind w:left="3582" w:hanging="1440"/>
-      </w:pPr>
-      <w:rPr>
-        <w:rFonts w:hint="default"/>
-      </w:rPr>
-    </w:lvl>
-    <w:lvl w:ilvl="7">
-      <w:start w:val="1"/>
-      <w:numFmt w:val="decimal"/>
-      <w:lvlText w:val="%1.%2.%3.%4.%5.%6.%7.%8"/>
-      <w:lvlJc w:val="left"/>
-      <w:pPr>
-        <w:ind w:left="4299" w:hanging="1800"/>
-      </w:pPr>
-      <w:rPr>
-        <w:rFonts w:hint="default"/>
-      </w:rPr>
-    </w:lvl>
-    <w:lvl w:ilvl="8">
-      <w:start w:val="1"/>
-      <w:numFmt w:val="decimal"/>
-      <w:lvlText w:val="%1.%2.%3.%4.%5.%6.%7.%8.%9"/>
-      <w:lvlJc w:val="left"/>
-      <w:pPr>
-        <w:ind w:left="4656" w:hanging="1800"/>
-      </w:pPr>
-      <w:rPr>
-        <w:rFonts w:hint="default"/>
-      </w:rPr>
-    </w:lvl>
-  </w:abstractNum>
-  <w:abstractNum w:abstractNumId="23" w15:restartNumberingAfterBreak="0">
-    <w:nsid w:val="587B21B4"/>
-    <w:multiLevelType w:val="multilevel"/>
-    <w:tmpl w:val="178CA7E2"/>
-    <w:lvl w:ilvl="0">
-      <w:start w:val="1"/>
-      <w:numFmt w:val="decimal"/>
-      <w:lvlText w:val="%1"/>
-      <w:lvlJc w:val="left"/>
-      <w:pPr>
-        <w:ind w:left="360" w:hanging="360"/>
-      </w:pPr>
-      <w:rPr>
-        <w:rFonts w:hint="default"/>
-      </w:rPr>
-    </w:lvl>
-    <w:lvl w:ilvl="1">
-      <w:start w:val="1"/>
-      <w:numFmt w:val="decimal"/>
-      <w:lvlText w:val="%1.3"/>
-      <w:lvlJc w:val="left"/>
-      <w:pPr>
-        <w:ind w:left="717" w:hanging="360"/>
-      </w:pPr>
-      <w:rPr>
-        <w:rFonts w:hint="default"/>
-      </w:rPr>
-    </w:lvl>
-    <w:lvl w:ilvl="2">
-      <w:start w:val="1"/>
-      <w:numFmt w:val="decimal"/>
-      <w:lvlText w:val="%1.%2.%3"/>
-      <w:lvlJc w:val="left"/>
-      <w:pPr>
-        <w:ind w:left="1434" w:hanging="720"/>
-      </w:pPr>
-      <w:rPr>
-        <w:rFonts w:hint="default"/>
-      </w:rPr>
-    </w:lvl>
-    <w:lvl w:ilvl="3">
-      <w:start w:val="1"/>
-      <w:numFmt w:val="decimal"/>
-      <w:lvlText w:val="%1.%2.%3.%4"/>
-      <w:lvlJc w:val="left"/>
-      <w:pPr>
-        <w:ind w:left="2151" w:hanging="1080"/>
-      </w:pPr>
-      <w:rPr>
-        <w:rFonts w:hint="default"/>
-      </w:rPr>
-    </w:lvl>
-    <w:lvl w:ilvl="4">
-      <w:start w:val="1"/>
-      <w:numFmt w:val="decimal"/>
-      <w:lvlText w:val="%1.%2.%3.%4.%5"/>
-      <w:lvlJc w:val="left"/>
-      <w:pPr>
-        <w:ind w:left="2508" w:hanging="1080"/>
-      </w:pPr>
-      <w:rPr>
-        <w:rFonts w:hint="default"/>
-      </w:rPr>
-    </w:lvl>
-    <w:lvl w:ilvl="5">
-      <w:start w:val="1"/>
-      <w:numFmt w:val="decimal"/>
-      <w:lvlText w:val="%1.%2.%3.%4.%5.%6"/>
-      <w:lvlJc w:val="left"/>
-      <w:pPr>
-        <w:ind w:left="3225" w:hanging="1440"/>
-      </w:pPr>
-      <w:rPr>
-        <w:rFonts w:hint="default"/>
-      </w:rPr>
-    </w:lvl>
-    <w:lvl w:ilvl="6">
-      <w:start w:val="1"/>
-      <w:numFmt w:val="decimal"/>
-      <w:lvlText w:val="%1.%2.%3.%4.%5.%6.%7"/>
-      <w:lvlJc w:val="left"/>
-      <w:pPr>
-        <w:ind w:left="3582" w:hanging="1440"/>
-      </w:pPr>
-      <w:rPr>
-        <w:rFonts w:hint="default"/>
-      </w:rPr>
-    </w:lvl>
-    <w:lvl w:ilvl="7">
-      <w:start w:val="1"/>
-      <w:numFmt w:val="decimal"/>
-      <w:lvlText w:val="%1.%2.%3.%4.%5.%6.%7.%8"/>
-      <w:lvlJc w:val="left"/>
-      <w:pPr>
-        <w:ind w:left="4299" w:hanging="1800"/>
-      </w:pPr>
-      <w:rPr>
-        <w:rFonts w:hint="default"/>
-      </w:rPr>
-    </w:lvl>
-    <w:lvl w:ilvl="8">
-      <w:start w:val="1"/>
-      <w:numFmt w:val="decimal"/>
-      <w:lvlText w:val="%1.%2.%3.%4.%5.%6.%7.%8.%9"/>
-      <w:lvlJc w:val="left"/>
-      <w:pPr>
-        <w:ind w:left="4656" w:hanging="1800"/>
-      </w:pPr>
-      <w:rPr>
-        <w:rFonts w:hint="default"/>
-      </w:rPr>
-    </w:lvl>
-  </w:abstractNum>
-  <w:abstractNum w:abstractNumId="24" w15:restartNumberingAfterBreak="0">
-    <w:nsid w:val="5A3B443A"/>
-    <w:multiLevelType w:val="multilevel"/>
-    <w:tmpl w:val="54164E80"/>
-    <w:lvl w:ilvl="0">
-      <w:start w:val="1"/>
-      <w:numFmt w:val="bullet"/>
-      <w:lvlText w:val="●"/>
-      <w:lvlJc w:val="left"/>
-      <w:pPr>
-        <w:ind w:left="720" w:hanging="360"/>
       </w:pPr>
       <w:rPr>
         <w:rFonts w:hint="default"/>
@@ -18705,12 +17310,12 @@
       </w:rPr>
     </w:lvl>
     <w:lvl w:ilvl="1">
-      <w:start w:val="1"/>
+      <w:start w:val="3"/>
       <w:numFmt w:val="decimal"/>
-      <w:lvlText w:val="%2."/>
-      <w:lvlJc w:val="left"/>
-      <w:pPr>
-        <w:ind w:left="1440" w:hanging="360"/>
+      <w:lvlText w:val="%1.%2"/>
+      <w:lvlJc w:val="left"/>
+      <w:pPr>
+        <w:ind w:left="720" w:hanging="360"/>
       </w:pPr>
       <w:rPr>
         <w:rFonts w:hint="default"/>
@@ -18722,11 +17327,11 @@
     </w:lvl>
     <w:lvl w:ilvl="2">
       <w:start w:val="1"/>
-      <w:numFmt w:val="bullet"/>
-      <w:lvlText w:val="■"/>
-      <w:lvlJc w:val="left"/>
-      <w:pPr>
-        <w:ind w:left="2160" w:hanging="360"/>
+      <w:numFmt w:val="decimal"/>
+      <w:lvlText w:val="%1.%2.%3"/>
+      <w:lvlJc w:val="left"/>
+      <w:pPr>
+        <w:ind w:left="1440" w:hanging="720"/>
       </w:pPr>
       <w:rPr>
         <w:rFonts w:hint="default"/>
@@ -18738,11 +17343,11 @@
     </w:lvl>
     <w:lvl w:ilvl="3">
       <w:start w:val="1"/>
-      <w:numFmt w:val="bullet"/>
-      <w:lvlText w:val="●"/>
-      <w:lvlJc w:val="left"/>
-      <w:pPr>
-        <w:ind w:left="2880" w:hanging="360"/>
+      <w:numFmt w:val="decimal"/>
+      <w:lvlText w:val="%1.%2.%3.%4"/>
+      <w:lvlJc w:val="left"/>
+      <w:pPr>
+        <w:ind w:left="1800" w:hanging="720"/>
       </w:pPr>
       <w:rPr>
         <w:rFonts w:hint="default"/>
@@ -18754,11 +17359,11 @@
     </w:lvl>
     <w:lvl w:ilvl="4">
       <w:start w:val="1"/>
-      <w:numFmt w:val="bullet"/>
-      <w:lvlText w:val="○"/>
-      <w:lvlJc w:val="left"/>
-      <w:pPr>
-        <w:ind w:left="3600" w:hanging="360"/>
+      <w:numFmt w:val="decimal"/>
+      <w:lvlText w:val="%1.%2.%3.%4.%5"/>
+      <w:lvlJc w:val="left"/>
+      <w:pPr>
+        <w:ind w:left="2520" w:hanging="1080"/>
       </w:pPr>
       <w:rPr>
         <w:rFonts w:hint="default"/>
@@ -18770,11 +17375,11 @@
     </w:lvl>
     <w:lvl w:ilvl="5">
       <w:start w:val="1"/>
-      <w:numFmt w:val="bullet"/>
-      <w:lvlText w:val="■"/>
-      <w:lvlJc w:val="left"/>
-      <w:pPr>
-        <w:ind w:left="4320" w:hanging="360"/>
+      <w:numFmt w:val="decimal"/>
+      <w:lvlText w:val="%1.%2.%3.%4.%5.%6"/>
+      <w:lvlJc w:val="left"/>
+      <w:pPr>
+        <w:ind w:left="2880" w:hanging="1080"/>
       </w:pPr>
       <w:rPr>
         <w:rFonts w:hint="default"/>
@@ -18786,11 +17391,11 @@
     </w:lvl>
     <w:lvl w:ilvl="6">
       <w:start w:val="1"/>
-      <w:numFmt w:val="bullet"/>
-      <w:lvlText w:val="●"/>
-      <w:lvlJc w:val="left"/>
-      <w:pPr>
-        <w:ind w:left="5040" w:hanging="360"/>
+      <w:numFmt w:val="decimal"/>
+      <w:lvlText w:val="%1.%2.%3.%4.%5.%6.%7"/>
+      <w:lvlJc w:val="left"/>
+      <w:pPr>
+        <w:ind w:left="3600" w:hanging="1440"/>
       </w:pPr>
       <w:rPr>
         <w:rFonts w:hint="default"/>
@@ -18802,11 +17407,11 @@
     </w:lvl>
     <w:lvl w:ilvl="7">
       <w:start w:val="1"/>
-      <w:numFmt w:val="bullet"/>
-      <w:lvlText w:val="○"/>
-      <w:lvlJc w:val="left"/>
-      <w:pPr>
-        <w:ind w:left="5760" w:hanging="360"/>
+      <w:numFmt w:val="decimal"/>
+      <w:lvlText w:val="%1.%2.%3.%4.%5.%6.%7.%8"/>
+      <w:lvlJc w:val="left"/>
+      <w:pPr>
+        <w:ind w:left="3960" w:hanging="1440"/>
       </w:pPr>
       <w:rPr>
         <w:rFonts w:hint="default"/>
@@ -18818,11 +17423,11 @@
     </w:lvl>
     <w:lvl w:ilvl="8">
       <w:start w:val="1"/>
-      <w:numFmt w:val="bullet"/>
-      <w:lvlText w:val="■"/>
-      <w:lvlJc w:val="left"/>
-      <w:pPr>
-        <w:ind w:left="6480" w:hanging="360"/>
+      <w:numFmt w:val="decimal"/>
+      <w:lvlText w:val="%1.%2.%3.%4.%5.%6.%7.%8.%9"/>
+      <w:lvlJc w:val="left"/>
+      <w:pPr>
+        <w:ind w:left="4680" w:hanging="1800"/>
       </w:pPr>
       <w:rPr>
         <w:rFonts w:hint="default"/>
@@ -18833,7 +17438,1801 @@
       </w:rPr>
     </w:lvl>
   </w:abstractNum>
+  <w:abstractNum w:abstractNumId="13" w15:restartNumberingAfterBreak="0">
+    <w:nsid w:val="1CB21010"/>
+    <w:multiLevelType w:val="multilevel"/>
+    <w:tmpl w:val="A34C2574"/>
+    <w:lvl w:ilvl="0">
+      <w:start w:val="1"/>
+      <w:numFmt w:val="decimal"/>
+      <w:lvlText w:val="%1."/>
+      <w:lvlJc w:val="left"/>
+      <w:pPr>
+        <w:ind w:left="360" w:hanging="360"/>
+      </w:pPr>
+      <w:rPr>
+        <w:rFonts w:hint="default"/>
+      </w:rPr>
+    </w:lvl>
+    <w:lvl w:ilvl="1">
+      <w:start w:val="1"/>
+      <w:numFmt w:val="decimal"/>
+      <w:lvlText w:val="%1.1."/>
+      <w:lvlJc w:val="left"/>
+      <w:pPr>
+        <w:ind w:left="792" w:hanging="432"/>
+      </w:pPr>
+      <w:rPr>
+        <w:rFonts w:hint="default"/>
+      </w:rPr>
+    </w:lvl>
+    <w:lvl w:ilvl="2">
+      <w:start w:val="1"/>
+      <w:numFmt w:val="decimal"/>
+      <w:lvlText w:val="%1.%2.%3."/>
+      <w:lvlJc w:val="left"/>
+      <w:pPr>
+        <w:ind w:left="1224" w:hanging="504"/>
+      </w:pPr>
+      <w:rPr>
+        <w:rFonts w:hint="default"/>
+      </w:rPr>
+    </w:lvl>
+    <w:lvl w:ilvl="3">
+      <w:start w:val="1"/>
+      <w:numFmt w:val="decimal"/>
+      <w:lvlText w:val="%1.%2.%3.%4."/>
+      <w:lvlJc w:val="left"/>
+      <w:pPr>
+        <w:ind w:left="1728" w:hanging="648"/>
+      </w:pPr>
+      <w:rPr>
+        <w:rFonts w:hint="default"/>
+      </w:rPr>
+    </w:lvl>
+    <w:lvl w:ilvl="4">
+      <w:start w:val="1"/>
+      <w:numFmt w:val="decimal"/>
+      <w:lvlText w:val="%1.%2.%3.%4.%5."/>
+      <w:lvlJc w:val="left"/>
+      <w:pPr>
+        <w:ind w:left="2232" w:hanging="792"/>
+      </w:pPr>
+      <w:rPr>
+        <w:rFonts w:hint="default"/>
+      </w:rPr>
+    </w:lvl>
+    <w:lvl w:ilvl="5">
+      <w:start w:val="1"/>
+      <w:numFmt w:val="decimal"/>
+      <w:lvlText w:val="%1.%2.%3.%4.%5.%6."/>
+      <w:lvlJc w:val="left"/>
+      <w:pPr>
+        <w:ind w:left="2736" w:hanging="936"/>
+      </w:pPr>
+      <w:rPr>
+        <w:rFonts w:hint="default"/>
+      </w:rPr>
+    </w:lvl>
+    <w:lvl w:ilvl="6">
+      <w:start w:val="1"/>
+      <w:numFmt w:val="decimal"/>
+      <w:lvlText w:val="%1.%2.%3.%4.%5.%6.%7."/>
+      <w:lvlJc w:val="left"/>
+      <w:pPr>
+        <w:ind w:left="3240" w:hanging="1080"/>
+      </w:pPr>
+      <w:rPr>
+        <w:rFonts w:hint="default"/>
+      </w:rPr>
+    </w:lvl>
+    <w:lvl w:ilvl="7">
+      <w:start w:val="1"/>
+      <w:numFmt w:val="decimal"/>
+      <w:lvlText w:val="%1.%2.%3.%4.%5.%6.%7.%8."/>
+      <w:lvlJc w:val="left"/>
+      <w:pPr>
+        <w:ind w:left="3744" w:hanging="1224"/>
+      </w:pPr>
+      <w:rPr>
+        <w:rFonts w:hint="default"/>
+      </w:rPr>
+    </w:lvl>
+    <w:lvl w:ilvl="8">
+      <w:start w:val="1"/>
+      <w:numFmt w:val="decimal"/>
+      <w:lvlText w:val="%1.%2.%3.%4.%5.%6.%7.%8.%9."/>
+      <w:lvlJc w:val="left"/>
+      <w:pPr>
+        <w:ind w:left="4320" w:hanging="1440"/>
+      </w:pPr>
+      <w:rPr>
+        <w:rFonts w:hint="default"/>
+      </w:rPr>
+    </w:lvl>
+  </w:abstractNum>
+  <w:abstractNum w:abstractNumId="14" w15:restartNumberingAfterBreak="0">
+    <w:nsid w:val="2A176173"/>
+    <w:multiLevelType w:val="hybridMultilevel"/>
+    <w:tmpl w:val="8B085B76"/>
+    <w:lvl w:ilvl="0" w:tplc="440A0001">
+      <w:start w:val="1"/>
+      <w:numFmt w:val="bullet"/>
+      <w:lvlText w:val=""/>
+      <w:lvlJc w:val="left"/>
+      <w:pPr>
+        <w:ind w:left="720" w:hanging="360"/>
+      </w:pPr>
+      <w:rPr>
+        <w:rFonts w:ascii="Symbol" w:hAnsi="Symbol" w:hint="default"/>
+      </w:rPr>
+    </w:lvl>
+    <w:lvl w:ilvl="1" w:tplc="440A0003" w:tentative="1">
+      <w:start w:val="1"/>
+      <w:numFmt w:val="bullet"/>
+      <w:lvlText w:val="o"/>
+      <w:lvlJc w:val="left"/>
+      <w:pPr>
+        <w:ind w:left="1440" w:hanging="360"/>
+      </w:pPr>
+      <w:rPr>
+        <w:rFonts w:ascii="Courier New" w:hAnsi="Courier New" w:cs="Courier New" w:hint="default"/>
+      </w:rPr>
+    </w:lvl>
+    <w:lvl w:ilvl="2" w:tplc="440A0005" w:tentative="1">
+      <w:start w:val="1"/>
+      <w:numFmt w:val="bullet"/>
+      <w:lvlText w:val=""/>
+      <w:lvlJc w:val="left"/>
+      <w:pPr>
+        <w:ind w:left="2160" w:hanging="360"/>
+      </w:pPr>
+      <w:rPr>
+        <w:rFonts w:ascii="Wingdings" w:hAnsi="Wingdings" w:hint="default"/>
+      </w:rPr>
+    </w:lvl>
+    <w:lvl w:ilvl="3" w:tplc="440A0001" w:tentative="1">
+      <w:start w:val="1"/>
+      <w:numFmt w:val="bullet"/>
+      <w:lvlText w:val=""/>
+      <w:lvlJc w:val="left"/>
+      <w:pPr>
+        <w:ind w:left="2880" w:hanging="360"/>
+      </w:pPr>
+      <w:rPr>
+        <w:rFonts w:ascii="Symbol" w:hAnsi="Symbol" w:hint="default"/>
+      </w:rPr>
+    </w:lvl>
+    <w:lvl w:ilvl="4" w:tplc="440A0003" w:tentative="1">
+      <w:start w:val="1"/>
+      <w:numFmt w:val="bullet"/>
+      <w:lvlText w:val="o"/>
+      <w:lvlJc w:val="left"/>
+      <w:pPr>
+        <w:ind w:left="3600" w:hanging="360"/>
+      </w:pPr>
+      <w:rPr>
+        <w:rFonts w:ascii="Courier New" w:hAnsi="Courier New" w:cs="Courier New" w:hint="default"/>
+      </w:rPr>
+    </w:lvl>
+    <w:lvl w:ilvl="5" w:tplc="440A0005" w:tentative="1">
+      <w:start w:val="1"/>
+      <w:numFmt w:val="bullet"/>
+      <w:lvlText w:val=""/>
+      <w:lvlJc w:val="left"/>
+      <w:pPr>
+        <w:ind w:left="4320" w:hanging="360"/>
+      </w:pPr>
+      <w:rPr>
+        <w:rFonts w:ascii="Wingdings" w:hAnsi="Wingdings" w:hint="default"/>
+      </w:rPr>
+    </w:lvl>
+    <w:lvl w:ilvl="6" w:tplc="440A0001" w:tentative="1">
+      <w:start w:val="1"/>
+      <w:numFmt w:val="bullet"/>
+      <w:lvlText w:val=""/>
+      <w:lvlJc w:val="left"/>
+      <w:pPr>
+        <w:ind w:left="5040" w:hanging="360"/>
+      </w:pPr>
+      <w:rPr>
+        <w:rFonts w:ascii="Symbol" w:hAnsi="Symbol" w:hint="default"/>
+      </w:rPr>
+    </w:lvl>
+    <w:lvl w:ilvl="7" w:tplc="440A0003" w:tentative="1">
+      <w:start w:val="1"/>
+      <w:numFmt w:val="bullet"/>
+      <w:lvlText w:val="o"/>
+      <w:lvlJc w:val="left"/>
+      <w:pPr>
+        <w:ind w:left="5760" w:hanging="360"/>
+      </w:pPr>
+      <w:rPr>
+        <w:rFonts w:ascii="Courier New" w:hAnsi="Courier New" w:cs="Courier New" w:hint="default"/>
+      </w:rPr>
+    </w:lvl>
+    <w:lvl w:ilvl="8" w:tplc="440A0005" w:tentative="1">
+      <w:start w:val="1"/>
+      <w:numFmt w:val="bullet"/>
+      <w:lvlText w:val=""/>
+      <w:lvlJc w:val="left"/>
+      <w:pPr>
+        <w:ind w:left="6480" w:hanging="360"/>
+      </w:pPr>
+      <w:rPr>
+        <w:rFonts w:ascii="Wingdings" w:hAnsi="Wingdings" w:hint="default"/>
+      </w:rPr>
+    </w:lvl>
+  </w:abstractNum>
+  <w:abstractNum w:abstractNumId="15" w15:restartNumberingAfterBreak="0">
+    <w:nsid w:val="2AEA20A1"/>
+    <w:multiLevelType w:val="multilevel"/>
+    <w:tmpl w:val="580A001F"/>
+    <w:lvl w:ilvl="0">
+      <w:start w:val="1"/>
+      <w:numFmt w:val="decimal"/>
+      <w:lvlText w:val="%1."/>
+      <w:lvlJc w:val="left"/>
+      <w:pPr>
+        <w:ind w:left="360" w:hanging="360"/>
+      </w:pPr>
+    </w:lvl>
+    <w:lvl w:ilvl="1">
+      <w:start w:val="1"/>
+      <w:numFmt w:val="decimal"/>
+      <w:lvlText w:val="%1.%2."/>
+      <w:lvlJc w:val="left"/>
+      <w:pPr>
+        <w:ind w:left="792" w:hanging="432"/>
+      </w:pPr>
+    </w:lvl>
+    <w:lvl w:ilvl="2">
+      <w:start w:val="1"/>
+      <w:numFmt w:val="decimal"/>
+      <w:lvlText w:val="%1.%2.%3."/>
+      <w:lvlJc w:val="left"/>
+      <w:pPr>
+        <w:ind w:left="1224" w:hanging="504"/>
+      </w:pPr>
+    </w:lvl>
+    <w:lvl w:ilvl="3">
+      <w:start w:val="1"/>
+      <w:numFmt w:val="decimal"/>
+      <w:lvlText w:val="%1.%2.%3.%4."/>
+      <w:lvlJc w:val="left"/>
+      <w:pPr>
+        <w:ind w:left="1728" w:hanging="648"/>
+      </w:pPr>
+    </w:lvl>
+    <w:lvl w:ilvl="4">
+      <w:start w:val="1"/>
+      <w:numFmt w:val="decimal"/>
+      <w:lvlText w:val="%1.%2.%3.%4.%5."/>
+      <w:lvlJc w:val="left"/>
+      <w:pPr>
+        <w:ind w:left="2232" w:hanging="792"/>
+      </w:pPr>
+    </w:lvl>
+    <w:lvl w:ilvl="5">
+      <w:start w:val="1"/>
+      <w:numFmt w:val="decimal"/>
+      <w:lvlText w:val="%1.%2.%3.%4.%5.%6."/>
+      <w:lvlJc w:val="left"/>
+      <w:pPr>
+        <w:ind w:left="2736" w:hanging="936"/>
+      </w:pPr>
+    </w:lvl>
+    <w:lvl w:ilvl="6">
+      <w:start w:val="1"/>
+      <w:numFmt w:val="decimal"/>
+      <w:lvlText w:val="%1.%2.%3.%4.%5.%6.%7."/>
+      <w:lvlJc w:val="left"/>
+      <w:pPr>
+        <w:ind w:left="3240" w:hanging="1080"/>
+      </w:pPr>
+    </w:lvl>
+    <w:lvl w:ilvl="7">
+      <w:start w:val="1"/>
+      <w:numFmt w:val="decimal"/>
+      <w:lvlText w:val="%1.%2.%3.%4.%5.%6.%7.%8."/>
+      <w:lvlJc w:val="left"/>
+      <w:pPr>
+        <w:ind w:left="3744" w:hanging="1224"/>
+      </w:pPr>
+    </w:lvl>
+    <w:lvl w:ilvl="8">
+      <w:start w:val="1"/>
+      <w:numFmt w:val="decimal"/>
+      <w:lvlText w:val="%1.%2.%3.%4.%5.%6.%7.%8.%9."/>
+      <w:lvlJc w:val="left"/>
+      <w:pPr>
+        <w:ind w:left="4320" w:hanging="1440"/>
+      </w:pPr>
+    </w:lvl>
+  </w:abstractNum>
+  <w:abstractNum w:abstractNumId="16" w15:restartNumberingAfterBreak="0">
+    <w:nsid w:val="2FB863FB"/>
+    <w:multiLevelType w:val="multilevel"/>
+    <w:tmpl w:val="0526EDC4"/>
+    <w:lvl w:ilvl="0">
+      <w:start w:val="1"/>
+      <w:numFmt w:val="decimal"/>
+      <w:lvlText w:val="%1"/>
+      <w:lvlJc w:val="left"/>
+      <w:pPr>
+        <w:ind w:left="360" w:hanging="360"/>
+      </w:pPr>
+      <w:rPr>
+        <w:rFonts w:hint="default"/>
+      </w:rPr>
+    </w:lvl>
+    <w:lvl w:ilvl="1">
+      <w:start w:val="1"/>
+      <w:numFmt w:val="decimal"/>
+      <w:lvlText w:val="%1.5"/>
+      <w:lvlJc w:val="left"/>
+      <w:pPr>
+        <w:ind w:left="717" w:hanging="360"/>
+      </w:pPr>
+      <w:rPr>
+        <w:rFonts w:hint="default"/>
+      </w:rPr>
+    </w:lvl>
+    <w:lvl w:ilvl="2">
+      <w:start w:val="1"/>
+      <w:numFmt w:val="decimal"/>
+      <w:lvlText w:val="%1.%2.%3"/>
+      <w:lvlJc w:val="left"/>
+      <w:pPr>
+        <w:ind w:left="1434" w:hanging="720"/>
+      </w:pPr>
+      <w:rPr>
+        <w:rFonts w:hint="default"/>
+      </w:rPr>
+    </w:lvl>
+    <w:lvl w:ilvl="3">
+      <w:start w:val="1"/>
+      <w:numFmt w:val="decimal"/>
+      <w:lvlText w:val="%1.%2.%3.%4"/>
+      <w:lvlJc w:val="left"/>
+      <w:pPr>
+        <w:ind w:left="2151" w:hanging="1080"/>
+      </w:pPr>
+      <w:rPr>
+        <w:rFonts w:hint="default"/>
+      </w:rPr>
+    </w:lvl>
+    <w:lvl w:ilvl="4">
+      <w:start w:val="1"/>
+      <w:numFmt w:val="decimal"/>
+      <w:lvlText w:val="%1.%2.%3.%4.%5"/>
+      <w:lvlJc w:val="left"/>
+      <w:pPr>
+        <w:ind w:left="2508" w:hanging="1080"/>
+      </w:pPr>
+      <w:rPr>
+        <w:rFonts w:hint="default"/>
+      </w:rPr>
+    </w:lvl>
+    <w:lvl w:ilvl="5">
+      <w:start w:val="1"/>
+      <w:numFmt w:val="decimal"/>
+      <w:lvlText w:val="%1.%2.%3.%4.%5.%6"/>
+      <w:lvlJc w:val="left"/>
+      <w:pPr>
+        <w:ind w:left="3225" w:hanging="1440"/>
+      </w:pPr>
+      <w:rPr>
+        <w:rFonts w:hint="default"/>
+      </w:rPr>
+    </w:lvl>
+    <w:lvl w:ilvl="6">
+      <w:start w:val="1"/>
+      <w:numFmt w:val="decimal"/>
+      <w:lvlText w:val="%1.%2.%3.%4.%5.%6.%7"/>
+      <w:lvlJc w:val="left"/>
+      <w:pPr>
+        <w:ind w:left="3582" w:hanging="1440"/>
+      </w:pPr>
+      <w:rPr>
+        <w:rFonts w:hint="default"/>
+      </w:rPr>
+    </w:lvl>
+    <w:lvl w:ilvl="7">
+      <w:start w:val="1"/>
+      <w:numFmt w:val="decimal"/>
+      <w:lvlText w:val="%1.%2.%3.%4.%5.%6.%7.%8"/>
+      <w:lvlJc w:val="left"/>
+      <w:pPr>
+        <w:ind w:left="4299" w:hanging="1800"/>
+      </w:pPr>
+      <w:rPr>
+        <w:rFonts w:hint="default"/>
+      </w:rPr>
+    </w:lvl>
+    <w:lvl w:ilvl="8">
+      <w:start w:val="1"/>
+      <w:numFmt w:val="decimal"/>
+      <w:lvlText w:val="%1.%2.%3.%4.%5.%6.%7.%8.%9"/>
+      <w:lvlJc w:val="left"/>
+      <w:pPr>
+        <w:ind w:left="4656" w:hanging="1800"/>
+      </w:pPr>
+      <w:rPr>
+        <w:rFonts w:hint="default"/>
+      </w:rPr>
+    </w:lvl>
+  </w:abstractNum>
+  <w:abstractNum w:abstractNumId="17" w15:restartNumberingAfterBreak="0">
+    <w:nsid w:val="32DB2E7B"/>
+    <w:multiLevelType w:val="multilevel"/>
+    <w:tmpl w:val="06380424"/>
+    <w:lvl w:ilvl="0">
+      <w:start w:val="1"/>
+      <w:numFmt w:val="decimal"/>
+      <w:lvlText w:val="%1"/>
+      <w:lvlJc w:val="left"/>
+      <w:pPr>
+        <w:ind w:left="360" w:hanging="360"/>
+      </w:pPr>
+      <w:rPr>
+        <w:rFonts w:hint="default"/>
+      </w:rPr>
+    </w:lvl>
+    <w:lvl w:ilvl="1">
+      <w:start w:val="1"/>
+      <w:numFmt w:val="none"/>
+      <w:lvlText w:val="3.5"/>
+      <w:lvlJc w:val="left"/>
+      <w:pPr>
+        <w:ind w:left="717" w:hanging="360"/>
+      </w:pPr>
+      <w:rPr>
+        <w:rFonts w:hint="default"/>
+      </w:rPr>
+    </w:lvl>
+    <w:lvl w:ilvl="2">
+      <w:start w:val="1"/>
+      <w:numFmt w:val="decimal"/>
+      <w:lvlText w:val="%1.%2.%3"/>
+      <w:lvlJc w:val="left"/>
+      <w:pPr>
+        <w:ind w:left="1434" w:hanging="720"/>
+      </w:pPr>
+      <w:rPr>
+        <w:rFonts w:hint="default"/>
+      </w:rPr>
+    </w:lvl>
+    <w:lvl w:ilvl="3">
+      <w:start w:val="1"/>
+      <w:numFmt w:val="decimal"/>
+      <w:lvlText w:val="%1.%2.%3.%4"/>
+      <w:lvlJc w:val="left"/>
+      <w:pPr>
+        <w:ind w:left="2151" w:hanging="1080"/>
+      </w:pPr>
+      <w:rPr>
+        <w:rFonts w:hint="default"/>
+      </w:rPr>
+    </w:lvl>
+    <w:lvl w:ilvl="4">
+      <w:start w:val="1"/>
+      <w:numFmt w:val="decimal"/>
+      <w:lvlText w:val="%1.%2.%3.%4.%5"/>
+      <w:lvlJc w:val="left"/>
+      <w:pPr>
+        <w:ind w:left="2508" w:hanging="1080"/>
+      </w:pPr>
+      <w:rPr>
+        <w:rFonts w:hint="default"/>
+      </w:rPr>
+    </w:lvl>
+    <w:lvl w:ilvl="5">
+      <w:start w:val="1"/>
+      <w:numFmt w:val="decimal"/>
+      <w:lvlText w:val="%1.%2.%3.%4.%5.%6"/>
+      <w:lvlJc w:val="left"/>
+      <w:pPr>
+        <w:ind w:left="3225" w:hanging="1440"/>
+      </w:pPr>
+      <w:rPr>
+        <w:rFonts w:hint="default"/>
+      </w:rPr>
+    </w:lvl>
+    <w:lvl w:ilvl="6">
+      <w:start w:val="1"/>
+      <w:numFmt w:val="decimal"/>
+      <w:lvlText w:val="%1.%2.%3.%4.%5.%6.%7"/>
+      <w:lvlJc w:val="left"/>
+      <w:pPr>
+        <w:ind w:left="3582" w:hanging="1440"/>
+      </w:pPr>
+      <w:rPr>
+        <w:rFonts w:hint="default"/>
+      </w:rPr>
+    </w:lvl>
+    <w:lvl w:ilvl="7">
+      <w:start w:val="1"/>
+      <w:numFmt w:val="decimal"/>
+      <w:lvlText w:val="%1.%2.%3.%4.%5.%6.%7.%8"/>
+      <w:lvlJc w:val="left"/>
+      <w:pPr>
+        <w:ind w:left="4299" w:hanging="1800"/>
+      </w:pPr>
+      <w:rPr>
+        <w:rFonts w:hint="default"/>
+      </w:rPr>
+    </w:lvl>
+    <w:lvl w:ilvl="8">
+      <w:start w:val="1"/>
+      <w:numFmt w:val="decimal"/>
+      <w:lvlText w:val="%1.%2.%3.%4.%5.%6.%7.%8.%9"/>
+      <w:lvlJc w:val="left"/>
+      <w:pPr>
+        <w:ind w:left="4656" w:hanging="1800"/>
+      </w:pPr>
+      <w:rPr>
+        <w:rFonts w:hint="default"/>
+      </w:rPr>
+    </w:lvl>
+  </w:abstractNum>
+  <w:abstractNum w:abstractNumId="18" w15:restartNumberingAfterBreak="0">
+    <w:nsid w:val="36CA2106"/>
+    <w:multiLevelType w:val="multilevel"/>
+    <w:tmpl w:val="54969006"/>
+    <w:lvl w:ilvl="0">
+      <w:start w:val="1"/>
+      <w:numFmt w:val="bullet"/>
+      <w:lvlText w:val="●"/>
+      <w:lvlJc w:val="left"/>
+      <w:pPr>
+        <w:ind w:left="720" w:hanging="360"/>
+      </w:pPr>
+      <w:rPr>
+        <w:strike w:val="0"/>
+        <w:dstrike w:val="0"/>
+        <w:u w:val="none"/>
+        <w:effect w:val="none"/>
+      </w:rPr>
+    </w:lvl>
+    <w:lvl w:ilvl="1">
+      <w:start w:val="1"/>
+      <w:numFmt w:val="decimal"/>
+      <w:lvlText w:val="%2."/>
+      <w:lvlJc w:val="left"/>
+      <w:pPr>
+        <w:ind w:left="1440" w:hanging="360"/>
+      </w:pPr>
+      <w:rPr>
+        <w:strike w:val="0"/>
+        <w:dstrike w:val="0"/>
+        <w:u w:val="none"/>
+        <w:effect w:val="none"/>
+      </w:rPr>
+    </w:lvl>
+    <w:lvl w:ilvl="2">
+      <w:start w:val="1"/>
+      <w:numFmt w:val="bullet"/>
+      <w:lvlText w:val="■"/>
+      <w:lvlJc w:val="left"/>
+      <w:pPr>
+        <w:ind w:left="2160" w:hanging="360"/>
+      </w:pPr>
+      <w:rPr>
+        <w:strike w:val="0"/>
+        <w:dstrike w:val="0"/>
+        <w:u w:val="none"/>
+        <w:effect w:val="none"/>
+      </w:rPr>
+    </w:lvl>
+    <w:lvl w:ilvl="3">
+      <w:start w:val="1"/>
+      <w:numFmt w:val="bullet"/>
+      <w:lvlText w:val="●"/>
+      <w:lvlJc w:val="left"/>
+      <w:pPr>
+        <w:ind w:left="2880" w:hanging="360"/>
+      </w:pPr>
+      <w:rPr>
+        <w:strike w:val="0"/>
+        <w:dstrike w:val="0"/>
+        <w:u w:val="none"/>
+        <w:effect w:val="none"/>
+      </w:rPr>
+    </w:lvl>
+    <w:lvl w:ilvl="4">
+      <w:start w:val="1"/>
+      <w:numFmt w:val="bullet"/>
+      <w:lvlText w:val="○"/>
+      <w:lvlJc w:val="left"/>
+      <w:pPr>
+        <w:ind w:left="3600" w:hanging="360"/>
+      </w:pPr>
+      <w:rPr>
+        <w:strike w:val="0"/>
+        <w:dstrike w:val="0"/>
+        <w:u w:val="none"/>
+        <w:effect w:val="none"/>
+      </w:rPr>
+    </w:lvl>
+    <w:lvl w:ilvl="5">
+      <w:start w:val="1"/>
+      <w:numFmt w:val="bullet"/>
+      <w:lvlText w:val="■"/>
+      <w:lvlJc w:val="left"/>
+      <w:pPr>
+        <w:ind w:left="4320" w:hanging="360"/>
+      </w:pPr>
+      <w:rPr>
+        <w:strike w:val="0"/>
+        <w:dstrike w:val="0"/>
+        <w:u w:val="none"/>
+        <w:effect w:val="none"/>
+      </w:rPr>
+    </w:lvl>
+    <w:lvl w:ilvl="6">
+      <w:start w:val="1"/>
+      <w:numFmt w:val="bullet"/>
+      <w:lvlText w:val="●"/>
+      <w:lvlJc w:val="left"/>
+      <w:pPr>
+        <w:ind w:left="5040" w:hanging="360"/>
+      </w:pPr>
+      <w:rPr>
+        <w:strike w:val="0"/>
+        <w:dstrike w:val="0"/>
+        <w:u w:val="none"/>
+        <w:effect w:val="none"/>
+      </w:rPr>
+    </w:lvl>
+    <w:lvl w:ilvl="7">
+      <w:start w:val="1"/>
+      <w:numFmt w:val="bullet"/>
+      <w:lvlText w:val="○"/>
+      <w:lvlJc w:val="left"/>
+      <w:pPr>
+        <w:ind w:left="5760" w:hanging="360"/>
+      </w:pPr>
+      <w:rPr>
+        <w:strike w:val="0"/>
+        <w:dstrike w:val="0"/>
+        <w:u w:val="none"/>
+        <w:effect w:val="none"/>
+      </w:rPr>
+    </w:lvl>
+    <w:lvl w:ilvl="8">
+      <w:start w:val="1"/>
+      <w:numFmt w:val="bullet"/>
+      <w:lvlText w:val="■"/>
+      <w:lvlJc w:val="left"/>
+      <w:pPr>
+        <w:ind w:left="6480" w:hanging="360"/>
+      </w:pPr>
+      <w:rPr>
+        <w:strike w:val="0"/>
+        <w:dstrike w:val="0"/>
+        <w:u w:val="none"/>
+        <w:effect w:val="none"/>
+      </w:rPr>
+    </w:lvl>
+  </w:abstractNum>
+  <w:abstractNum w:abstractNumId="19" w15:restartNumberingAfterBreak="0">
+    <w:nsid w:val="3A602AB1"/>
+    <w:multiLevelType w:val="multilevel"/>
+    <w:tmpl w:val="68667134"/>
+    <w:lvl w:ilvl="0">
+      <w:start w:val="1"/>
+      <w:numFmt w:val="bullet"/>
+      <w:lvlText w:val="●"/>
+      <w:lvlJc w:val="left"/>
+      <w:pPr>
+        <w:ind w:left="720" w:hanging="360"/>
+      </w:pPr>
+      <w:rPr>
+        <w:strike w:val="0"/>
+        <w:dstrike w:val="0"/>
+        <w:u w:val="none"/>
+        <w:effect w:val="none"/>
+      </w:rPr>
+    </w:lvl>
+    <w:lvl w:ilvl="1">
+      <w:start w:val="1"/>
+      <w:numFmt w:val="decimal"/>
+      <w:lvlText w:val="%2."/>
+      <w:lvlJc w:val="left"/>
+      <w:pPr>
+        <w:ind w:left="1440" w:hanging="360"/>
+      </w:pPr>
+      <w:rPr>
+        <w:strike w:val="0"/>
+        <w:dstrike w:val="0"/>
+        <w:u w:val="none"/>
+        <w:effect w:val="none"/>
+      </w:rPr>
+    </w:lvl>
+    <w:lvl w:ilvl="2">
+      <w:start w:val="1"/>
+      <w:numFmt w:val="bullet"/>
+      <w:lvlText w:val="■"/>
+      <w:lvlJc w:val="left"/>
+      <w:pPr>
+        <w:ind w:left="2160" w:hanging="360"/>
+      </w:pPr>
+      <w:rPr>
+        <w:strike w:val="0"/>
+        <w:dstrike w:val="0"/>
+        <w:u w:val="none"/>
+        <w:effect w:val="none"/>
+      </w:rPr>
+    </w:lvl>
+    <w:lvl w:ilvl="3">
+      <w:start w:val="1"/>
+      <w:numFmt w:val="bullet"/>
+      <w:lvlText w:val="●"/>
+      <w:lvlJc w:val="left"/>
+      <w:pPr>
+        <w:ind w:left="2880" w:hanging="360"/>
+      </w:pPr>
+      <w:rPr>
+        <w:strike w:val="0"/>
+        <w:dstrike w:val="0"/>
+        <w:u w:val="none"/>
+        <w:effect w:val="none"/>
+      </w:rPr>
+    </w:lvl>
+    <w:lvl w:ilvl="4">
+      <w:start w:val="1"/>
+      <w:numFmt w:val="bullet"/>
+      <w:lvlText w:val="○"/>
+      <w:lvlJc w:val="left"/>
+      <w:pPr>
+        <w:ind w:left="3600" w:hanging="360"/>
+      </w:pPr>
+      <w:rPr>
+        <w:strike w:val="0"/>
+        <w:dstrike w:val="0"/>
+        <w:u w:val="none"/>
+        <w:effect w:val="none"/>
+      </w:rPr>
+    </w:lvl>
+    <w:lvl w:ilvl="5">
+      <w:start w:val="1"/>
+      <w:numFmt w:val="bullet"/>
+      <w:lvlText w:val="■"/>
+      <w:lvlJc w:val="left"/>
+      <w:pPr>
+        <w:ind w:left="4320" w:hanging="360"/>
+      </w:pPr>
+      <w:rPr>
+        <w:strike w:val="0"/>
+        <w:dstrike w:val="0"/>
+        <w:u w:val="none"/>
+        <w:effect w:val="none"/>
+      </w:rPr>
+    </w:lvl>
+    <w:lvl w:ilvl="6">
+      <w:start w:val="1"/>
+      <w:numFmt w:val="bullet"/>
+      <w:lvlText w:val="●"/>
+      <w:lvlJc w:val="left"/>
+      <w:pPr>
+        <w:ind w:left="5040" w:hanging="360"/>
+      </w:pPr>
+      <w:rPr>
+        <w:strike w:val="0"/>
+        <w:dstrike w:val="0"/>
+        <w:u w:val="none"/>
+        <w:effect w:val="none"/>
+      </w:rPr>
+    </w:lvl>
+    <w:lvl w:ilvl="7">
+      <w:start w:val="1"/>
+      <w:numFmt w:val="bullet"/>
+      <w:lvlText w:val="○"/>
+      <w:lvlJc w:val="left"/>
+      <w:pPr>
+        <w:ind w:left="5760" w:hanging="360"/>
+      </w:pPr>
+      <w:rPr>
+        <w:strike w:val="0"/>
+        <w:dstrike w:val="0"/>
+        <w:u w:val="none"/>
+        <w:effect w:val="none"/>
+      </w:rPr>
+    </w:lvl>
+    <w:lvl w:ilvl="8">
+      <w:start w:val="1"/>
+      <w:numFmt w:val="bullet"/>
+      <w:lvlText w:val="■"/>
+      <w:lvlJc w:val="left"/>
+      <w:pPr>
+        <w:ind w:left="6480" w:hanging="360"/>
+      </w:pPr>
+      <w:rPr>
+        <w:strike w:val="0"/>
+        <w:dstrike w:val="0"/>
+        <w:u w:val="none"/>
+        <w:effect w:val="none"/>
+      </w:rPr>
+    </w:lvl>
+  </w:abstractNum>
+  <w:abstractNum w:abstractNumId="20" w15:restartNumberingAfterBreak="0">
+    <w:nsid w:val="3E6E5003"/>
+    <w:multiLevelType w:val="multilevel"/>
+    <w:tmpl w:val="9634CB54"/>
+    <w:lvl w:ilvl="0">
+      <w:start w:val="3"/>
+      <w:numFmt w:val="decimal"/>
+      <w:lvlText w:val="%1"/>
+      <w:lvlJc w:val="left"/>
+      <w:pPr>
+        <w:ind w:left="360" w:hanging="360"/>
+      </w:pPr>
+      <w:rPr>
+        <w:rFonts w:hint="default"/>
+      </w:rPr>
+    </w:lvl>
+    <w:lvl w:ilvl="1">
+      <w:start w:val="6"/>
+      <w:numFmt w:val="decimal"/>
+      <w:lvlText w:val="%1.%2"/>
+      <w:lvlJc w:val="left"/>
+      <w:pPr>
+        <w:ind w:left="1080" w:hanging="360"/>
+      </w:pPr>
+      <w:rPr>
+        <w:rFonts w:hint="default"/>
+      </w:rPr>
+    </w:lvl>
+    <w:lvl w:ilvl="2">
+      <w:start w:val="1"/>
+      <w:numFmt w:val="decimal"/>
+      <w:lvlText w:val="%1.%2.%3"/>
+      <w:lvlJc w:val="left"/>
+      <w:pPr>
+        <w:ind w:left="2160" w:hanging="720"/>
+      </w:pPr>
+      <w:rPr>
+        <w:rFonts w:hint="default"/>
+      </w:rPr>
+    </w:lvl>
+    <w:lvl w:ilvl="3">
+      <w:start w:val="1"/>
+      <w:numFmt w:val="decimal"/>
+      <w:lvlText w:val="%1.%2.%3.%4"/>
+      <w:lvlJc w:val="left"/>
+      <w:pPr>
+        <w:ind w:left="3240" w:hanging="1080"/>
+      </w:pPr>
+      <w:rPr>
+        <w:rFonts w:hint="default"/>
+      </w:rPr>
+    </w:lvl>
+    <w:lvl w:ilvl="4">
+      <w:start w:val="1"/>
+      <w:numFmt w:val="decimal"/>
+      <w:lvlText w:val="%1.%2.%3.%4.%5"/>
+      <w:lvlJc w:val="left"/>
+      <w:pPr>
+        <w:ind w:left="3960" w:hanging="1080"/>
+      </w:pPr>
+      <w:rPr>
+        <w:rFonts w:hint="default"/>
+      </w:rPr>
+    </w:lvl>
+    <w:lvl w:ilvl="5">
+      <w:start w:val="1"/>
+      <w:numFmt w:val="decimal"/>
+      <w:lvlText w:val="%1.%2.%3.%4.%5.%6"/>
+      <w:lvlJc w:val="left"/>
+      <w:pPr>
+        <w:ind w:left="5040" w:hanging="1440"/>
+      </w:pPr>
+      <w:rPr>
+        <w:rFonts w:hint="default"/>
+      </w:rPr>
+    </w:lvl>
+    <w:lvl w:ilvl="6">
+      <w:start w:val="1"/>
+      <w:numFmt w:val="decimal"/>
+      <w:lvlText w:val="%1.%2.%3.%4.%5.%6.%7"/>
+      <w:lvlJc w:val="left"/>
+      <w:pPr>
+        <w:ind w:left="5760" w:hanging="1440"/>
+      </w:pPr>
+      <w:rPr>
+        <w:rFonts w:hint="default"/>
+      </w:rPr>
+    </w:lvl>
+    <w:lvl w:ilvl="7">
+      <w:start w:val="1"/>
+      <w:numFmt w:val="decimal"/>
+      <w:lvlText w:val="%1.%2.%3.%4.%5.%6.%7.%8"/>
+      <w:lvlJc w:val="left"/>
+      <w:pPr>
+        <w:ind w:left="6840" w:hanging="1800"/>
+      </w:pPr>
+      <w:rPr>
+        <w:rFonts w:hint="default"/>
+      </w:rPr>
+    </w:lvl>
+    <w:lvl w:ilvl="8">
+      <w:start w:val="1"/>
+      <w:numFmt w:val="decimal"/>
+      <w:lvlText w:val="%1.%2.%3.%4.%5.%6.%7.%8.%9"/>
+      <w:lvlJc w:val="left"/>
+      <w:pPr>
+        <w:ind w:left="7560" w:hanging="1800"/>
+      </w:pPr>
+      <w:rPr>
+        <w:rFonts w:hint="default"/>
+      </w:rPr>
+    </w:lvl>
+  </w:abstractNum>
+  <w:abstractNum w:abstractNumId="21" w15:restartNumberingAfterBreak="0">
+    <w:nsid w:val="3E836A1A"/>
+    <w:multiLevelType w:val="hybridMultilevel"/>
+    <w:tmpl w:val="660077F4"/>
+    <w:lvl w:ilvl="0" w:tplc="580A0001">
+      <w:start w:val="1"/>
+      <w:numFmt w:val="bullet"/>
+      <w:lvlText w:val=""/>
+      <w:lvlJc w:val="left"/>
+      <w:pPr>
+        <w:ind w:left="720" w:hanging="360"/>
+      </w:pPr>
+      <w:rPr>
+        <w:rFonts w:ascii="Symbol" w:hAnsi="Symbol" w:hint="default"/>
+      </w:rPr>
+    </w:lvl>
+    <w:lvl w:ilvl="1" w:tplc="440A0003" w:tentative="1">
+      <w:start w:val="1"/>
+      <w:numFmt w:val="bullet"/>
+      <w:lvlText w:val="o"/>
+      <w:lvlJc w:val="left"/>
+      <w:pPr>
+        <w:ind w:left="1440" w:hanging="360"/>
+      </w:pPr>
+      <w:rPr>
+        <w:rFonts w:ascii="Courier New" w:hAnsi="Courier New" w:cs="Courier New" w:hint="default"/>
+      </w:rPr>
+    </w:lvl>
+    <w:lvl w:ilvl="2" w:tplc="440A0005" w:tentative="1">
+      <w:start w:val="1"/>
+      <w:numFmt w:val="bullet"/>
+      <w:lvlText w:val=""/>
+      <w:lvlJc w:val="left"/>
+      <w:pPr>
+        <w:ind w:left="2160" w:hanging="360"/>
+      </w:pPr>
+      <w:rPr>
+        <w:rFonts w:ascii="Wingdings" w:hAnsi="Wingdings" w:hint="default"/>
+      </w:rPr>
+    </w:lvl>
+    <w:lvl w:ilvl="3" w:tplc="440A0001" w:tentative="1">
+      <w:start w:val="1"/>
+      <w:numFmt w:val="bullet"/>
+      <w:lvlText w:val=""/>
+      <w:lvlJc w:val="left"/>
+      <w:pPr>
+        <w:ind w:left="2880" w:hanging="360"/>
+      </w:pPr>
+      <w:rPr>
+        <w:rFonts w:ascii="Symbol" w:hAnsi="Symbol" w:hint="default"/>
+      </w:rPr>
+    </w:lvl>
+    <w:lvl w:ilvl="4" w:tplc="440A0003" w:tentative="1">
+      <w:start w:val="1"/>
+      <w:numFmt w:val="bullet"/>
+      <w:lvlText w:val="o"/>
+      <w:lvlJc w:val="left"/>
+      <w:pPr>
+        <w:ind w:left="3600" w:hanging="360"/>
+      </w:pPr>
+      <w:rPr>
+        <w:rFonts w:ascii="Courier New" w:hAnsi="Courier New" w:cs="Courier New" w:hint="default"/>
+      </w:rPr>
+    </w:lvl>
+    <w:lvl w:ilvl="5" w:tplc="440A0005" w:tentative="1">
+      <w:start w:val="1"/>
+      <w:numFmt w:val="bullet"/>
+      <w:lvlText w:val=""/>
+      <w:lvlJc w:val="left"/>
+      <w:pPr>
+        <w:ind w:left="4320" w:hanging="360"/>
+      </w:pPr>
+      <w:rPr>
+        <w:rFonts w:ascii="Wingdings" w:hAnsi="Wingdings" w:hint="default"/>
+      </w:rPr>
+    </w:lvl>
+    <w:lvl w:ilvl="6" w:tplc="440A0001" w:tentative="1">
+      <w:start w:val="1"/>
+      <w:numFmt w:val="bullet"/>
+      <w:lvlText w:val=""/>
+      <w:lvlJc w:val="left"/>
+      <w:pPr>
+        <w:ind w:left="5040" w:hanging="360"/>
+      </w:pPr>
+      <w:rPr>
+        <w:rFonts w:ascii="Symbol" w:hAnsi="Symbol" w:hint="default"/>
+      </w:rPr>
+    </w:lvl>
+    <w:lvl w:ilvl="7" w:tplc="440A0003" w:tentative="1">
+      <w:start w:val="1"/>
+      <w:numFmt w:val="bullet"/>
+      <w:lvlText w:val="o"/>
+      <w:lvlJc w:val="left"/>
+      <w:pPr>
+        <w:ind w:left="5760" w:hanging="360"/>
+      </w:pPr>
+      <w:rPr>
+        <w:rFonts w:ascii="Courier New" w:hAnsi="Courier New" w:cs="Courier New" w:hint="default"/>
+      </w:rPr>
+    </w:lvl>
+    <w:lvl w:ilvl="8" w:tplc="440A0005" w:tentative="1">
+      <w:start w:val="1"/>
+      <w:numFmt w:val="bullet"/>
+      <w:lvlText w:val=""/>
+      <w:lvlJc w:val="left"/>
+      <w:pPr>
+        <w:ind w:left="6480" w:hanging="360"/>
+      </w:pPr>
+      <w:rPr>
+        <w:rFonts w:ascii="Wingdings" w:hAnsi="Wingdings" w:hint="default"/>
+      </w:rPr>
+    </w:lvl>
+  </w:abstractNum>
+  <w:abstractNum w:abstractNumId="22" w15:restartNumberingAfterBreak="0">
+    <w:nsid w:val="444B2F63"/>
+    <w:multiLevelType w:val="multilevel"/>
+    <w:tmpl w:val="34FADC8C"/>
+    <w:lvl w:ilvl="0">
+      <w:start w:val="1"/>
+      <w:numFmt w:val="bullet"/>
+      <w:lvlText w:val=""/>
+      <w:lvlJc w:val="left"/>
+      <w:pPr>
+        <w:tabs>
+          <w:tab w:val="num" w:pos="720"/>
+        </w:tabs>
+        <w:ind w:left="720" w:hanging="360"/>
+      </w:pPr>
+      <w:rPr>
+        <w:rFonts w:ascii="Symbol" w:hAnsi="Symbol" w:hint="default"/>
+        <w:sz w:val="20"/>
+      </w:rPr>
+    </w:lvl>
+    <w:lvl w:ilvl="1" w:tentative="1">
+      <w:start w:val="1"/>
+      <w:numFmt w:val="bullet"/>
+      <w:lvlText w:val="o"/>
+      <w:lvlJc w:val="left"/>
+      <w:pPr>
+        <w:tabs>
+          <w:tab w:val="num" w:pos="1440"/>
+        </w:tabs>
+        <w:ind w:left="1440" w:hanging="360"/>
+      </w:pPr>
+      <w:rPr>
+        <w:rFonts w:ascii="Courier New" w:hAnsi="Courier New" w:hint="default"/>
+        <w:sz w:val="20"/>
+      </w:rPr>
+    </w:lvl>
+    <w:lvl w:ilvl="2" w:tentative="1">
+      <w:start w:val="1"/>
+      <w:numFmt w:val="bullet"/>
+      <w:lvlText w:val=""/>
+      <w:lvlJc w:val="left"/>
+      <w:pPr>
+        <w:tabs>
+          <w:tab w:val="num" w:pos="2160"/>
+        </w:tabs>
+        <w:ind w:left="2160" w:hanging="360"/>
+      </w:pPr>
+      <w:rPr>
+        <w:rFonts w:ascii="Wingdings" w:hAnsi="Wingdings" w:hint="default"/>
+        <w:sz w:val="20"/>
+      </w:rPr>
+    </w:lvl>
+    <w:lvl w:ilvl="3" w:tentative="1">
+      <w:start w:val="1"/>
+      <w:numFmt w:val="bullet"/>
+      <w:lvlText w:val=""/>
+      <w:lvlJc w:val="left"/>
+      <w:pPr>
+        <w:tabs>
+          <w:tab w:val="num" w:pos="2880"/>
+        </w:tabs>
+        <w:ind w:left="2880" w:hanging="360"/>
+      </w:pPr>
+      <w:rPr>
+        <w:rFonts w:ascii="Wingdings" w:hAnsi="Wingdings" w:hint="default"/>
+        <w:sz w:val="20"/>
+      </w:rPr>
+    </w:lvl>
+    <w:lvl w:ilvl="4" w:tentative="1">
+      <w:start w:val="1"/>
+      <w:numFmt w:val="bullet"/>
+      <w:lvlText w:val=""/>
+      <w:lvlJc w:val="left"/>
+      <w:pPr>
+        <w:tabs>
+          <w:tab w:val="num" w:pos="3600"/>
+        </w:tabs>
+        <w:ind w:left="3600" w:hanging="360"/>
+      </w:pPr>
+      <w:rPr>
+        <w:rFonts w:ascii="Wingdings" w:hAnsi="Wingdings" w:hint="default"/>
+        <w:sz w:val="20"/>
+      </w:rPr>
+    </w:lvl>
+    <w:lvl w:ilvl="5" w:tentative="1">
+      <w:start w:val="1"/>
+      <w:numFmt w:val="bullet"/>
+      <w:lvlText w:val=""/>
+      <w:lvlJc w:val="left"/>
+      <w:pPr>
+        <w:tabs>
+          <w:tab w:val="num" w:pos="4320"/>
+        </w:tabs>
+        <w:ind w:left="4320" w:hanging="360"/>
+      </w:pPr>
+      <w:rPr>
+        <w:rFonts w:ascii="Wingdings" w:hAnsi="Wingdings" w:hint="default"/>
+        <w:sz w:val="20"/>
+      </w:rPr>
+    </w:lvl>
+    <w:lvl w:ilvl="6" w:tentative="1">
+      <w:start w:val="1"/>
+      <w:numFmt w:val="bullet"/>
+      <w:lvlText w:val=""/>
+      <w:lvlJc w:val="left"/>
+      <w:pPr>
+        <w:tabs>
+          <w:tab w:val="num" w:pos="5040"/>
+        </w:tabs>
+        <w:ind w:left="5040" w:hanging="360"/>
+      </w:pPr>
+      <w:rPr>
+        <w:rFonts w:ascii="Wingdings" w:hAnsi="Wingdings" w:hint="default"/>
+        <w:sz w:val="20"/>
+      </w:rPr>
+    </w:lvl>
+    <w:lvl w:ilvl="7" w:tentative="1">
+      <w:start w:val="1"/>
+      <w:numFmt w:val="bullet"/>
+      <w:lvlText w:val=""/>
+      <w:lvlJc w:val="left"/>
+      <w:pPr>
+        <w:tabs>
+          <w:tab w:val="num" w:pos="5760"/>
+        </w:tabs>
+        <w:ind w:left="5760" w:hanging="360"/>
+      </w:pPr>
+      <w:rPr>
+        <w:rFonts w:ascii="Wingdings" w:hAnsi="Wingdings" w:hint="default"/>
+        <w:sz w:val="20"/>
+      </w:rPr>
+    </w:lvl>
+    <w:lvl w:ilvl="8" w:tentative="1">
+      <w:start w:val="1"/>
+      <w:numFmt w:val="bullet"/>
+      <w:lvlText w:val=""/>
+      <w:lvlJc w:val="left"/>
+      <w:pPr>
+        <w:tabs>
+          <w:tab w:val="num" w:pos="6480"/>
+        </w:tabs>
+        <w:ind w:left="6480" w:hanging="360"/>
+      </w:pPr>
+      <w:rPr>
+        <w:rFonts w:ascii="Wingdings" w:hAnsi="Wingdings" w:hint="default"/>
+        <w:sz w:val="20"/>
+      </w:rPr>
+    </w:lvl>
+  </w:abstractNum>
+  <w:abstractNum w:abstractNumId="23" w15:restartNumberingAfterBreak="0">
+    <w:nsid w:val="46154EC3"/>
+    <w:multiLevelType w:val="multilevel"/>
+    <w:tmpl w:val="9A1EECF2"/>
+    <w:lvl w:ilvl="0">
+      <w:start w:val="1"/>
+      <w:numFmt w:val="decimal"/>
+      <w:lvlText w:val="%1."/>
+      <w:lvlJc w:val="left"/>
+      <w:pPr>
+        <w:ind w:left="360" w:hanging="360"/>
+      </w:pPr>
+      <w:rPr>
+        <w:rFonts w:hint="default"/>
+      </w:rPr>
+    </w:lvl>
+    <w:lvl w:ilvl="1">
+      <w:start w:val="1"/>
+      <w:numFmt w:val="none"/>
+      <w:lvlText w:val="3.2"/>
+      <w:lvlJc w:val="left"/>
+      <w:pPr>
+        <w:ind w:left="792" w:hanging="432"/>
+      </w:pPr>
+      <w:rPr>
+        <w:rFonts w:hint="default"/>
+      </w:rPr>
+    </w:lvl>
+    <w:lvl w:ilvl="2">
+      <w:start w:val="1"/>
+      <w:numFmt w:val="decimal"/>
+      <w:lvlText w:val="%1.%2.%3."/>
+      <w:lvlJc w:val="left"/>
+      <w:pPr>
+        <w:ind w:left="1224" w:hanging="504"/>
+      </w:pPr>
+      <w:rPr>
+        <w:rFonts w:hint="default"/>
+      </w:rPr>
+    </w:lvl>
+    <w:lvl w:ilvl="3">
+      <w:start w:val="1"/>
+      <w:numFmt w:val="decimal"/>
+      <w:lvlText w:val="%1.%2.%3.%4."/>
+      <w:lvlJc w:val="left"/>
+      <w:pPr>
+        <w:ind w:left="1728" w:hanging="648"/>
+      </w:pPr>
+      <w:rPr>
+        <w:rFonts w:hint="default"/>
+      </w:rPr>
+    </w:lvl>
+    <w:lvl w:ilvl="4">
+      <w:start w:val="1"/>
+      <w:numFmt w:val="decimal"/>
+      <w:lvlText w:val="%1.%2.%3.%4.%5."/>
+      <w:lvlJc w:val="left"/>
+      <w:pPr>
+        <w:ind w:left="2232" w:hanging="792"/>
+      </w:pPr>
+      <w:rPr>
+        <w:rFonts w:hint="default"/>
+      </w:rPr>
+    </w:lvl>
+    <w:lvl w:ilvl="5">
+      <w:start w:val="1"/>
+      <w:numFmt w:val="decimal"/>
+      <w:lvlText w:val="%1.%2.%3.%4.%5.%6."/>
+      <w:lvlJc w:val="left"/>
+      <w:pPr>
+        <w:ind w:left="2736" w:hanging="936"/>
+      </w:pPr>
+      <w:rPr>
+        <w:rFonts w:hint="default"/>
+      </w:rPr>
+    </w:lvl>
+    <w:lvl w:ilvl="6">
+      <w:start w:val="1"/>
+      <w:numFmt w:val="decimal"/>
+      <w:lvlText w:val="%1.%2.%3.%4.%5.%6.%7."/>
+      <w:lvlJc w:val="left"/>
+      <w:pPr>
+        <w:ind w:left="3240" w:hanging="1080"/>
+      </w:pPr>
+      <w:rPr>
+        <w:rFonts w:hint="default"/>
+      </w:rPr>
+    </w:lvl>
+    <w:lvl w:ilvl="7">
+      <w:start w:val="1"/>
+      <w:numFmt w:val="decimal"/>
+      <w:lvlText w:val="%1.%2.%3.%4.%5.%6.%7.%8."/>
+      <w:lvlJc w:val="left"/>
+      <w:pPr>
+        <w:ind w:left="3744" w:hanging="1224"/>
+      </w:pPr>
+      <w:rPr>
+        <w:rFonts w:hint="default"/>
+      </w:rPr>
+    </w:lvl>
+    <w:lvl w:ilvl="8">
+      <w:start w:val="1"/>
+      <w:numFmt w:val="decimal"/>
+      <w:lvlText w:val="%1.%2.%3.%4.%5.%6.%7.%8.%9."/>
+      <w:lvlJc w:val="left"/>
+      <w:pPr>
+        <w:ind w:left="4320" w:hanging="1440"/>
+      </w:pPr>
+      <w:rPr>
+        <w:rFonts w:hint="default"/>
+      </w:rPr>
+    </w:lvl>
+  </w:abstractNum>
+  <w:abstractNum w:abstractNumId="24" w15:restartNumberingAfterBreak="0">
+    <w:nsid w:val="4DD07AC1"/>
+    <w:multiLevelType w:val="hybridMultilevel"/>
+    <w:tmpl w:val="CB9A56AA"/>
+    <w:lvl w:ilvl="0" w:tplc="580A0001">
+      <w:start w:val="1"/>
+      <w:numFmt w:val="bullet"/>
+      <w:lvlText w:val=""/>
+      <w:lvlJc w:val="left"/>
+      <w:pPr>
+        <w:ind w:left="720" w:hanging="360"/>
+      </w:pPr>
+      <w:rPr>
+        <w:rFonts w:ascii="Symbol" w:hAnsi="Symbol" w:hint="default"/>
+      </w:rPr>
+    </w:lvl>
+    <w:lvl w:ilvl="1" w:tplc="440A0003">
+      <w:start w:val="1"/>
+      <w:numFmt w:val="bullet"/>
+      <w:lvlText w:val="o"/>
+      <w:lvlJc w:val="left"/>
+      <w:pPr>
+        <w:ind w:left="1440" w:hanging="360"/>
+      </w:pPr>
+      <w:rPr>
+        <w:rFonts w:ascii="Courier New" w:hAnsi="Courier New" w:cs="Courier New" w:hint="default"/>
+      </w:rPr>
+    </w:lvl>
+    <w:lvl w:ilvl="2" w:tplc="440A0005" w:tentative="1">
+      <w:start w:val="1"/>
+      <w:numFmt w:val="bullet"/>
+      <w:lvlText w:val=""/>
+      <w:lvlJc w:val="left"/>
+      <w:pPr>
+        <w:ind w:left="2160" w:hanging="360"/>
+      </w:pPr>
+      <w:rPr>
+        <w:rFonts w:ascii="Wingdings" w:hAnsi="Wingdings" w:hint="default"/>
+      </w:rPr>
+    </w:lvl>
+    <w:lvl w:ilvl="3" w:tplc="440A0001" w:tentative="1">
+      <w:start w:val="1"/>
+      <w:numFmt w:val="bullet"/>
+      <w:lvlText w:val=""/>
+      <w:lvlJc w:val="left"/>
+      <w:pPr>
+        <w:ind w:left="2880" w:hanging="360"/>
+      </w:pPr>
+      <w:rPr>
+        <w:rFonts w:ascii="Symbol" w:hAnsi="Symbol" w:hint="default"/>
+      </w:rPr>
+    </w:lvl>
+    <w:lvl w:ilvl="4" w:tplc="440A0003" w:tentative="1">
+      <w:start w:val="1"/>
+      <w:numFmt w:val="bullet"/>
+      <w:lvlText w:val="o"/>
+      <w:lvlJc w:val="left"/>
+      <w:pPr>
+        <w:ind w:left="3600" w:hanging="360"/>
+      </w:pPr>
+      <w:rPr>
+        <w:rFonts w:ascii="Courier New" w:hAnsi="Courier New" w:cs="Courier New" w:hint="default"/>
+      </w:rPr>
+    </w:lvl>
+    <w:lvl w:ilvl="5" w:tplc="440A0005" w:tentative="1">
+      <w:start w:val="1"/>
+      <w:numFmt w:val="bullet"/>
+      <w:lvlText w:val=""/>
+      <w:lvlJc w:val="left"/>
+      <w:pPr>
+        <w:ind w:left="4320" w:hanging="360"/>
+      </w:pPr>
+      <w:rPr>
+        <w:rFonts w:ascii="Wingdings" w:hAnsi="Wingdings" w:hint="default"/>
+      </w:rPr>
+    </w:lvl>
+    <w:lvl w:ilvl="6" w:tplc="440A0001" w:tentative="1">
+      <w:start w:val="1"/>
+      <w:numFmt w:val="bullet"/>
+      <w:lvlText w:val=""/>
+      <w:lvlJc w:val="left"/>
+      <w:pPr>
+        <w:ind w:left="5040" w:hanging="360"/>
+      </w:pPr>
+      <w:rPr>
+        <w:rFonts w:ascii="Symbol" w:hAnsi="Symbol" w:hint="default"/>
+      </w:rPr>
+    </w:lvl>
+    <w:lvl w:ilvl="7" w:tplc="440A0003" w:tentative="1">
+      <w:start w:val="1"/>
+      <w:numFmt w:val="bullet"/>
+      <w:lvlText w:val="o"/>
+      <w:lvlJc w:val="left"/>
+      <w:pPr>
+        <w:ind w:left="5760" w:hanging="360"/>
+      </w:pPr>
+      <w:rPr>
+        <w:rFonts w:ascii="Courier New" w:hAnsi="Courier New" w:cs="Courier New" w:hint="default"/>
+      </w:rPr>
+    </w:lvl>
+    <w:lvl w:ilvl="8" w:tplc="440A0005" w:tentative="1">
+      <w:start w:val="1"/>
+      <w:numFmt w:val="bullet"/>
+      <w:lvlText w:val=""/>
+      <w:lvlJc w:val="left"/>
+      <w:pPr>
+        <w:ind w:left="6480" w:hanging="360"/>
+      </w:pPr>
+      <w:rPr>
+        <w:rFonts w:ascii="Wingdings" w:hAnsi="Wingdings" w:hint="default"/>
+      </w:rPr>
+    </w:lvl>
+  </w:abstractNum>
   <w:abstractNum w:abstractNumId="25" w15:restartNumberingAfterBreak="0">
+    <w:nsid w:val="4FBE028A"/>
+    <w:multiLevelType w:val="multilevel"/>
+    <w:tmpl w:val="9308FD0A"/>
+    <w:lvl w:ilvl="0">
+      <w:start w:val="1"/>
+      <w:numFmt w:val="decimal"/>
+      <w:lvlText w:val="%1"/>
+      <w:lvlJc w:val="left"/>
+      <w:pPr>
+        <w:ind w:left="360" w:hanging="360"/>
+      </w:pPr>
+      <w:rPr>
+        <w:rFonts w:hint="default"/>
+      </w:rPr>
+    </w:lvl>
+    <w:lvl w:ilvl="1">
+      <w:start w:val="1"/>
+      <w:numFmt w:val="decimal"/>
+      <w:lvlText w:val="%1.4"/>
+      <w:lvlJc w:val="left"/>
+      <w:pPr>
+        <w:ind w:left="717" w:hanging="360"/>
+      </w:pPr>
+      <w:rPr>
+        <w:rFonts w:hint="default"/>
+      </w:rPr>
+    </w:lvl>
+    <w:lvl w:ilvl="2">
+      <w:start w:val="1"/>
+      <w:numFmt w:val="decimal"/>
+      <w:lvlText w:val="%1.%2.%3"/>
+      <w:lvlJc w:val="left"/>
+      <w:pPr>
+        <w:ind w:left="1434" w:hanging="720"/>
+      </w:pPr>
+      <w:rPr>
+        <w:rFonts w:hint="default"/>
+      </w:rPr>
+    </w:lvl>
+    <w:lvl w:ilvl="3">
+      <w:start w:val="1"/>
+      <w:numFmt w:val="decimal"/>
+      <w:lvlText w:val="%1.%2.%3.%4"/>
+      <w:lvlJc w:val="left"/>
+      <w:pPr>
+        <w:ind w:left="2151" w:hanging="1080"/>
+      </w:pPr>
+      <w:rPr>
+        <w:rFonts w:hint="default"/>
+      </w:rPr>
+    </w:lvl>
+    <w:lvl w:ilvl="4">
+      <w:start w:val="1"/>
+      <w:numFmt w:val="decimal"/>
+      <w:lvlText w:val="%1.%2.%3.%4.%5"/>
+      <w:lvlJc w:val="left"/>
+      <w:pPr>
+        <w:ind w:left="2508" w:hanging="1080"/>
+      </w:pPr>
+      <w:rPr>
+        <w:rFonts w:hint="default"/>
+      </w:rPr>
+    </w:lvl>
+    <w:lvl w:ilvl="5">
+      <w:start w:val="1"/>
+      <w:numFmt w:val="decimal"/>
+      <w:lvlText w:val="%1.%2.%3.%4.%5.%6"/>
+      <w:lvlJc w:val="left"/>
+      <w:pPr>
+        <w:ind w:left="3225" w:hanging="1440"/>
+      </w:pPr>
+      <w:rPr>
+        <w:rFonts w:hint="default"/>
+      </w:rPr>
+    </w:lvl>
+    <w:lvl w:ilvl="6">
+      <w:start w:val="1"/>
+      <w:numFmt w:val="decimal"/>
+      <w:lvlText w:val="%1.%2.%3.%4.%5.%6.%7"/>
+      <w:lvlJc w:val="left"/>
+      <w:pPr>
+        <w:ind w:left="3582" w:hanging="1440"/>
+      </w:pPr>
+      <w:rPr>
+        <w:rFonts w:hint="default"/>
+      </w:rPr>
+    </w:lvl>
+    <w:lvl w:ilvl="7">
+      <w:start w:val="1"/>
+      <w:numFmt w:val="decimal"/>
+      <w:lvlText w:val="%1.%2.%3.%4.%5.%6.%7.%8"/>
+      <w:lvlJc w:val="left"/>
+      <w:pPr>
+        <w:ind w:left="4299" w:hanging="1800"/>
+      </w:pPr>
+      <w:rPr>
+        <w:rFonts w:hint="default"/>
+      </w:rPr>
+    </w:lvl>
+    <w:lvl w:ilvl="8">
+      <w:start w:val="1"/>
+      <w:numFmt w:val="decimal"/>
+      <w:lvlText w:val="%1.%2.%3.%4.%5.%6.%7.%8.%9"/>
+      <w:lvlJc w:val="left"/>
+      <w:pPr>
+        <w:ind w:left="4656" w:hanging="1800"/>
+      </w:pPr>
+      <w:rPr>
+        <w:rFonts w:hint="default"/>
+      </w:rPr>
+    </w:lvl>
+  </w:abstractNum>
+  <w:abstractNum w:abstractNumId="26" w15:restartNumberingAfterBreak="0">
+    <w:nsid w:val="587B21B4"/>
+    <w:multiLevelType w:val="multilevel"/>
+    <w:tmpl w:val="178CA7E2"/>
+    <w:lvl w:ilvl="0">
+      <w:start w:val="1"/>
+      <w:numFmt w:val="decimal"/>
+      <w:lvlText w:val="%1"/>
+      <w:lvlJc w:val="left"/>
+      <w:pPr>
+        <w:ind w:left="360" w:hanging="360"/>
+      </w:pPr>
+      <w:rPr>
+        <w:rFonts w:hint="default"/>
+      </w:rPr>
+    </w:lvl>
+    <w:lvl w:ilvl="1">
+      <w:start w:val="1"/>
+      <w:numFmt w:val="decimal"/>
+      <w:lvlText w:val="%1.3"/>
+      <w:lvlJc w:val="left"/>
+      <w:pPr>
+        <w:ind w:left="717" w:hanging="360"/>
+      </w:pPr>
+      <w:rPr>
+        <w:rFonts w:hint="default"/>
+      </w:rPr>
+    </w:lvl>
+    <w:lvl w:ilvl="2">
+      <w:start w:val="1"/>
+      <w:numFmt w:val="decimal"/>
+      <w:lvlText w:val="%1.%2.%3"/>
+      <w:lvlJc w:val="left"/>
+      <w:pPr>
+        <w:ind w:left="1434" w:hanging="720"/>
+      </w:pPr>
+      <w:rPr>
+        <w:rFonts w:hint="default"/>
+      </w:rPr>
+    </w:lvl>
+    <w:lvl w:ilvl="3">
+      <w:start w:val="1"/>
+      <w:numFmt w:val="decimal"/>
+      <w:lvlText w:val="%1.%2.%3.%4"/>
+      <w:lvlJc w:val="left"/>
+      <w:pPr>
+        <w:ind w:left="2151" w:hanging="1080"/>
+      </w:pPr>
+      <w:rPr>
+        <w:rFonts w:hint="default"/>
+      </w:rPr>
+    </w:lvl>
+    <w:lvl w:ilvl="4">
+      <w:start w:val="1"/>
+      <w:numFmt w:val="decimal"/>
+      <w:lvlText w:val="%1.%2.%3.%4.%5"/>
+      <w:lvlJc w:val="left"/>
+      <w:pPr>
+        <w:ind w:left="2508" w:hanging="1080"/>
+      </w:pPr>
+      <w:rPr>
+        <w:rFonts w:hint="default"/>
+      </w:rPr>
+    </w:lvl>
+    <w:lvl w:ilvl="5">
+      <w:start w:val="1"/>
+      <w:numFmt w:val="decimal"/>
+      <w:lvlText w:val="%1.%2.%3.%4.%5.%6"/>
+      <w:lvlJc w:val="left"/>
+      <w:pPr>
+        <w:ind w:left="3225" w:hanging="1440"/>
+      </w:pPr>
+      <w:rPr>
+        <w:rFonts w:hint="default"/>
+      </w:rPr>
+    </w:lvl>
+    <w:lvl w:ilvl="6">
+      <w:start w:val="1"/>
+      <w:numFmt w:val="decimal"/>
+      <w:lvlText w:val="%1.%2.%3.%4.%5.%6.%7"/>
+      <w:lvlJc w:val="left"/>
+      <w:pPr>
+        <w:ind w:left="3582" w:hanging="1440"/>
+      </w:pPr>
+      <w:rPr>
+        <w:rFonts w:hint="default"/>
+      </w:rPr>
+    </w:lvl>
+    <w:lvl w:ilvl="7">
+      <w:start w:val="1"/>
+      <w:numFmt w:val="decimal"/>
+      <w:lvlText w:val="%1.%2.%3.%4.%5.%6.%7.%8"/>
+      <w:lvlJc w:val="left"/>
+      <w:pPr>
+        <w:ind w:left="4299" w:hanging="1800"/>
+      </w:pPr>
+      <w:rPr>
+        <w:rFonts w:hint="default"/>
+      </w:rPr>
+    </w:lvl>
+    <w:lvl w:ilvl="8">
+      <w:start w:val="1"/>
+      <w:numFmt w:val="decimal"/>
+      <w:lvlText w:val="%1.%2.%3.%4.%5.%6.%7.%8.%9"/>
+      <w:lvlJc w:val="left"/>
+      <w:pPr>
+        <w:ind w:left="4656" w:hanging="1800"/>
+      </w:pPr>
+      <w:rPr>
+        <w:rFonts w:hint="default"/>
+      </w:rPr>
+    </w:lvl>
+  </w:abstractNum>
+  <w:abstractNum w:abstractNumId="27" w15:restartNumberingAfterBreak="0">
+    <w:nsid w:val="5A3B443A"/>
+    <w:multiLevelType w:val="multilevel"/>
+    <w:tmpl w:val="54164E80"/>
+    <w:lvl w:ilvl="0">
+      <w:start w:val="1"/>
+      <w:numFmt w:val="bullet"/>
+      <w:lvlText w:val="●"/>
+      <w:lvlJc w:val="left"/>
+      <w:pPr>
+        <w:ind w:left="720" w:hanging="360"/>
+      </w:pPr>
+      <w:rPr>
+        <w:rFonts w:hint="default"/>
+        <w:strike w:val="0"/>
+        <w:dstrike w:val="0"/>
+        <w:u w:val="none"/>
+        <w:effect w:val="none"/>
+      </w:rPr>
+    </w:lvl>
+    <w:lvl w:ilvl="1">
+      <w:start w:val="1"/>
+      <w:numFmt w:val="decimal"/>
+      <w:lvlText w:val="%2."/>
+      <w:lvlJc w:val="left"/>
+      <w:pPr>
+        <w:ind w:left="1440" w:hanging="360"/>
+      </w:pPr>
+      <w:rPr>
+        <w:rFonts w:hint="default"/>
+        <w:strike w:val="0"/>
+        <w:dstrike w:val="0"/>
+        <w:u w:val="none"/>
+        <w:effect w:val="none"/>
+      </w:rPr>
+    </w:lvl>
+    <w:lvl w:ilvl="2">
+      <w:start w:val="1"/>
+      <w:numFmt w:val="bullet"/>
+      <w:lvlText w:val="■"/>
+      <w:lvlJc w:val="left"/>
+      <w:pPr>
+        <w:ind w:left="2160" w:hanging="360"/>
+      </w:pPr>
+      <w:rPr>
+        <w:rFonts w:hint="default"/>
+        <w:strike w:val="0"/>
+        <w:dstrike w:val="0"/>
+        <w:u w:val="none"/>
+        <w:effect w:val="none"/>
+      </w:rPr>
+    </w:lvl>
+    <w:lvl w:ilvl="3">
+      <w:start w:val="1"/>
+      <w:numFmt w:val="bullet"/>
+      <w:lvlText w:val="●"/>
+      <w:lvlJc w:val="left"/>
+      <w:pPr>
+        <w:ind w:left="2880" w:hanging="360"/>
+      </w:pPr>
+      <w:rPr>
+        <w:rFonts w:hint="default"/>
+        <w:strike w:val="0"/>
+        <w:dstrike w:val="0"/>
+        <w:u w:val="none"/>
+        <w:effect w:val="none"/>
+      </w:rPr>
+    </w:lvl>
+    <w:lvl w:ilvl="4">
+      <w:start w:val="1"/>
+      <w:numFmt w:val="bullet"/>
+      <w:lvlText w:val="○"/>
+      <w:lvlJc w:val="left"/>
+      <w:pPr>
+        <w:ind w:left="3600" w:hanging="360"/>
+      </w:pPr>
+      <w:rPr>
+        <w:rFonts w:hint="default"/>
+        <w:strike w:val="0"/>
+        <w:dstrike w:val="0"/>
+        <w:u w:val="none"/>
+        <w:effect w:val="none"/>
+      </w:rPr>
+    </w:lvl>
+    <w:lvl w:ilvl="5">
+      <w:start w:val="1"/>
+      <w:numFmt w:val="bullet"/>
+      <w:lvlText w:val="■"/>
+      <w:lvlJc w:val="left"/>
+      <w:pPr>
+        <w:ind w:left="4320" w:hanging="360"/>
+      </w:pPr>
+      <w:rPr>
+        <w:rFonts w:hint="default"/>
+        <w:strike w:val="0"/>
+        <w:dstrike w:val="0"/>
+        <w:u w:val="none"/>
+        <w:effect w:val="none"/>
+      </w:rPr>
+    </w:lvl>
+    <w:lvl w:ilvl="6">
+      <w:start w:val="1"/>
+      <w:numFmt w:val="bullet"/>
+      <w:lvlText w:val="●"/>
+      <w:lvlJc w:val="left"/>
+      <w:pPr>
+        <w:ind w:left="5040" w:hanging="360"/>
+      </w:pPr>
+      <w:rPr>
+        <w:rFonts w:hint="default"/>
+        <w:strike w:val="0"/>
+        <w:dstrike w:val="0"/>
+        <w:u w:val="none"/>
+        <w:effect w:val="none"/>
+      </w:rPr>
+    </w:lvl>
+    <w:lvl w:ilvl="7">
+      <w:start w:val="1"/>
+      <w:numFmt w:val="bullet"/>
+      <w:lvlText w:val="○"/>
+      <w:lvlJc w:val="left"/>
+      <w:pPr>
+        <w:ind w:left="5760" w:hanging="360"/>
+      </w:pPr>
+      <w:rPr>
+        <w:rFonts w:hint="default"/>
+        <w:strike w:val="0"/>
+        <w:dstrike w:val="0"/>
+        <w:u w:val="none"/>
+        <w:effect w:val="none"/>
+      </w:rPr>
+    </w:lvl>
+    <w:lvl w:ilvl="8">
+      <w:start w:val="1"/>
+      <w:numFmt w:val="bullet"/>
+      <w:lvlText w:val="■"/>
+      <w:lvlJc w:val="left"/>
+      <w:pPr>
+        <w:ind w:left="6480" w:hanging="360"/>
+      </w:pPr>
+      <w:rPr>
+        <w:rFonts w:hint="default"/>
+        <w:strike w:val="0"/>
+        <w:dstrike w:val="0"/>
+        <w:u w:val="none"/>
+        <w:effect w:val="none"/>
+      </w:rPr>
+    </w:lvl>
+  </w:abstractNum>
+  <w:abstractNum w:abstractNumId="28" w15:restartNumberingAfterBreak="0">
     <w:nsid w:val="5A9979DA"/>
     <w:multiLevelType w:val="hybridMultilevel"/>
     <w:tmpl w:val="42BC9C42"/>
@@ -18924,7 +19323,7 @@
       </w:pPr>
     </w:lvl>
   </w:abstractNum>
-  <w:abstractNum w:abstractNumId="26" w15:restartNumberingAfterBreak="0">
+  <w:abstractNum w:abstractNumId="29" w15:restartNumberingAfterBreak="0">
     <w:nsid w:val="5B506351"/>
     <w:multiLevelType w:val="hybridMultilevel"/>
     <w:tmpl w:val="1C705C9E"/>
@@ -19010,7 +19409,7 @@
       </w:pPr>
     </w:lvl>
   </w:abstractNum>
-  <w:abstractNum w:abstractNumId="27" w15:restartNumberingAfterBreak="0">
+  <w:abstractNum w:abstractNumId="30" w15:restartNumberingAfterBreak="0">
     <w:nsid w:val="5D751669"/>
     <w:multiLevelType w:val="multilevel"/>
     <w:tmpl w:val="E75AF062"/>
@@ -19150,7 +19549,120 @@
       </w:rPr>
     </w:lvl>
   </w:abstractNum>
-  <w:abstractNum w:abstractNumId="28" w15:restartNumberingAfterBreak="0">
+  <w:abstractNum w:abstractNumId="31" w15:restartNumberingAfterBreak="0">
+    <w:nsid w:val="61776538"/>
+    <w:multiLevelType w:val="multilevel"/>
+    <w:tmpl w:val="B94C37B8"/>
+    <w:lvl w:ilvl="0">
+      <w:start w:val="3"/>
+      <w:numFmt w:val="decimal"/>
+      <w:lvlText w:val="%1"/>
+      <w:lvlJc w:val="left"/>
+      <w:pPr>
+        <w:ind w:left="360" w:hanging="360"/>
+      </w:pPr>
+      <w:rPr>
+        <w:rFonts w:hint="default"/>
+      </w:rPr>
+    </w:lvl>
+    <w:lvl w:ilvl="1">
+      <w:start w:val="3"/>
+      <w:numFmt w:val="decimal"/>
+      <w:lvlText w:val="%1.%2"/>
+      <w:lvlJc w:val="left"/>
+      <w:pPr>
+        <w:ind w:left="1152" w:hanging="360"/>
+      </w:pPr>
+      <w:rPr>
+        <w:rFonts w:hint="default"/>
+      </w:rPr>
+    </w:lvl>
+    <w:lvl w:ilvl="2">
+      <w:start w:val="1"/>
+      <w:numFmt w:val="decimal"/>
+      <w:lvlText w:val="%1.%2.%3"/>
+      <w:lvlJc w:val="left"/>
+      <w:pPr>
+        <w:ind w:left="2304" w:hanging="720"/>
+      </w:pPr>
+      <w:rPr>
+        <w:rFonts w:hint="default"/>
+      </w:rPr>
+    </w:lvl>
+    <w:lvl w:ilvl="3">
+      <w:start w:val="1"/>
+      <w:numFmt w:val="decimal"/>
+      <w:lvlText w:val="%1.%2.%3.%4"/>
+      <w:lvlJc w:val="left"/>
+      <w:pPr>
+        <w:ind w:left="3096" w:hanging="720"/>
+      </w:pPr>
+      <w:rPr>
+        <w:rFonts w:hint="default"/>
+      </w:rPr>
+    </w:lvl>
+    <w:lvl w:ilvl="4">
+      <w:start w:val="1"/>
+      <w:numFmt w:val="decimal"/>
+      <w:lvlText w:val="%1.%2.%3.%4.%5"/>
+      <w:lvlJc w:val="left"/>
+      <w:pPr>
+        <w:ind w:left="4248" w:hanging="1080"/>
+      </w:pPr>
+      <w:rPr>
+        <w:rFonts w:hint="default"/>
+      </w:rPr>
+    </w:lvl>
+    <w:lvl w:ilvl="5">
+      <w:start w:val="1"/>
+      <w:numFmt w:val="decimal"/>
+      <w:lvlText w:val="%1.%2.%3.%4.%5.%6"/>
+      <w:lvlJc w:val="left"/>
+      <w:pPr>
+        <w:ind w:left="5040" w:hanging="1080"/>
+      </w:pPr>
+      <w:rPr>
+        <w:rFonts w:hint="default"/>
+      </w:rPr>
+    </w:lvl>
+    <w:lvl w:ilvl="6">
+      <w:start w:val="1"/>
+      <w:numFmt w:val="decimal"/>
+      <w:lvlText w:val="%1.%2.%3.%4.%5.%6.%7"/>
+      <w:lvlJc w:val="left"/>
+      <w:pPr>
+        <w:ind w:left="6192" w:hanging="1440"/>
+      </w:pPr>
+      <w:rPr>
+        <w:rFonts w:hint="default"/>
+      </w:rPr>
+    </w:lvl>
+    <w:lvl w:ilvl="7">
+      <w:start w:val="1"/>
+      <w:numFmt w:val="decimal"/>
+      <w:lvlText w:val="%1.%2.%3.%4.%5.%6.%7.%8"/>
+      <w:lvlJc w:val="left"/>
+      <w:pPr>
+        <w:ind w:left="6984" w:hanging="1440"/>
+      </w:pPr>
+      <w:rPr>
+        <w:rFonts w:hint="default"/>
+      </w:rPr>
+    </w:lvl>
+    <w:lvl w:ilvl="8">
+      <w:start w:val="1"/>
+      <w:numFmt w:val="decimal"/>
+      <w:lvlText w:val="%1.%2.%3.%4.%5.%6.%7.%8.%9"/>
+      <w:lvlJc w:val="left"/>
+      <w:pPr>
+        <w:ind w:left="8136" w:hanging="1800"/>
+      </w:pPr>
+      <w:rPr>
+        <w:rFonts w:hint="default"/>
+      </w:rPr>
+    </w:lvl>
+  </w:abstractNum>
+  <w:abstractNum w:abstractNumId="32" w15:restartNumberingAfterBreak="0">
     <w:nsid w:val="62EC42BD"/>
     <w:multiLevelType w:val="hybridMultilevel"/>
     <w:tmpl w:val="21588C2A"/>
@@ -19263,7 +19775,7 @@
       </w:rPr>
     </w:lvl>
   </w:abstractNum>
-  <w:abstractNum w:abstractNumId="29" w15:restartNumberingAfterBreak="0">
+  <w:abstractNum w:abstractNumId="33" w15:restartNumberingAfterBreak="0">
     <w:nsid w:val="63C9629C"/>
     <w:multiLevelType w:val="multilevel"/>
     <w:tmpl w:val="2C2C17F8"/>
@@ -19273,7 +19785,7 @@
       <w:lvlText w:val="%1"/>
       <w:lvlJc w:val="left"/>
       <w:pPr>
-        <w:ind w:left="360" w:hanging="360"/>
+        <w:ind w:left="1068" w:hanging="360"/>
       </w:pPr>
       <w:rPr>
         <w:rFonts w:hint="default"/>
@@ -19285,7 +19797,7 @@
       <w:lvlText w:val="3.6"/>
       <w:lvlJc w:val="left"/>
       <w:pPr>
-        <w:ind w:left="717" w:hanging="360"/>
+        <w:ind w:left="1425" w:hanging="360"/>
       </w:pPr>
       <w:rPr>
         <w:rFonts w:hint="default"/>
@@ -19297,7 +19809,7 @@
       <w:lvlText w:val="%1.%2.%3"/>
       <w:lvlJc w:val="left"/>
       <w:pPr>
-        <w:ind w:left="1434" w:hanging="720"/>
+        <w:ind w:left="2142" w:hanging="720"/>
       </w:pPr>
       <w:rPr>
         <w:rFonts w:hint="default"/>
@@ -19309,7 +19821,7 @@
       <w:lvlText w:val="%1.%2.%3.%4"/>
       <w:lvlJc w:val="left"/>
       <w:pPr>
-        <w:ind w:left="2151" w:hanging="1080"/>
+        <w:ind w:left="2859" w:hanging="1080"/>
       </w:pPr>
       <w:rPr>
         <w:rFonts w:hint="default"/>
@@ -19321,7 +19833,7 @@
       <w:lvlText w:val="%1.%2.%3.%4.%5"/>
       <w:lvlJc w:val="left"/>
       <w:pPr>
-        <w:ind w:left="2508" w:hanging="1080"/>
+        <w:ind w:left="3216" w:hanging="1080"/>
       </w:pPr>
       <w:rPr>
         <w:rFonts w:hint="default"/>
@@ -19333,7 +19845,7 @@
       <w:lvlText w:val="%1.%2.%3.%4.%5.%6"/>
       <w:lvlJc w:val="left"/>
       <w:pPr>
-        <w:ind w:left="3225" w:hanging="1440"/>
+        <w:ind w:left="3933" w:hanging="1440"/>
       </w:pPr>
       <w:rPr>
         <w:rFonts w:hint="default"/>
@@ -19345,7 +19857,7 @@
       <w:lvlText w:val="%1.%2.%3.%4.%5.%6.%7"/>
       <w:lvlJc w:val="left"/>
       <w:pPr>
-        <w:ind w:left="3582" w:hanging="1440"/>
+        <w:ind w:left="4290" w:hanging="1440"/>
       </w:pPr>
       <w:rPr>
         <w:rFonts w:hint="default"/>
@@ -19357,7 +19869,7 @@
       <w:lvlText w:val="%1.%2.%3.%4.%5.%6.%7.%8"/>
       <w:lvlJc w:val="left"/>
       <w:pPr>
-        <w:ind w:left="4299" w:hanging="1800"/>
+        <w:ind w:left="5007" w:hanging="1800"/>
       </w:pPr>
       <w:rPr>
         <w:rFonts w:hint="default"/>
@@ -19369,14 +19881,14 @@
       <w:lvlText w:val="%1.%2.%3.%4.%5.%6.%7.%8.%9"/>
       <w:lvlJc w:val="left"/>
       <w:pPr>
-        <w:ind w:left="4656" w:hanging="1800"/>
+        <w:ind w:left="5364" w:hanging="1800"/>
       </w:pPr>
       <w:rPr>
         <w:rFonts w:hint="default"/>
       </w:rPr>
     </w:lvl>
   </w:abstractNum>
-  <w:abstractNum w:abstractNumId="30" w15:restartNumberingAfterBreak="0">
+  <w:abstractNum w:abstractNumId="34" w15:restartNumberingAfterBreak="0">
     <w:nsid w:val="64294D85"/>
     <w:multiLevelType w:val="hybridMultilevel"/>
     <w:tmpl w:val="28FEF946"/>
@@ -19462,7 +19974,7 @@
       </w:pPr>
     </w:lvl>
   </w:abstractNum>
-  <w:abstractNum w:abstractNumId="31" w15:restartNumberingAfterBreak="0">
+  <w:abstractNum w:abstractNumId="35" w15:restartNumberingAfterBreak="0">
     <w:nsid w:val="68597BF2"/>
     <w:multiLevelType w:val="multilevel"/>
     <w:tmpl w:val="B25AD14E"/>
@@ -19602,7 +20114,7 @@
       </w:rPr>
     </w:lvl>
   </w:abstractNum>
-  <w:abstractNum w:abstractNumId="32" w15:restartNumberingAfterBreak="0">
+  <w:abstractNum w:abstractNumId="36" w15:restartNumberingAfterBreak="0">
     <w:nsid w:val="6AE64E07"/>
     <w:multiLevelType w:val="multilevel"/>
     <w:tmpl w:val="348654F4"/>
@@ -19715,7 +20227,7 @@
       </w:rPr>
     </w:lvl>
   </w:abstractNum>
-  <w:abstractNum w:abstractNumId="33" w15:restartNumberingAfterBreak="0">
+  <w:abstractNum w:abstractNumId="37" w15:restartNumberingAfterBreak="0">
     <w:nsid w:val="6DCF5CD8"/>
     <w:multiLevelType w:val="hybridMultilevel"/>
     <w:tmpl w:val="2CBA566E"/>
@@ -19828,7 +20340,7 @@
       </w:rPr>
     </w:lvl>
   </w:abstractNum>
-  <w:abstractNum w:abstractNumId="34" w15:restartNumberingAfterBreak="0">
+  <w:abstractNum w:abstractNumId="38" w15:restartNumberingAfterBreak="0">
     <w:nsid w:val="70931074"/>
     <w:multiLevelType w:val="multilevel"/>
     <w:tmpl w:val="D74C1DD8"/>
@@ -19977,7 +20489,7 @@
       </w:rPr>
     </w:lvl>
   </w:abstractNum>
-  <w:abstractNum w:abstractNumId="35" w15:restartNumberingAfterBreak="0">
+  <w:abstractNum w:abstractNumId="39" w15:restartNumberingAfterBreak="0">
     <w:nsid w:val="74A77C8C"/>
     <w:multiLevelType w:val="multilevel"/>
     <w:tmpl w:val="A4E0A17E"/>
@@ -20090,7 +20602,120 @@
       </w:rPr>
     </w:lvl>
   </w:abstractNum>
-  <w:abstractNum w:abstractNumId="36" w15:restartNumberingAfterBreak="0">
+  <w:abstractNum w:abstractNumId="40" w15:restartNumberingAfterBreak="0">
+    <w:nsid w:val="758835C4"/>
+    <w:multiLevelType w:val="multilevel"/>
+    <w:tmpl w:val="AB4046A8"/>
+    <w:lvl w:ilvl="0">
+      <w:start w:val="3"/>
+      <w:numFmt w:val="decimal"/>
+      <w:lvlText w:val="%1"/>
+      <w:lvlJc w:val="left"/>
+      <w:pPr>
+        <w:ind w:left="360" w:hanging="360"/>
+      </w:pPr>
+      <w:rPr>
+        <w:rFonts w:hint="default"/>
+      </w:rPr>
+    </w:lvl>
+    <w:lvl w:ilvl="1">
+      <w:start w:val="3"/>
+      <w:numFmt w:val="decimal"/>
+      <w:lvlText w:val="%1.%2"/>
+      <w:lvlJc w:val="left"/>
+      <w:pPr>
+        <w:ind w:left="720" w:hanging="360"/>
+      </w:pPr>
+      <w:rPr>
+        <w:rFonts w:hint="default"/>
+      </w:rPr>
+    </w:lvl>
+    <w:lvl w:ilvl="2">
+      <w:start w:val="1"/>
+      <w:numFmt w:val="decimal"/>
+      <w:lvlText w:val="%1.%2.%3"/>
+      <w:lvlJc w:val="left"/>
+      <w:pPr>
+        <w:ind w:left="1440" w:hanging="720"/>
+      </w:pPr>
+      <w:rPr>
+        <w:rFonts w:hint="default"/>
+      </w:rPr>
+    </w:lvl>
+    <w:lvl w:ilvl="3">
+      <w:start w:val="1"/>
+      <w:numFmt w:val="decimal"/>
+      <w:lvlText w:val="%1.%2.%3.%4"/>
+      <w:lvlJc w:val="left"/>
+      <w:pPr>
+        <w:ind w:left="1800" w:hanging="720"/>
+      </w:pPr>
+      <w:rPr>
+        <w:rFonts w:hint="default"/>
+      </w:rPr>
+    </w:lvl>
+    <w:lvl w:ilvl="4">
+      <w:start w:val="1"/>
+      <w:numFmt w:val="decimal"/>
+      <w:lvlText w:val="%1.%2.%3.%4.%5"/>
+      <w:lvlJc w:val="left"/>
+      <w:pPr>
+        <w:ind w:left="2520" w:hanging="1080"/>
+      </w:pPr>
+      <w:rPr>
+        <w:rFonts w:hint="default"/>
+      </w:rPr>
+    </w:lvl>
+    <w:lvl w:ilvl="5">
+      <w:start w:val="1"/>
+      <w:numFmt w:val="decimal"/>
+      <w:lvlText w:val="%1.%2.%3.%4.%5.%6"/>
+      <w:lvlJc w:val="left"/>
+      <w:pPr>
+        <w:ind w:left="2880" w:hanging="1080"/>
+      </w:pPr>
+      <w:rPr>
+        <w:rFonts w:hint="default"/>
+      </w:rPr>
+    </w:lvl>
+    <w:lvl w:ilvl="6">
+      <w:start w:val="1"/>
+      <w:numFmt w:val="decimal"/>
+      <w:lvlText w:val="%1.%2.%3.%4.%5.%6.%7"/>
+      <w:lvlJc w:val="left"/>
+      <w:pPr>
+        <w:ind w:left="3600" w:hanging="1440"/>
+      </w:pPr>
+      <w:rPr>
+        <w:rFonts w:hint="default"/>
+      </w:rPr>
+    </w:lvl>
+    <w:lvl w:ilvl="7">
+      <w:start w:val="1"/>
+      <w:numFmt w:val="decimal"/>
+      <w:lvlText w:val="%1.%2.%3.%4.%5.%6.%7.%8"/>
+      <w:lvlJc w:val="left"/>
+      <w:pPr>
+        <w:ind w:left="3960" w:hanging="1440"/>
+      </w:pPr>
+      <w:rPr>
+        <w:rFonts w:hint="default"/>
+      </w:rPr>
+    </w:lvl>
+    <w:lvl w:ilvl="8">
+      <w:start w:val="1"/>
+      <w:numFmt w:val="decimal"/>
+      <w:lvlText w:val="%1.%2.%3.%4.%5.%6.%7.%8.%9"/>
+      <w:lvlJc w:val="left"/>
+      <w:pPr>
+        <w:ind w:left="4680" w:hanging="1800"/>
+      </w:pPr>
+      <w:rPr>
+        <w:rFonts w:hint="default"/>
+      </w:rPr>
+    </w:lvl>
+  </w:abstractNum>
+  <w:abstractNum w:abstractNumId="41" w15:restartNumberingAfterBreak="0">
     <w:nsid w:val="79A754DA"/>
     <w:multiLevelType w:val="multilevel"/>
     <w:tmpl w:val="D8408AF4"/>
@@ -20239,7 +20864,7 @@
       </w:rPr>
     </w:lvl>
   </w:abstractNum>
-  <w:abstractNum w:abstractNumId="37" w15:restartNumberingAfterBreak="0">
+  <w:abstractNum w:abstractNumId="42" w15:restartNumberingAfterBreak="0">
     <w:nsid w:val="7BB76346"/>
     <w:multiLevelType w:val="multilevel"/>
     <w:tmpl w:val="820A42E4"/>
@@ -20352,7 +20977,7 @@
       </w:pPr>
     </w:lvl>
   </w:abstractNum>
-  <w:abstractNum w:abstractNumId="38" w15:restartNumberingAfterBreak="0">
+  <w:abstractNum w:abstractNumId="43" w15:restartNumberingAfterBreak="0">
     <w:nsid w:val="7F203C35"/>
     <w:multiLevelType w:val="multilevel"/>
     <w:tmpl w:val="ED50B75E"/>
@@ -20502,97 +21127,88 @@
     </w:lvl>
   </w:abstractNum>
   <w:num w:numId="1" w16cid:durableId="541134794">
-    <w:abstractNumId w:val="25"/>
+    <w:abstractNumId w:val="28"/>
   </w:num>
   <w:num w:numId="2" w16cid:durableId="1032802181">
+    <w:abstractNumId w:val="42"/>
+  </w:num>
+  <w:num w:numId="3" w16cid:durableId="674302282">
+    <w:abstractNumId w:val="38"/>
+  </w:num>
+  <w:num w:numId="4" w16cid:durableId="2133206339">
+    <w:abstractNumId w:val="43"/>
+  </w:num>
+  <w:num w:numId="5" w16cid:durableId="268048145">
+    <w:abstractNumId w:val="3"/>
+  </w:num>
+  <w:num w:numId="6" w16cid:durableId="763573089">
+    <w:abstractNumId w:val="41"/>
+  </w:num>
+  <w:num w:numId="7" w16cid:durableId="812797566">
+    <w:abstractNumId w:val="22"/>
+  </w:num>
+  <w:num w:numId="8" w16cid:durableId="289939741">
+    <w:abstractNumId w:val="5"/>
+  </w:num>
+  <w:num w:numId="9" w16cid:durableId="1582913986">
+    <w:abstractNumId w:val="14"/>
+  </w:num>
+  <w:num w:numId="10" w16cid:durableId="1253078718">
+    <w:abstractNumId w:val="15"/>
+  </w:num>
+  <w:num w:numId="11" w16cid:durableId="1118452442">
+    <w:abstractNumId w:val="4"/>
+  </w:num>
+  <w:num w:numId="12" w16cid:durableId="1187521274">
+    <w:abstractNumId w:val="13"/>
+  </w:num>
+  <w:num w:numId="13" w16cid:durableId="1952518370">
+    <w:abstractNumId w:val="34"/>
+  </w:num>
+  <w:num w:numId="14" w16cid:durableId="1608196001">
+    <w:abstractNumId w:val="8"/>
+  </w:num>
+  <w:num w:numId="15" w16cid:durableId="401683957">
+    <w:abstractNumId w:val="21"/>
+  </w:num>
+  <w:num w:numId="16" w16cid:durableId="382100899">
     <w:abstractNumId w:val="37"/>
   </w:num>
-  <w:num w:numId="3" w16cid:durableId="674302282">
-    <w:abstractNumId w:val="34"/>
-  </w:num>
-  <w:num w:numId="4" w16cid:durableId="2133206339">
-    <w:abstractNumId w:val="38"/>
-  </w:num>
-  <w:num w:numId="5" w16cid:durableId="268048145">
-    <w:abstractNumId w:val="2"/>
-  </w:num>
-  <w:num w:numId="6" w16cid:durableId="763573089">
-    <w:abstractNumId w:val="36"/>
-  </w:num>
-  <w:num w:numId="7" w16cid:durableId="812797566">
-    <w:abstractNumId w:val="19"/>
-  </w:num>
-  <w:num w:numId="8" w16cid:durableId="289939741">
-    <w:abstractNumId w:val="4"/>
-  </w:num>
-  <w:num w:numId="9" w16cid:durableId="1582913986">
-    <w:abstractNumId w:val="12"/>
-  </w:num>
-  <w:num w:numId="10" w16cid:durableId="1253078718">
-    <w:abstractNumId w:val="13"/>
-  </w:num>
-  <w:num w:numId="11" w16cid:durableId="1118452442">
-    <w:abstractNumId w:val="3"/>
-  </w:num>
-  <w:num w:numId="12" w16cid:durableId="1187521274">
-    <w:abstractNumId w:val="11"/>
-  </w:num>
-  <w:num w:numId="13" w16cid:durableId="1952518370">
-    <w:abstractNumId w:val="30"/>
-  </w:num>
-  <w:num w:numId="14" w16cid:durableId="1608196001">
-    <w:abstractNumId w:val="7"/>
-  </w:num>
-  <w:num w:numId="15" w16cid:durableId="401683957">
-    <w:abstractNumId w:val="18"/>
-  </w:num>
-  <w:num w:numId="16" w16cid:durableId="382100899">
-    <w:abstractNumId w:val="33"/>
-  </w:num>
   <w:num w:numId="17" w16cid:durableId="2128156269">
-    <w:abstractNumId w:val="5"/>
+    <w:abstractNumId w:val="6"/>
   </w:num>
   <w:num w:numId="18" w16cid:durableId="197932949">
     <w:abstractNumId w:val="1"/>
   </w:num>
   <w:num w:numId="19" w16cid:durableId="2005280108">
-    <w:abstractNumId w:val="28"/>
+    <w:abstractNumId w:val="32"/>
   </w:num>
   <w:num w:numId="20" w16cid:durableId="1274707696">
-    <w:abstractNumId w:val="6"/>
-    <w:lvlOverride w:ilvl="0"/>
-    <w:lvlOverride w:ilvl="1"/>
-    <w:lvlOverride w:ilvl="2"/>
-    <w:lvlOverride w:ilvl="3"/>
-    <w:lvlOverride w:ilvl="4"/>
-    <w:lvlOverride w:ilvl="5"/>
-    <w:lvlOverride w:ilvl="6"/>
-    <w:lvlOverride w:ilvl="7"/>
-    <w:lvlOverride w:ilvl="8"/>
+    <w:abstractNumId w:val="7"/>
   </w:num>
   <w:num w:numId="21" w16cid:durableId="1109157817">
-    <w:abstractNumId w:val="35"/>
+    <w:abstractNumId w:val="39"/>
   </w:num>
   <w:num w:numId="22" w16cid:durableId="681396387">
-    <w:abstractNumId w:val="32"/>
+    <w:abstractNumId w:val="36"/>
   </w:num>
   <w:num w:numId="23" w16cid:durableId="164904782">
-    <w:abstractNumId w:val="23"/>
+    <w:abstractNumId w:val="26"/>
   </w:num>
   <w:num w:numId="24" w16cid:durableId="551625067">
-    <w:abstractNumId w:val="22"/>
+    <w:abstractNumId w:val="25"/>
   </w:num>
   <w:num w:numId="25" w16cid:durableId="1708526253">
-    <w:abstractNumId w:val="14"/>
+    <w:abstractNumId w:val="16"/>
   </w:num>
   <w:num w:numId="26" w16cid:durableId="423111504">
-    <w:abstractNumId w:val="26"/>
+    <w:abstractNumId w:val="29"/>
   </w:num>
   <w:num w:numId="27" w16cid:durableId="385302929">
-    <w:abstractNumId w:val="8"/>
+    <w:abstractNumId w:val="9"/>
   </w:num>
   <w:num w:numId="28" w16cid:durableId="1126043290">
-    <w:abstractNumId w:val="16"/>
+    <w:abstractNumId w:val="18"/>
     <w:lvlOverride w:ilvl="0"/>
     <w:lvlOverride w:ilvl="1">
       <w:startOverride w:val="1"/>
@@ -20606,10 +21222,10 @@
     <w:lvlOverride w:ilvl="8"/>
   </w:num>
   <w:num w:numId="29" w16cid:durableId="1232618115">
-    <w:abstractNumId w:val="21"/>
+    <w:abstractNumId w:val="24"/>
   </w:num>
   <w:num w:numId="30" w16cid:durableId="175972827">
-    <w:abstractNumId w:val="17"/>
+    <w:abstractNumId w:val="19"/>
     <w:lvlOverride w:ilvl="0"/>
     <w:lvlOverride w:ilvl="1">
       <w:startOverride w:val="1"/>
@@ -20623,38 +21239,16 @@
     <w:lvlOverride w:ilvl="8"/>
   </w:num>
   <w:num w:numId="31" w16cid:durableId="1972634419">
-    <w:abstractNumId w:val="24"/>
+    <w:abstractNumId w:val="27"/>
   </w:num>
   <w:num w:numId="32" w16cid:durableId="2143302043">
-    <w:abstractNumId w:val="10"/>
-    <w:lvlOverride w:ilvl="0"/>
-    <w:lvlOverride w:ilvl="1">
-      <w:startOverride w:val="1"/>
-    </w:lvlOverride>
-    <w:lvlOverride w:ilvl="2"/>
-    <w:lvlOverride w:ilvl="3"/>
-    <w:lvlOverride w:ilvl="4"/>
-    <w:lvlOverride w:ilvl="5"/>
-    <w:lvlOverride w:ilvl="6"/>
-    <w:lvlOverride w:ilvl="7"/>
-    <w:lvlOverride w:ilvl="8"/>
+    <w:abstractNumId w:val="12"/>
   </w:num>
   <w:num w:numId="33" w16cid:durableId="319234183">
-    <w:abstractNumId w:val="31"/>
-    <w:lvlOverride w:ilvl="0"/>
-    <w:lvlOverride w:ilvl="1">
-      <w:startOverride w:val="1"/>
-    </w:lvlOverride>
-    <w:lvlOverride w:ilvl="2"/>
-    <w:lvlOverride w:ilvl="3"/>
-    <w:lvlOverride w:ilvl="4"/>
-    <w:lvlOverride w:ilvl="5"/>
-    <w:lvlOverride w:ilvl="6"/>
-    <w:lvlOverride w:ilvl="7"/>
-    <w:lvlOverride w:ilvl="8"/>
+    <w:abstractNumId w:val="35"/>
   </w:num>
   <w:num w:numId="34" w16cid:durableId="209340040">
-    <w:abstractNumId w:val="27"/>
+    <w:abstractNumId w:val="30"/>
     <w:lvlOverride w:ilvl="0"/>
     <w:lvlOverride w:ilvl="1">
       <w:startOverride w:val="1"/>
@@ -20682,16 +21276,31 @@
     <w:lvlOverride w:ilvl="8"/>
   </w:num>
   <w:num w:numId="36" w16cid:durableId="1725711790">
-    <w:abstractNumId w:val="29"/>
+    <w:abstractNumId w:val="33"/>
   </w:num>
   <w:num w:numId="37" w16cid:durableId="1408116459">
+    <w:abstractNumId w:val="23"/>
+  </w:num>
+  <w:num w:numId="38" w16cid:durableId="1064596561">
+    <w:abstractNumId w:val="10"/>
+  </w:num>
+  <w:num w:numId="39" w16cid:durableId="1502966982">
+    <w:abstractNumId w:val="17"/>
+  </w:num>
+  <w:num w:numId="40" w16cid:durableId="187836353">
+    <w:abstractNumId w:val="31"/>
+  </w:num>
+  <w:num w:numId="41" w16cid:durableId="137963566">
+    <w:abstractNumId w:val="2"/>
+  </w:num>
+  <w:num w:numId="42" w16cid:durableId="1430469594">
+    <w:abstractNumId w:val="40"/>
+  </w:num>
+  <w:num w:numId="43" w16cid:durableId="2017073561">
     <w:abstractNumId w:val="20"/>
   </w:num>
-  <w:num w:numId="38" w16cid:durableId="1064596561">
-    <w:abstractNumId w:val="9"/>
-  </w:num>
-  <w:num w:numId="39" w16cid:durableId="1502966982">
-    <w:abstractNumId w:val="15"/>
+  <w:num w:numId="44" w16cid:durableId="700932589">
+    <w:abstractNumId w:val="11"/>
   </w:num>
   <w:numIdMacAtCleanup w:val="39"/>
 </w:numbering>
@@ -21191,7 +21800,6 @@
     <w:next w:val="Normal"/>
     <w:link w:val="Ttulo5Car"/>
     <w:uiPriority w:val="9"/>
-    <w:semiHidden/>
     <w:unhideWhenUsed/>
     <w:qFormat/>
     <w:rsid w:val="008E4449"/>
@@ -21212,7 +21820,6 @@
     <w:next w:val="Normal"/>
     <w:link w:val="Ttulo6Car"/>
     <w:uiPriority w:val="9"/>
-    <w:semiHidden/>
     <w:unhideWhenUsed/>
     <w:qFormat/>
     <w:rsid w:val="008E4449"/>
@@ -21235,7 +21842,6 @@
     <w:next w:val="Normal"/>
     <w:link w:val="Ttulo7Car"/>
     <w:uiPriority w:val="9"/>
-    <w:semiHidden/>
     <w:unhideWhenUsed/>
     <w:qFormat/>
     <w:rsid w:val="008E4449"/>
@@ -21256,7 +21862,6 @@
     <w:next w:val="Normal"/>
     <w:link w:val="Ttulo8Car"/>
     <w:uiPriority w:val="9"/>
-    <w:semiHidden/>
     <w:unhideWhenUsed/>
     <w:qFormat/>
     <w:rsid w:val="008E4449"/>
@@ -21297,6 +21902,7 @@
   <w:style w:type="character" w:default="1" w:styleId="Fuentedeprrafopredeter">
     <w:name w:val="Default Paragraph Font"/>
     <w:uiPriority w:val="1"/>
+    <w:semiHidden/>
     <w:unhideWhenUsed/>
   </w:style>
   <w:style w:type="table" w:default="1" w:styleId="Tablanormal">
@@ -21377,7 +21983,6 @@
     <w:basedOn w:val="Fuentedeprrafopredeter"/>
     <w:link w:val="Ttulo5"/>
     <w:uiPriority w:val="9"/>
-    <w:semiHidden/>
     <w:rsid w:val="008E4449"/>
     <w:rPr>
       <w:rFonts w:eastAsiaTheme="majorEastAsia" w:cstheme="majorBidi"/>
@@ -21389,7 +21994,6 @@
     <w:basedOn w:val="Fuentedeprrafopredeter"/>
     <w:link w:val="Ttulo6"/>
     <w:uiPriority w:val="9"/>
-    <w:semiHidden/>
     <w:rsid w:val="008E4449"/>
     <w:rPr>
       <w:rFonts w:eastAsiaTheme="majorEastAsia" w:cstheme="majorBidi"/>
@@ -21403,7 +22007,6 @@
     <w:basedOn w:val="Fuentedeprrafopredeter"/>
     <w:link w:val="Ttulo7"/>
     <w:uiPriority w:val="9"/>
-    <w:semiHidden/>
     <w:rsid w:val="008E4449"/>
     <w:rPr>
       <w:rFonts w:eastAsiaTheme="majorEastAsia" w:cstheme="majorBidi"/>
@@ -21415,7 +22018,6 @@
     <w:basedOn w:val="Fuentedeprrafopredeter"/>
     <w:link w:val="Ttulo8"/>
     <w:uiPriority w:val="9"/>
-    <w:semiHidden/>
     <w:rsid w:val="008E4449"/>
     <w:rPr>
       <w:rFonts w:eastAsiaTheme="majorEastAsia" w:cstheme="majorBidi"/>
